--- a/Fase 1/Evidencias Grupales/1.5_GuiaEstudiante_Fase 1_Definicion Proyecto APT.docx
+++ b/Fase 1/Evidencias Grupales/1.5_GuiaEstudiante_Fase 1_Definicion Proyecto APT.docx
@@ -128,18 +128,8 @@
                                     <w:color w:val="1F3864"/>
                                     <w:sz w:val="48"/>
                                   </w:rPr>
-                                  <w:t xml:space="preserve">Asignatura </w:t>
+                                  <w:t>Asignatura Capstone</w:t>
                                 </w:r>
-                                <w:proofErr w:type="spellStart"/>
-                                <w:r>
-                                  <w:rPr>
-                                    <w:b/>
-                                    <w:color w:val="1F3864"/>
-                                    <w:sz w:val="48"/>
-                                  </w:rPr>
-                                  <w:t>Capstone</w:t>
-                                </w:r>
-                                <w:proofErr w:type="spellEnd"/>
                               </w:p>
                             </w:txbxContent>
                           </wps:txbx>
@@ -186,47 +176,77 @@
               </wp:anchor>
             </w:drawing>
           </mc:Choice>
-          <mc:Fallback xmlns:cr="http://schemas.microsoft.com/office/comments/2020/reactions" xmlns="http://schemas.microsoft.com/office/tasks/2019/documenttasks" xmlns:dgm="http://schemas.openxmlformats.org/drawingml/2006/diagram" xmlns:lc="http://schemas.openxmlformats.org/drawingml/2006/lockedCanvas" xmlns:c="http://schemas.openxmlformats.org/drawingml/2006/chart" xmlns:pic="http://schemas.openxmlformats.org/drawingml/2006/picture" xmlns:a="http://schemas.openxmlformats.org/drawingml/2006/main" xmlns:sl="http://schemas.openxmlformats.org/schemaLibrary/2006/main">
-            <w:drawing>
-              <wp:anchor allowOverlap="1" behindDoc="0" distB="0" distT="0" distL="114300" distR="114300" hidden="0" layoutInCell="1" locked="0" relativeHeight="0" simplePos="0">
-                <wp:simplePos x="0" y="0"/>
-                <wp:positionH relativeFrom="column">
-                  <wp:posOffset>-435398</wp:posOffset>
-                </wp:positionH>
-                <wp:positionV relativeFrom="paragraph">
-                  <wp:posOffset>33444</wp:posOffset>
-                </wp:positionV>
-                <wp:extent cx="6580505" cy="1486535"/>
-                <wp:effectExtent b="0" l="0" r="0" t="0"/>
-                <wp:wrapNone/>
-                <wp:docPr id="48" name="image2.png"/>
-                <a:graphic>
-                  <a:graphicData uri="http://schemas.openxmlformats.org/drawingml/2006/picture">
-                    <pic:pic>
-                      <pic:nvPicPr>
-                        <pic:cNvPr id="0" name="image2.png"/>
-                        <pic:cNvPicPr preferRelativeResize="0"/>
-                      </pic:nvPicPr>
-                      <pic:blipFill>
-                        <a:blip r:embed="rId8"/>
-                        <a:srcRect/>
-                        <a:stretch>
-                          <a:fillRect/>
-                        </a:stretch>
-                      </pic:blipFill>
-                      <pic:spPr>
-                        <a:xfrm>
-                          <a:off x="0" y="0"/>
-                          <a:ext cx="6580505" cy="1486535"/>
-                        </a:xfrm>
-                        <a:prstGeom prst="rect"/>
-                        <a:ln/>
-                      </pic:spPr>
-                    </pic:pic>
-                  </a:graphicData>
-                </a:graphic>
-              </wp:anchor>
-            </w:drawing>
+          <mc:Fallback>
+            <w:pict>
+              <v:group w14:anchorId="37B52D3D" id="Grupo 48" o:spid="_x0000_s1026" style="position:absolute;margin-left:-34.3pt;margin-top:2.65pt;width:518.15pt;height:117.05pt;z-index:251658240" coordorigin="20557,30367" coordsize="65805,14865" o:gfxdata="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">
+                <v:group id="Grupo 1226762269" o:spid="_x0000_s1027" style="position:absolute;left:20557;top:30367;width:65805;height:14865" coordsize="59034,14868" o:gfxdata="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">
+                  <v:rect id="Rectángulo 1723944105" o:spid="_x0000_s1028" style="position:absolute;width:59034;height:14868;visibility:visible;mso-wrap-style:square;v-text-anchor:middle" o:gfxdata="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" filled="f" stroked="f">
+                    <v:textbox inset="2.53958mm,2.53958mm,2.53958mm,2.53958mm">
+                      <w:txbxContent>
+                        <w:p>
+                          <w:pPr>
+                            <w:spacing w:after="0" w:line="240" w:lineRule="auto"/>
+                            <w:textDirection w:val="btLr"/>
+                          </w:pPr>
+                        </w:p>
+                      </w:txbxContent>
+                    </v:textbox>
+                  </v:rect>
+                  <v:rect id="Rectángulo 2059561179" o:spid="_x0000_s1029" style="position:absolute;left:10247;top:2391;width:48787;height:12363;visibility:visible;mso-wrap-style:square;v-text-anchor:top" o:gfxdata="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" filled="f" stroked="f">
+                    <v:textbox inset="2.53958mm,1.2694mm,2.53958mm,1.2694mm">
+                      <w:txbxContent>
+                        <w:p>
+                          <w:pPr>
+                            <w:spacing w:after="0" w:line="240" w:lineRule="auto"/>
+                            <w:textDirection w:val="btLr"/>
+                          </w:pPr>
+                        </w:p>
+                        <w:p>
+                          <w:pPr>
+                            <w:spacing w:after="0" w:line="240" w:lineRule="auto"/>
+                            <w:textDirection w:val="btLr"/>
+                          </w:pPr>
+                          <w:r>
+                            <w:rPr>
+                              <w:b/>
+                              <w:color w:val="1F3864"/>
+                              <w:sz w:val="48"/>
+                            </w:rPr>
+                            <w:t xml:space="preserve">Guía1. Definición Proyecto APT </w:t>
+                          </w:r>
+                        </w:p>
+                        <w:p>
+                          <w:pPr>
+                            <w:spacing w:after="0" w:line="240" w:lineRule="auto"/>
+                            <w:textDirection w:val="btLr"/>
+                          </w:pPr>
+                          <w:r>
+                            <w:rPr>
+                              <w:b/>
+                              <w:color w:val="1F3864"/>
+                              <w:sz w:val="48"/>
+                            </w:rPr>
+                            <w:t>Asignatura Capstone</w:t>
+                          </w:r>
+                        </w:p>
+                      </w:txbxContent>
+                    </v:textbox>
+                  </v:rect>
+                  <v:rect id="Rectángulo 1751102416" o:spid="_x0000_s1030" style="position:absolute;width:9931;height:14868;visibility:visible;mso-wrap-style:square;v-text-anchor:middle" o:gfxdata="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" fillcolor="#1f3864" stroked="f">
+                    <v:textbox inset="2.53958mm,2.53958mm,2.53958mm,2.53958mm">
+                      <w:txbxContent>
+                        <w:p>
+                          <w:pPr>
+                            <w:spacing w:after="0" w:line="240" w:lineRule="auto"/>
+                            <w:textDirection w:val="btLr"/>
+                          </w:pPr>
+                        </w:p>
+                      </w:txbxContent>
+                    </v:textbox>
+                  </v:rect>
+                </v:group>
+              </v:group>
+            </w:pict>
           </mc:Fallback>
         </mc:AlternateContent>
       </w:r>
@@ -651,17 +671,13 @@
                 <w:bCs/>
               </w:rPr>
             </w:pPr>
-            <w:hyperlink r:id="rId9">
-              <w:r>
-                <w:rPr>
-                  <w:b/>
-                  <w:bCs/>
-                  <w:color w:val="0000EE"/>
-                  <w:u w:val="single"/>
-                </w:rPr>
-                <w:t>FRANCO IGNACIO NUNEZ ACEVEDO</w:t>
-              </w:r>
-            </w:hyperlink>
+            <w:r>
+              <w:rPr>
+                <w:b/>
+                <w:bCs/>
+              </w:rPr>
+              <w:t>Franco Ignacio Núñez Acevedo</w:t>
+            </w:r>
           </w:p>
         </w:tc>
       </w:tr>
@@ -977,7 +993,6 @@
                 <w:bCs/>
               </w:rPr>
             </w:pPr>
-            <w:proofErr w:type="spellStart"/>
             <w:r>
               <w:rPr>
                 <w:b/>
@@ -987,7 +1002,6 @@
               </w:rPr>
               <w:t>Walkan</w:t>
             </w:r>
-            <w:proofErr w:type="spellEnd"/>
           </w:p>
         </w:tc>
       </w:tr>
@@ -1013,23 +1027,7 @@
                 <w:lang w:val="pt-BR"/>
               </w:rPr>
               <w:lastRenderedPageBreak/>
-              <w:t xml:space="preserve">Área (s) de </w:t>
-            </w:r>
-            <w:proofErr w:type="spellStart"/>
-            <w:r>
-              <w:rPr>
-                <w:color w:val="1F3864"/>
-                <w:lang w:val="pt-BR"/>
-              </w:rPr>
-              <w:t>desempeño</w:t>
-            </w:r>
-            <w:proofErr w:type="spellEnd"/>
-            <w:r>
-              <w:rPr>
-                <w:color w:val="1F3864"/>
-                <w:lang w:val="pt-BR"/>
-              </w:rPr>
-              <w:t>(s)</w:t>
+              <w:t>Área (s) de desempeño(s)</w:t>
             </w:r>
           </w:p>
         </w:tc>
@@ -1180,25 +1178,7 @@
                 <w:sz w:val="20"/>
                 <w:szCs w:val="20"/>
               </w:rPr>
-              <w:t xml:space="preserve">Evaluar y gestionar proyectos en su área de especialización profesional, durante todo el ciclo de vida, </w:t>
-            </w:r>
-            <w:proofErr w:type="gramStart"/>
-            <w:r>
-              <w:rPr>
-                <w:color w:val="548DD4"/>
-                <w:sz w:val="20"/>
-                <w:szCs w:val="20"/>
-              </w:rPr>
-              <w:t>de acuerdo a</w:t>
-            </w:r>
-            <w:proofErr w:type="gramEnd"/>
-            <w:r>
-              <w:rPr>
-                <w:color w:val="548DD4"/>
-                <w:sz w:val="20"/>
-                <w:szCs w:val="20"/>
-              </w:rPr>
-              <w:t xml:space="preserve"> buenas prácticas y utilizando metodologías y herramientas de software.</w:t>
+              <w:t>Evaluar y gestionar proyectos en su área de especialización profesional, durante todo el ciclo de vida, de acuerdo a buenas prácticas y utilizando metodologías y herramientas de software.</w:t>
             </w:r>
           </w:p>
         </w:tc>
@@ -1413,25 +1393,7 @@
                 <w:sz w:val="20"/>
                 <w:szCs w:val="20"/>
               </w:rPr>
-              <w:t xml:space="preserve"> Las pequeñas y medianas empresas (</w:t>
-            </w:r>
-            <w:proofErr w:type="spellStart"/>
-            <w:r>
-              <w:rPr>
-                <w:color w:val="548DD4"/>
-                <w:sz w:val="20"/>
-                <w:szCs w:val="20"/>
-              </w:rPr>
-              <w:t>PYMEs</w:t>
-            </w:r>
-            <w:proofErr w:type="spellEnd"/>
-            <w:r>
-              <w:rPr>
-                <w:color w:val="548DD4"/>
-                <w:sz w:val="20"/>
-                <w:szCs w:val="20"/>
-              </w:rPr>
-              <w:t>) sufren pérdidas financieras constantes debido a una mala gestión de existencias: quiebres de stock por falta de previsión, acumulación de productos de baja rotación y procesos manuales lentos en la generación de órdenes de compra. Este tema es crítico para la ingeniería en informática, ya que combina la automatización de procesos clave con el análisis predictivo de datos para mejorar directamente la competitividad y sostenibilidad económica de un negocio.</w:t>
+              <w:t xml:space="preserve"> Las pequeñas y medianas empresas (PYMEs) sufren pérdidas financieras constantes debido a una mala gestión de existencias: quiebres de stock por falta de previsión, acumulación de productos de baja rotación y procesos manuales lentos en la generación de órdenes de compra. Este tema es crítico para la ingeniería en informática, ya que combina la automatización de procesos clave con el análisis predictivo de datos para mejorar directamente la competitividad y sostenibilidad económica de un negocio.</w:t>
             </w:r>
           </w:p>
           <w:p>
@@ -1466,43 +1428,7 @@
                 <w:sz w:val="20"/>
                 <w:szCs w:val="20"/>
               </w:rPr>
-              <w:t xml:space="preserve"> El proyecto se sitúa estratégicamente en el sector comercio minorista y </w:t>
-            </w:r>
-            <w:proofErr w:type="spellStart"/>
-            <w:r>
-              <w:rPr>
-                <w:color w:val="548DD4"/>
-                <w:sz w:val="20"/>
-                <w:szCs w:val="20"/>
-              </w:rPr>
-              <w:t>PYMEs</w:t>
-            </w:r>
-            <w:proofErr w:type="spellEnd"/>
-            <w:r>
-              <w:rPr>
-                <w:color w:val="548DD4"/>
-                <w:sz w:val="20"/>
-                <w:szCs w:val="20"/>
-              </w:rPr>
-              <w:t xml:space="preserve"> locales de la Región Metropolitana (Comuna de Huechuraba, Recoleta, Independencia y alrededores). Se orienta a negocios de barrio, </w:t>
-            </w:r>
-            <w:proofErr w:type="spellStart"/>
-            <w:r>
-              <w:rPr>
-                <w:color w:val="548DD4"/>
-                <w:sz w:val="20"/>
-                <w:szCs w:val="20"/>
-              </w:rPr>
-              <w:t>minimarkets</w:t>
-            </w:r>
-            <w:proofErr w:type="spellEnd"/>
-            <w:r>
-              <w:rPr>
-                <w:color w:val="548DD4"/>
-                <w:sz w:val="20"/>
-                <w:szCs w:val="20"/>
-              </w:rPr>
-              <w:t xml:space="preserve"> y distribuidoras pequeñas.</w:t>
+              <w:t xml:space="preserve"> El proyecto se sitúa estratégicamente en el sector comercio minorista y PYMEs locales de la Región Metropolitana (Comuna de Huechuraba, Recoleta, Independencia y alrededores). Se orienta a negocios de barrio, minimarkets y distribuidoras pequeñas.</w:t>
             </w:r>
           </w:p>
           <w:p>
@@ -1537,25 +1463,7 @@
                 <w:sz w:val="20"/>
                 <w:szCs w:val="20"/>
               </w:rPr>
-              <w:t xml:space="preserve"> Dueños de </w:t>
-            </w:r>
-            <w:proofErr w:type="spellStart"/>
-            <w:r>
-              <w:rPr>
-                <w:color w:val="548DD4"/>
-                <w:sz w:val="20"/>
-                <w:szCs w:val="20"/>
-              </w:rPr>
-              <w:t>PYMEs</w:t>
-            </w:r>
-            <w:proofErr w:type="spellEnd"/>
-            <w:r>
-              <w:rPr>
-                <w:color w:val="548DD4"/>
-                <w:sz w:val="20"/>
-                <w:szCs w:val="20"/>
-              </w:rPr>
-              <w:t>, administradores de bodegas, encargados de compras y proveedores locales que interactúan con estos comercios.</w:t>
+              <w:t xml:space="preserve"> Dueños de PYMEs, administradores de bodegas, encargados de compras y proveedores locales que interactúan con estos comercios.</w:t>
             </w:r>
           </w:p>
           <w:p>
@@ -1763,9 +1671,387 @@
                 <w:sz w:val="20"/>
                 <w:szCs w:val="20"/>
               </w:rPr>
-              <w:t xml:space="preserve">top </w:t>
-            </w:r>
-            <w:proofErr w:type="spellStart"/>
+              <w:t>top sellers</w:t>
+            </w:r>
+            <w:r>
+              <w:rPr>
+                <w:color w:val="548DD4"/>
+                <w:sz w:val="20"/>
+                <w:szCs w:val="20"/>
+              </w:rPr>
+              <w:t>) y aquellos de lenta salida.</w:t>
+            </w:r>
+          </w:p>
+          <w:p>
+            <w:pPr>
+              <w:numPr>
+                <w:ilvl w:val="0"/>
+                <w:numId w:val="4"/>
+              </w:numPr>
+              <w:spacing w:after="0"/>
+              <w:rPr>
+                <w:color w:val="548DD4"/>
+                <w:sz w:val="20"/>
+                <w:szCs w:val="20"/>
+              </w:rPr>
+            </w:pPr>
+            <w:r>
+              <w:rPr>
+                <w:b/>
+                <w:bCs/>
+                <w:color w:val="548DD4"/>
+                <w:sz w:val="20"/>
+                <w:szCs w:val="20"/>
+              </w:rPr>
+              <w:t>Almacenamiento Local Liviano y Eficiente:</w:t>
+            </w:r>
+            <w:r>
+              <w:rPr>
+                <w:color w:val="548DD4"/>
+                <w:sz w:val="20"/>
+                <w:szCs w:val="20"/>
+              </w:rPr>
+              <w:t xml:space="preserve"> Implementación con SQLite y optimización de rendimiento para hardware de bajos recursos: la caja de venta corre en un TV Box con Linux, vende sin conexión a internet y sincroniza sus datos con la plataforma web.</w:t>
+            </w:r>
+          </w:p>
+          <w:p>
+            <w:pPr>
+              <w:numPr>
+                <w:ilvl w:val="0"/>
+                <w:numId w:val="4"/>
+              </w:numPr>
+              <w:spacing w:after="240"/>
+              <w:rPr>
+                <w:color w:val="548DD4"/>
+                <w:sz w:val="20"/>
+                <w:szCs w:val="20"/>
+              </w:rPr>
+            </w:pPr>
+            <w:r>
+              <w:rPr>
+                <w:b/>
+                <w:bCs/>
+                <w:color w:val="548DD4"/>
+                <w:sz w:val="20"/>
+                <w:szCs w:val="20"/>
+              </w:rPr>
+              <w:t>Chatbot simple</w:t>
+            </w:r>
+            <w:r>
+              <w:rPr>
+                <w:color w:val="548DD4"/>
+                <w:sz w:val="20"/>
+                <w:szCs w:val="20"/>
+              </w:rPr>
+              <w:t>: implementación con WhatsApp o Telegram para realizar consultas rápidas de inventario por medio de un chatbot conectado a la base de datos (funcionalidad opcional, se incorpora si el tiempo lo permite).</w:t>
+            </w:r>
+          </w:p>
+        </w:tc>
+      </w:tr>
+      <w:tr>
+        <w:trPr>
+          <w:trHeight w:val="866"/>
+        </w:trPr>
+        <w:tc>
+          <w:tcPr>
+            <w:tcW w:w="2386" w:type="dxa"/>
+            <w:vAlign w:val="center"/>
+          </w:tcPr>
+          <w:p>
+            <w:pPr>
+              <w:rPr>
+                <w:color w:val="1F3864"/>
+              </w:rPr>
+            </w:pPr>
+            <w:r>
+              <w:rPr>
+                <w:color w:val="1F3864"/>
+              </w:rPr>
+              <w:lastRenderedPageBreak/>
+              <w:t>Pertinencia del proyecto con el perfil de egreso</w:t>
+            </w:r>
+          </w:p>
+        </w:tc>
+        <w:tc>
+          <w:tcPr>
+            <w:tcW w:w="7112" w:type="dxa"/>
+            <w:vAlign w:val="center"/>
+          </w:tcPr>
+          <w:p>
+            <w:pPr>
+              <w:spacing w:before="240" w:after="240"/>
+              <w:jc w:val="both"/>
+              <w:rPr>
+                <w:color w:val="548DD4"/>
+                <w:sz w:val="20"/>
+                <w:szCs w:val="20"/>
+              </w:rPr>
+            </w:pPr>
+            <w:r>
+              <w:rPr>
+                <w:color w:val="548DD4"/>
+                <w:sz w:val="20"/>
+                <w:szCs w:val="20"/>
+              </w:rPr>
+              <w:t>El proyecto exige poner en práctica las competencias clave de la carrera de Ingeniería en Informática:</w:t>
+            </w:r>
+          </w:p>
+          <w:p>
+            <w:pPr>
+              <w:numPr>
+                <w:ilvl w:val="0"/>
+                <w:numId w:val="1"/>
+              </w:numPr>
+              <w:spacing w:before="240" w:after="0"/>
+              <w:rPr>
+                <w:color w:val="548DD4"/>
+                <w:sz w:val="20"/>
+                <w:szCs w:val="20"/>
+              </w:rPr>
+            </w:pPr>
+            <w:r>
+              <w:rPr>
+                <w:b/>
+                <w:bCs/>
+                <w:color w:val="548DD4"/>
+                <w:sz w:val="20"/>
+                <w:szCs w:val="20"/>
+              </w:rPr>
+              <w:t>Diseño e innovación de software:</w:t>
+            </w:r>
+            <w:r>
+              <w:rPr>
+                <w:color w:val="548DD4"/>
+                <w:sz w:val="20"/>
+                <w:szCs w:val="20"/>
+              </w:rPr>
+              <w:t xml:space="preserve"> Requiere construir una arquitectura modular en TypeScript (NestJS en el servidor y React en el panel), aplicando buenas prácticas de desarrollo, componentes reutilizables y código limpio.</w:t>
+            </w:r>
+          </w:p>
+          <w:p>
+            <w:pPr>
+              <w:numPr>
+                <w:ilvl w:val="0"/>
+                <w:numId w:val="1"/>
+              </w:numPr>
+              <w:spacing w:after="0"/>
+              <w:rPr>
+                <w:color w:val="548DD4"/>
+                <w:sz w:val="20"/>
+                <w:szCs w:val="20"/>
+              </w:rPr>
+            </w:pPr>
+            <w:r>
+              <w:rPr>
+                <w:b/>
+                <w:bCs/>
+                <w:color w:val="548DD4"/>
+                <w:sz w:val="20"/>
+                <w:szCs w:val="20"/>
+              </w:rPr>
+              <w:t>Gestión de datos relacionales:</w:t>
+            </w:r>
+            <w:r>
+              <w:rPr>
+                <w:color w:val="548DD4"/>
+                <w:sz w:val="20"/>
+                <w:szCs w:val="20"/>
+              </w:rPr>
+              <w:t xml:space="preserve"> La estructuración de inventarios, proveedores, ventas e historial predictivo requiere un modelado riguroso en SQLite, asegurando integridad referencial, transacciones seguras y consultas optimizadas.</w:t>
+            </w:r>
+          </w:p>
+          <w:p>
+            <w:pPr>
+              <w:numPr>
+                <w:ilvl w:val="0"/>
+                <w:numId w:val="1"/>
+              </w:numPr>
+              <w:spacing w:after="240"/>
+              <w:rPr>
+                <w:color w:val="548DD4"/>
+                <w:sz w:val="20"/>
+                <w:szCs w:val="20"/>
+              </w:rPr>
+            </w:pPr>
+            <w:r>
+              <w:rPr>
+                <w:b/>
+                <w:bCs/>
+                <w:color w:val="548DD4"/>
+                <w:sz w:val="20"/>
+                <w:szCs w:val="20"/>
+              </w:rPr>
+              <w:t>Gestión y evaluación de proyectos:</w:t>
+            </w:r>
+            <w:r>
+              <w:rPr>
+                <w:color w:val="548DD4"/>
+                <w:sz w:val="20"/>
+                <w:szCs w:val="20"/>
+              </w:rPr>
+              <w:t xml:space="preserve"> Permite aplicar la metodología ágil SCRUM para estimar tiempos, priorizar funcionalidades en sprints e iterar según los requerimientos reales del mercado de PYMEs.</w:t>
+            </w:r>
+          </w:p>
+        </w:tc>
+      </w:tr>
+      <w:tr>
+        <w:trPr>
+          <w:trHeight w:val="866"/>
+        </w:trPr>
+        <w:tc>
+          <w:tcPr>
+            <w:tcW w:w="2386" w:type="dxa"/>
+            <w:vAlign w:val="center"/>
+          </w:tcPr>
+          <w:p>
+            <w:pPr>
+              <w:rPr>
+                <w:color w:val="1F3864"/>
+              </w:rPr>
+            </w:pPr>
+            <w:r>
+              <w:rPr>
+                <w:color w:val="1F3864"/>
+              </w:rPr>
+              <w:t>Relación con los intereses profesionales</w:t>
+            </w:r>
+          </w:p>
+        </w:tc>
+        <w:tc>
+          <w:tcPr>
+            <w:tcW w:w="7112" w:type="dxa"/>
+            <w:vAlign w:val="center"/>
+          </w:tcPr>
+          <w:p>
+            <w:pPr>
+              <w:jc w:val="both"/>
+              <w:rPr>
+                <w:color w:val="548DD4"/>
+                <w:sz w:val="20"/>
+                <w:szCs w:val="20"/>
+              </w:rPr>
+            </w:pPr>
+            <w:r>
+              <w:rPr>
+                <w:color w:val="548DD4"/>
+                <w:sz w:val="20"/>
+                <w:szCs w:val="20"/>
+              </w:rPr>
+              <w:t xml:space="preserve">Este proyecto responde a nuestro interés por el emprendimiento tecnológico, la arquitectura de software moderna y la automatización de procesos de negocio. Nos permite consolidar capacidades técnicas en desarrollo Fullstack con TypeScript y React, además de ejercer un liderazgo servicial y trabajo en equipo para crear un producto escalable que pueda derivar en un modelo de negocio de software independiente (SaaS o licenciamiento local). </w:t>
+            </w:r>
+          </w:p>
+        </w:tc>
+      </w:tr>
+      <w:tr>
+        <w:trPr>
+          <w:trHeight w:val="132"/>
+        </w:trPr>
+        <w:tc>
+          <w:tcPr>
+            <w:tcW w:w="2386" w:type="dxa"/>
+            <w:vAlign w:val="center"/>
+          </w:tcPr>
+          <w:p>
+            <w:pPr>
+              <w:rPr>
+                <w:color w:val="1F3864"/>
+              </w:rPr>
+            </w:pPr>
+            <w:r>
+              <w:rPr>
+                <w:color w:val="1F3864"/>
+              </w:rPr>
+              <w:t>Factibilidad de desarrollo del Proyecto APT</w:t>
+            </w:r>
+          </w:p>
+        </w:tc>
+        <w:tc>
+          <w:tcPr>
+            <w:tcW w:w="7112" w:type="dxa"/>
+            <w:vAlign w:val="center"/>
+          </w:tcPr>
+          <w:p>
+            <w:pPr>
+              <w:spacing w:before="240" w:after="240"/>
+              <w:jc w:val="both"/>
+              <w:rPr>
+                <w:color w:val="548DD4"/>
+                <w:sz w:val="20"/>
+                <w:szCs w:val="20"/>
+              </w:rPr>
+            </w:pPr>
+            <w:r>
+              <w:rPr>
+                <w:color w:val="548DD4"/>
+                <w:sz w:val="20"/>
+                <w:szCs w:val="20"/>
+              </w:rPr>
+              <w:t>El proyecto es altamente factible de desarrollar durante el semestre por las siguientes razones:</w:t>
+            </w:r>
+          </w:p>
+          <w:p>
+            <w:pPr>
+              <w:numPr>
+                <w:ilvl w:val="0"/>
+                <w:numId w:val="3"/>
+              </w:numPr>
+              <w:spacing w:before="240" w:after="0"/>
+              <w:rPr>
+                <w:color w:val="548DD4"/>
+                <w:sz w:val="20"/>
+                <w:szCs w:val="20"/>
+              </w:rPr>
+            </w:pPr>
+            <w:r>
+              <w:rPr>
+                <w:b/>
+                <w:bCs/>
+                <w:color w:val="548DD4"/>
+                <w:sz w:val="20"/>
+                <w:szCs w:val="20"/>
+              </w:rPr>
+              <w:t>Tiempo y dedicación:</w:t>
+            </w:r>
+            <w:r>
+              <w:rPr>
+                <w:color w:val="548DD4"/>
+                <w:sz w:val="20"/>
+                <w:szCs w:val="20"/>
+              </w:rPr>
+              <w:t xml:space="preserve"> Las 18 semanas de la asignatura y las horas asignadas permiten abordar el ciclo de vida completo utilizando una metodología ágil (SCRUM) dividida en 3 fases clave.</w:t>
+            </w:r>
+          </w:p>
+          <w:p>
+            <w:pPr>
+              <w:numPr>
+                <w:ilvl w:val="0"/>
+                <w:numId w:val="3"/>
+              </w:numPr>
+              <w:spacing w:after="0"/>
+              <w:rPr>
+                <w:color w:val="548DD4"/>
+                <w:sz w:val="20"/>
+                <w:szCs w:val="20"/>
+              </w:rPr>
+            </w:pPr>
+            <w:r>
+              <w:rPr>
+                <w:b/>
+                <w:bCs/>
+                <w:color w:val="548DD4"/>
+                <w:sz w:val="20"/>
+                <w:szCs w:val="20"/>
+              </w:rPr>
+              <w:t>Materiales y Stack Tecnológico:</w:t>
+            </w:r>
+            <w:r>
+              <w:rPr>
+                <w:color w:val="548DD4"/>
+                <w:sz w:val="20"/>
+                <w:szCs w:val="20"/>
+              </w:rPr>
+              <w:t xml:space="preserve"> Se utilizan tecnologías de código abierto (</w:t>
+            </w:r>
             <w:r>
               <w:rPr>
                 <w:i/>
@@ -1774,681 +2060,15 @@
                 <w:sz w:val="20"/>
                 <w:szCs w:val="20"/>
               </w:rPr>
-              <w:t>sellers</w:t>
-            </w:r>
-            <w:proofErr w:type="spellEnd"/>
+              <w:t>open source</w:t>
+            </w:r>
             <w:r>
               <w:rPr>
                 <w:color w:val="548DD4"/>
                 <w:sz w:val="20"/>
                 <w:szCs w:val="20"/>
               </w:rPr>
-              <w:t>) y aquellos de lenta salida.</w:t>
-            </w:r>
-          </w:p>
-          <w:p>
-            <w:pPr>
-              <w:numPr>
-                <w:ilvl w:val="0"/>
-                <w:numId w:val="4"/>
-              </w:numPr>
-              <w:spacing w:after="0"/>
-              <w:rPr>
-                <w:color w:val="548DD4"/>
-                <w:sz w:val="20"/>
-                <w:szCs w:val="20"/>
-              </w:rPr>
-            </w:pPr>
-            <w:r>
-              <w:rPr>
-                <w:b/>
-                <w:bCs/>
-                <w:color w:val="548DD4"/>
-                <w:sz w:val="20"/>
-                <w:szCs w:val="20"/>
-              </w:rPr>
-              <w:t>Almacenamiento Local Liviano y Eficiente:</w:t>
-            </w:r>
-            <w:r>
-              <w:rPr>
-                <w:color w:val="548DD4"/>
-                <w:sz w:val="20"/>
-                <w:szCs w:val="20"/>
-              </w:rPr>
-              <w:t xml:space="preserve"> Implementación con SQLite y optimización de rendimiento para hardware de bajos recursos: la caja de venta corre en un TV Box con Linux, vende sin conexión a internet y sincroniza sus datos con la plataforma web.</w:t>
-            </w:r>
-          </w:p>
-          <w:p>
-            <w:pPr>
-              <w:numPr>
-                <w:ilvl w:val="0"/>
-                <w:numId w:val="4"/>
-              </w:numPr>
-              <w:spacing w:after="240"/>
-              <w:rPr>
-                <w:color w:val="548DD4"/>
-                <w:sz w:val="20"/>
-                <w:szCs w:val="20"/>
-              </w:rPr>
-            </w:pPr>
-            <w:proofErr w:type="spellStart"/>
-            <w:r>
-              <w:rPr>
-                <w:b/>
-                <w:bCs/>
-                <w:color w:val="548DD4"/>
-                <w:sz w:val="20"/>
-                <w:szCs w:val="20"/>
-              </w:rPr>
-              <w:t>Chatbot</w:t>
-            </w:r>
-            <w:proofErr w:type="spellEnd"/>
-            <w:r>
-              <w:rPr>
-                <w:b/>
-                <w:bCs/>
-                <w:color w:val="548DD4"/>
-                <w:sz w:val="20"/>
-                <w:szCs w:val="20"/>
-              </w:rPr>
-              <w:t xml:space="preserve"> simple</w:t>
-            </w:r>
-            <w:r>
-              <w:rPr>
-                <w:color w:val="548DD4"/>
-                <w:sz w:val="20"/>
-                <w:szCs w:val="20"/>
-              </w:rPr>
-              <w:t xml:space="preserve">: implementación con WhatsApp o </w:t>
-            </w:r>
-            <w:proofErr w:type="spellStart"/>
-            <w:r>
-              <w:rPr>
-                <w:color w:val="548DD4"/>
-                <w:sz w:val="20"/>
-                <w:szCs w:val="20"/>
-              </w:rPr>
-              <w:t>Telegram</w:t>
-            </w:r>
-            <w:proofErr w:type="spellEnd"/>
-            <w:r>
-              <w:rPr>
-                <w:color w:val="548DD4"/>
-                <w:sz w:val="20"/>
-                <w:szCs w:val="20"/>
-              </w:rPr>
-              <w:t xml:space="preserve"> para realizar consultas rápidas de inventario por medio de un </w:t>
-            </w:r>
-            <w:proofErr w:type="spellStart"/>
-            <w:r>
-              <w:rPr>
-                <w:color w:val="548DD4"/>
-                <w:sz w:val="20"/>
-                <w:szCs w:val="20"/>
-              </w:rPr>
-              <w:t>chatbot</w:t>
-            </w:r>
-            <w:proofErr w:type="spellEnd"/>
-            <w:r>
-              <w:rPr>
-                <w:color w:val="548DD4"/>
-                <w:sz w:val="20"/>
-                <w:szCs w:val="20"/>
-              </w:rPr>
-              <w:t xml:space="preserve"> conectado a la base de datos (funcionalidad opcional, se incorpora si el tiempo lo permite).</w:t>
-            </w:r>
-          </w:p>
-        </w:tc>
-      </w:tr>
-      <w:tr>
-        <w:trPr>
-          <w:trHeight w:val="866"/>
-        </w:trPr>
-        <w:tc>
-          <w:tcPr>
-            <w:tcW w:w="2386" w:type="dxa"/>
-            <w:vAlign w:val="center"/>
-          </w:tcPr>
-          <w:p>
-            <w:pPr>
-              <w:rPr>
-                <w:color w:val="1F3864"/>
-              </w:rPr>
-            </w:pPr>
-            <w:r>
-              <w:rPr>
-                <w:color w:val="1F3864"/>
-              </w:rPr>
-              <w:lastRenderedPageBreak/>
-              <w:t>Pertinencia del proyecto con el perfil de egreso</w:t>
-            </w:r>
-          </w:p>
-        </w:tc>
-        <w:tc>
-          <w:tcPr>
-            <w:tcW w:w="7112" w:type="dxa"/>
-            <w:vAlign w:val="center"/>
-          </w:tcPr>
-          <w:p>
-            <w:pPr>
-              <w:spacing w:before="240" w:after="240"/>
-              <w:jc w:val="both"/>
-              <w:rPr>
-                <w:color w:val="548DD4"/>
-                <w:sz w:val="20"/>
-                <w:szCs w:val="20"/>
-              </w:rPr>
-            </w:pPr>
-            <w:r>
-              <w:rPr>
-                <w:color w:val="548DD4"/>
-                <w:sz w:val="20"/>
-                <w:szCs w:val="20"/>
-              </w:rPr>
-              <w:t>El proyecto exige poner en práctica las competencias clave de la carrera de Ingeniería en Informática:</w:t>
-            </w:r>
-          </w:p>
-          <w:p>
-            <w:pPr>
-              <w:numPr>
-                <w:ilvl w:val="0"/>
-                <w:numId w:val="1"/>
-              </w:numPr>
-              <w:spacing w:before="240" w:after="0"/>
-              <w:rPr>
-                <w:color w:val="548DD4"/>
-                <w:sz w:val="20"/>
-                <w:szCs w:val="20"/>
-              </w:rPr>
-            </w:pPr>
-            <w:r>
-              <w:rPr>
-                <w:b/>
-                <w:bCs/>
-                <w:color w:val="548DD4"/>
-                <w:sz w:val="20"/>
-                <w:szCs w:val="20"/>
-              </w:rPr>
-              <w:t>Diseño e innovación de software:</w:t>
-            </w:r>
-            <w:r>
-              <w:rPr>
-                <w:color w:val="548DD4"/>
-                <w:sz w:val="20"/>
-                <w:szCs w:val="20"/>
-              </w:rPr>
-              <w:t xml:space="preserve"> Requiere construir una arquitectura modular en </w:t>
-            </w:r>
-            <w:proofErr w:type="spellStart"/>
-            <w:r>
-              <w:rPr>
-                <w:color w:val="548DD4"/>
-                <w:sz w:val="20"/>
-                <w:szCs w:val="20"/>
-              </w:rPr>
-              <w:t>TypeScript</w:t>
-            </w:r>
-            <w:proofErr w:type="spellEnd"/>
-            <w:r>
-              <w:rPr>
-                <w:color w:val="548DD4"/>
-                <w:sz w:val="20"/>
-                <w:szCs w:val="20"/>
-              </w:rPr>
-              <w:t xml:space="preserve"> (</w:t>
-            </w:r>
-            <w:proofErr w:type="spellStart"/>
-            <w:r>
-              <w:rPr>
-                <w:color w:val="548DD4"/>
-                <w:sz w:val="20"/>
-                <w:szCs w:val="20"/>
-              </w:rPr>
-              <w:t>NestJS</w:t>
-            </w:r>
-            <w:proofErr w:type="spellEnd"/>
-            <w:r>
-              <w:rPr>
-                <w:color w:val="548DD4"/>
-                <w:sz w:val="20"/>
-                <w:szCs w:val="20"/>
-              </w:rPr>
-              <w:t xml:space="preserve"> en el servidor y </w:t>
-            </w:r>
-            <w:proofErr w:type="spellStart"/>
-            <w:r>
-              <w:rPr>
-                <w:color w:val="548DD4"/>
-                <w:sz w:val="20"/>
-                <w:szCs w:val="20"/>
-              </w:rPr>
-              <w:t>React</w:t>
-            </w:r>
-            <w:proofErr w:type="spellEnd"/>
-            <w:r>
-              <w:rPr>
-                <w:color w:val="548DD4"/>
-                <w:sz w:val="20"/>
-                <w:szCs w:val="20"/>
-              </w:rPr>
-              <w:t xml:space="preserve"> en el panel), aplicando buenas prácticas de desarrollo, componentes reutilizables y código limpio.</w:t>
-            </w:r>
-          </w:p>
-          <w:p>
-            <w:pPr>
-              <w:numPr>
-                <w:ilvl w:val="0"/>
-                <w:numId w:val="1"/>
-              </w:numPr>
-              <w:spacing w:after="0"/>
-              <w:rPr>
-                <w:color w:val="548DD4"/>
-                <w:sz w:val="20"/>
-                <w:szCs w:val="20"/>
-              </w:rPr>
-            </w:pPr>
-            <w:r>
-              <w:rPr>
-                <w:b/>
-                <w:bCs/>
-                <w:color w:val="548DD4"/>
-                <w:sz w:val="20"/>
-                <w:szCs w:val="20"/>
-              </w:rPr>
-              <w:t>Gestión de datos relacionales:</w:t>
-            </w:r>
-            <w:r>
-              <w:rPr>
-                <w:color w:val="548DD4"/>
-                <w:sz w:val="20"/>
-                <w:szCs w:val="20"/>
-              </w:rPr>
-              <w:t xml:space="preserve"> La estructuración de inventarios, proveedores, ventas e historial predictivo requiere un modelado riguroso en SQLite, asegurando integridad referencial, transacciones seguras y consultas optimizadas.</w:t>
-            </w:r>
-          </w:p>
-          <w:p>
-            <w:pPr>
-              <w:numPr>
-                <w:ilvl w:val="0"/>
-                <w:numId w:val="1"/>
-              </w:numPr>
-              <w:spacing w:after="240"/>
-              <w:rPr>
-                <w:color w:val="548DD4"/>
-                <w:sz w:val="20"/>
-                <w:szCs w:val="20"/>
-              </w:rPr>
-            </w:pPr>
-            <w:r>
-              <w:rPr>
-                <w:b/>
-                <w:bCs/>
-                <w:color w:val="548DD4"/>
-                <w:sz w:val="20"/>
-                <w:szCs w:val="20"/>
-              </w:rPr>
-              <w:t>Gestión y evaluación de proyectos:</w:t>
-            </w:r>
-            <w:r>
-              <w:rPr>
-                <w:color w:val="548DD4"/>
-                <w:sz w:val="20"/>
-                <w:szCs w:val="20"/>
-              </w:rPr>
-              <w:t xml:space="preserve"> Permite aplicar la metodología ágil SCRUM para estimar tiempos, priorizar funcionalidades en </w:t>
-            </w:r>
-            <w:proofErr w:type="spellStart"/>
-            <w:r>
-              <w:rPr>
-                <w:color w:val="548DD4"/>
-                <w:sz w:val="20"/>
-                <w:szCs w:val="20"/>
-              </w:rPr>
-              <w:t>sprints</w:t>
-            </w:r>
-            <w:proofErr w:type="spellEnd"/>
-            <w:r>
-              <w:rPr>
-                <w:color w:val="548DD4"/>
-                <w:sz w:val="20"/>
-                <w:szCs w:val="20"/>
-              </w:rPr>
-              <w:t xml:space="preserve"> e iterar según los requerimientos reales del mercado de </w:t>
-            </w:r>
-            <w:proofErr w:type="spellStart"/>
-            <w:r>
-              <w:rPr>
-                <w:color w:val="548DD4"/>
-                <w:sz w:val="20"/>
-                <w:szCs w:val="20"/>
-              </w:rPr>
-              <w:t>PYMEs</w:t>
-            </w:r>
-            <w:proofErr w:type="spellEnd"/>
-            <w:r>
-              <w:rPr>
-                <w:color w:val="548DD4"/>
-                <w:sz w:val="20"/>
-                <w:szCs w:val="20"/>
-              </w:rPr>
-              <w:t>.</w:t>
-            </w:r>
-          </w:p>
-        </w:tc>
-      </w:tr>
-      <w:tr>
-        <w:trPr>
-          <w:trHeight w:val="866"/>
-        </w:trPr>
-        <w:tc>
-          <w:tcPr>
-            <w:tcW w:w="2386" w:type="dxa"/>
-            <w:vAlign w:val="center"/>
-          </w:tcPr>
-          <w:p>
-            <w:pPr>
-              <w:rPr>
-                <w:color w:val="1F3864"/>
-              </w:rPr>
-            </w:pPr>
-            <w:r>
-              <w:rPr>
-                <w:color w:val="1F3864"/>
-              </w:rPr>
-              <w:t>Relación con los intereses profesionales</w:t>
-            </w:r>
-          </w:p>
-        </w:tc>
-        <w:tc>
-          <w:tcPr>
-            <w:tcW w:w="7112" w:type="dxa"/>
-            <w:vAlign w:val="center"/>
-          </w:tcPr>
-          <w:p>
-            <w:pPr>
-              <w:jc w:val="both"/>
-              <w:rPr>
-                <w:color w:val="548DD4"/>
-                <w:sz w:val="20"/>
-                <w:szCs w:val="20"/>
-              </w:rPr>
-            </w:pPr>
-            <w:r>
-              <w:rPr>
-                <w:color w:val="548DD4"/>
-                <w:sz w:val="20"/>
-                <w:szCs w:val="20"/>
-              </w:rPr>
-              <w:t xml:space="preserve">Este proyecto responde a nuestro interés por el emprendimiento tecnológico, la arquitectura de software moderna y la automatización de procesos de negocio. Nos permite consolidar capacidades técnicas en desarrollo </w:t>
-            </w:r>
-            <w:proofErr w:type="spellStart"/>
-            <w:r>
-              <w:rPr>
-                <w:color w:val="548DD4"/>
-                <w:sz w:val="20"/>
-                <w:szCs w:val="20"/>
-              </w:rPr>
-              <w:t>Fullstack</w:t>
-            </w:r>
-            <w:proofErr w:type="spellEnd"/>
-            <w:r>
-              <w:rPr>
-                <w:color w:val="548DD4"/>
-                <w:sz w:val="20"/>
-                <w:szCs w:val="20"/>
-              </w:rPr>
-              <w:t xml:space="preserve"> con </w:t>
-            </w:r>
-            <w:proofErr w:type="spellStart"/>
-            <w:r>
-              <w:rPr>
-                <w:color w:val="548DD4"/>
-                <w:sz w:val="20"/>
-                <w:szCs w:val="20"/>
-              </w:rPr>
-              <w:t>TypeScript</w:t>
-            </w:r>
-            <w:proofErr w:type="spellEnd"/>
-            <w:r>
-              <w:rPr>
-                <w:color w:val="548DD4"/>
-                <w:sz w:val="20"/>
-                <w:szCs w:val="20"/>
-              </w:rPr>
-              <w:t xml:space="preserve"> y </w:t>
-            </w:r>
-            <w:proofErr w:type="spellStart"/>
-            <w:r>
-              <w:rPr>
-                <w:color w:val="548DD4"/>
-                <w:sz w:val="20"/>
-                <w:szCs w:val="20"/>
-              </w:rPr>
-              <w:t>React</w:t>
-            </w:r>
-            <w:proofErr w:type="spellEnd"/>
-            <w:r>
-              <w:rPr>
-                <w:color w:val="548DD4"/>
-                <w:sz w:val="20"/>
-                <w:szCs w:val="20"/>
-              </w:rPr>
-              <w:t xml:space="preserve">, además de ejercer un liderazgo servicial y trabajo en equipo para crear un producto escalable que pueda derivar en un modelo de negocio de software independiente (SaaS o licenciamiento local). </w:t>
-            </w:r>
-          </w:p>
-        </w:tc>
-      </w:tr>
-      <w:tr>
-        <w:trPr>
-          <w:trHeight w:val="132"/>
-        </w:trPr>
-        <w:tc>
-          <w:tcPr>
-            <w:tcW w:w="2386" w:type="dxa"/>
-            <w:vAlign w:val="center"/>
-          </w:tcPr>
-          <w:p>
-            <w:pPr>
-              <w:rPr>
-                <w:color w:val="1F3864"/>
-              </w:rPr>
-            </w:pPr>
-            <w:r>
-              <w:rPr>
-                <w:color w:val="1F3864"/>
-              </w:rPr>
-              <w:t>Factibilidad de desarrollo del Proyecto APT</w:t>
-            </w:r>
-          </w:p>
-        </w:tc>
-        <w:tc>
-          <w:tcPr>
-            <w:tcW w:w="7112" w:type="dxa"/>
-            <w:vAlign w:val="center"/>
-          </w:tcPr>
-          <w:p>
-            <w:pPr>
-              <w:spacing w:before="240" w:after="240"/>
-              <w:jc w:val="both"/>
-              <w:rPr>
-                <w:color w:val="548DD4"/>
-                <w:sz w:val="20"/>
-                <w:szCs w:val="20"/>
-              </w:rPr>
-            </w:pPr>
-            <w:r>
-              <w:rPr>
-                <w:color w:val="548DD4"/>
-                <w:sz w:val="20"/>
-                <w:szCs w:val="20"/>
-              </w:rPr>
-              <w:t>El proyecto es altamente factible de desarrollar durante el semestre por las siguientes razones:</w:t>
-            </w:r>
-          </w:p>
-          <w:p>
-            <w:pPr>
-              <w:numPr>
-                <w:ilvl w:val="0"/>
-                <w:numId w:val="3"/>
-              </w:numPr>
-              <w:spacing w:before="240" w:after="0"/>
-              <w:rPr>
-                <w:color w:val="548DD4"/>
-                <w:sz w:val="20"/>
-                <w:szCs w:val="20"/>
-              </w:rPr>
-            </w:pPr>
-            <w:r>
-              <w:rPr>
-                <w:b/>
-                <w:bCs/>
-                <w:color w:val="548DD4"/>
-                <w:sz w:val="20"/>
-                <w:szCs w:val="20"/>
-              </w:rPr>
-              <w:t>Tiempo y dedicación:</w:t>
-            </w:r>
-            <w:r>
-              <w:rPr>
-                <w:color w:val="548DD4"/>
-                <w:sz w:val="20"/>
-                <w:szCs w:val="20"/>
-              </w:rPr>
-              <w:t xml:space="preserve"> Las 18 semanas de la asignatura y las horas asignadas permiten abordar el ciclo de vida completo utilizando una metodología ágil (SCRUM) dividida en 3 fases clave.</w:t>
-            </w:r>
-          </w:p>
-          <w:p>
-            <w:pPr>
-              <w:numPr>
-                <w:ilvl w:val="0"/>
-                <w:numId w:val="3"/>
-              </w:numPr>
-              <w:spacing w:after="0"/>
-              <w:rPr>
-                <w:color w:val="548DD4"/>
-                <w:sz w:val="20"/>
-                <w:szCs w:val="20"/>
-              </w:rPr>
-            </w:pPr>
-            <w:r>
-              <w:rPr>
-                <w:b/>
-                <w:bCs/>
-                <w:color w:val="548DD4"/>
-                <w:sz w:val="20"/>
-                <w:szCs w:val="20"/>
-              </w:rPr>
-              <w:t>Materiales y Stack Tecnológico:</w:t>
-            </w:r>
-            <w:r>
-              <w:rPr>
-                <w:color w:val="548DD4"/>
-                <w:sz w:val="20"/>
-                <w:szCs w:val="20"/>
-              </w:rPr>
-              <w:t xml:space="preserve"> Se utilizan tecnologías de código abierto (</w:t>
-            </w:r>
-            <w:r>
-              <w:rPr>
-                <w:i/>
-                <w:iCs/>
-                <w:color w:val="548DD4"/>
-                <w:sz w:val="20"/>
-                <w:szCs w:val="20"/>
-              </w:rPr>
-              <w:t xml:space="preserve">open </w:t>
-            </w:r>
-            <w:proofErr w:type="spellStart"/>
-            <w:r>
-              <w:rPr>
-                <w:i/>
-                <w:iCs/>
-                <w:color w:val="548DD4"/>
-                <w:sz w:val="20"/>
-                <w:szCs w:val="20"/>
-              </w:rPr>
-              <w:t>source</w:t>
-            </w:r>
-            <w:proofErr w:type="spellEnd"/>
-            <w:r>
-              <w:rPr>
-                <w:color w:val="548DD4"/>
-                <w:sz w:val="20"/>
-                <w:szCs w:val="20"/>
-              </w:rPr>
-              <w:t xml:space="preserve">) sin costo de licencias: </w:t>
-            </w:r>
-            <w:proofErr w:type="spellStart"/>
-            <w:r>
-              <w:rPr>
-                <w:color w:val="548DD4"/>
-                <w:sz w:val="20"/>
-                <w:szCs w:val="20"/>
-              </w:rPr>
-              <w:t>TypeScript</w:t>
-            </w:r>
-            <w:proofErr w:type="spellEnd"/>
-            <w:r>
-              <w:rPr>
-                <w:color w:val="548DD4"/>
-                <w:sz w:val="20"/>
-                <w:szCs w:val="20"/>
-              </w:rPr>
-              <w:t xml:space="preserve">, </w:t>
-            </w:r>
-            <w:proofErr w:type="spellStart"/>
-            <w:r>
-              <w:rPr>
-                <w:color w:val="548DD4"/>
-                <w:sz w:val="20"/>
-                <w:szCs w:val="20"/>
-              </w:rPr>
-              <w:t>React</w:t>
-            </w:r>
-            <w:proofErr w:type="spellEnd"/>
-            <w:r>
-              <w:rPr>
-                <w:color w:val="548DD4"/>
-                <w:sz w:val="20"/>
-                <w:szCs w:val="20"/>
-              </w:rPr>
-              <w:t xml:space="preserve"> para el panel de usuario, Node.js con </w:t>
-            </w:r>
-            <w:proofErr w:type="spellStart"/>
-            <w:r>
-              <w:rPr>
-                <w:color w:val="548DD4"/>
-                <w:sz w:val="20"/>
-                <w:szCs w:val="20"/>
-              </w:rPr>
-              <w:t>NestJS</w:t>
-            </w:r>
-            <w:proofErr w:type="spellEnd"/>
-            <w:r>
-              <w:rPr>
-                <w:color w:val="548DD4"/>
-                <w:sz w:val="20"/>
-                <w:szCs w:val="20"/>
-              </w:rPr>
-              <w:t xml:space="preserve"> y </w:t>
-            </w:r>
-            <w:proofErr w:type="spellStart"/>
-            <w:r>
-              <w:rPr>
-                <w:color w:val="548DD4"/>
-                <w:sz w:val="20"/>
-                <w:szCs w:val="20"/>
-              </w:rPr>
-              <w:t>Fastify</w:t>
-            </w:r>
-            <w:proofErr w:type="spellEnd"/>
-            <w:r>
-              <w:rPr>
-                <w:color w:val="548DD4"/>
-                <w:sz w:val="20"/>
-                <w:szCs w:val="20"/>
-              </w:rPr>
-              <w:t xml:space="preserve"> para la lógica del servidor y SQLite como base de datos embebida de alto rendimiento.</w:t>
+              <w:t>) sin costo de licencias: TypeScript, React para el panel de usuario, Node.js con NestJS y Fastify para la lógica del servidor y SQLite como base de datos embebida de alto rendimiento.</w:t>
             </w:r>
           </w:p>
           <w:p>
@@ -2727,61 +2347,7 @@
                 <w:sz w:val="20"/>
                 <w:szCs w:val="20"/>
               </w:rPr>
-              <w:t xml:space="preserve">Desarrollar una aplicación de software web/escritorio para la gestión inteligente de inventario y automatización de la cadena de suministro en </w:t>
-            </w:r>
-            <w:proofErr w:type="spellStart"/>
-            <w:r>
-              <w:rPr>
-                <w:color w:val="548DD4"/>
-                <w:sz w:val="20"/>
-                <w:szCs w:val="20"/>
-              </w:rPr>
-              <w:t>PYMEs</w:t>
-            </w:r>
-            <w:proofErr w:type="spellEnd"/>
-            <w:r>
-              <w:rPr>
-                <w:color w:val="548DD4"/>
-                <w:sz w:val="20"/>
-                <w:szCs w:val="20"/>
-              </w:rPr>
-              <w:t xml:space="preserve">, utilizando </w:t>
-            </w:r>
-            <w:proofErr w:type="spellStart"/>
-            <w:r>
-              <w:rPr>
-                <w:color w:val="548DD4"/>
-                <w:sz w:val="20"/>
-                <w:szCs w:val="20"/>
-              </w:rPr>
-              <w:t>TypeScript</w:t>
-            </w:r>
-            <w:proofErr w:type="spellEnd"/>
-            <w:r>
-              <w:rPr>
-                <w:color w:val="548DD4"/>
-                <w:sz w:val="20"/>
-                <w:szCs w:val="20"/>
-              </w:rPr>
-              <w:t xml:space="preserve">, </w:t>
-            </w:r>
-            <w:proofErr w:type="spellStart"/>
-            <w:r>
-              <w:rPr>
-                <w:color w:val="548DD4"/>
-                <w:sz w:val="20"/>
-                <w:szCs w:val="20"/>
-              </w:rPr>
-              <w:t>React</w:t>
-            </w:r>
-            <w:proofErr w:type="spellEnd"/>
-            <w:r>
-              <w:rPr>
-                <w:color w:val="548DD4"/>
-                <w:sz w:val="20"/>
-                <w:szCs w:val="20"/>
-              </w:rPr>
-              <w:t xml:space="preserve"> y SQLite, que optimice la toma de decisiones mediante análisis predictivo de ventas y sugerencias de reabastecimiento. </w:t>
+              <w:t xml:space="preserve">Desarrollar una aplicación de software web/escritorio para la gestión inteligente de inventario y automatización de la cadena de suministro en PYMEs, utilizando TypeScript, React y SQLite, que optimice la toma de decisiones mediante análisis predictivo de ventas y sugerencias de reabastecimiento. </w:t>
             </w:r>
           </w:p>
         </w:tc>
@@ -2865,43 +2431,43 @@
                 <w:sz w:val="20"/>
                 <w:szCs w:val="20"/>
               </w:rPr>
-              <w:t xml:space="preserve">Desarrollar la interfaz de usuario reactiva en </w:t>
-            </w:r>
-            <w:proofErr w:type="spellStart"/>
-            <w:r>
+              <w:t>Desarrollar la interfaz de usuario reactiva en React y TypeScript, priorizando la usabilidad y la velocidad de operación.</w:t>
+            </w:r>
+          </w:p>
+          <w:p>
+            <w:pPr>
+              <w:jc w:val="both"/>
               <w:rPr>
                 <w:color w:val="548DD4"/>
                 <w:sz w:val="20"/>
                 <w:szCs w:val="20"/>
               </w:rPr>
-              <w:t>React</w:t>
-            </w:r>
-            <w:proofErr w:type="spellEnd"/>
+            </w:pPr>
             <w:r>
               <w:rPr>
                 <w:color w:val="548DD4"/>
                 <w:sz w:val="20"/>
                 <w:szCs w:val="20"/>
               </w:rPr>
-              <w:t xml:space="preserve"> y </w:t>
-            </w:r>
-            <w:proofErr w:type="spellStart"/>
-            <w:r>
+              <w:t>Implementar el módulo de lógica predictiva para estimar la demanda de productos e identificar artículos de alta/baja rotación.</w:t>
+            </w:r>
+          </w:p>
+          <w:p>
+            <w:pPr>
+              <w:jc w:val="both"/>
               <w:rPr>
                 <w:color w:val="548DD4"/>
                 <w:sz w:val="20"/>
                 <w:szCs w:val="20"/>
               </w:rPr>
-              <w:t>TypeScript</w:t>
-            </w:r>
-            <w:proofErr w:type="spellEnd"/>
+            </w:pPr>
             <w:r>
               <w:rPr>
                 <w:color w:val="548DD4"/>
                 <w:sz w:val="20"/>
                 <w:szCs w:val="20"/>
               </w:rPr>
-              <w:t>, priorizando la usabilidad y la velocidad de operación.</w:t>
+              <w:t>Desarrollar la lista de compra sugerida por proveedor y el registro de la recepción de mercadería.</w:t>
             </w:r>
           </w:p>
           <w:p>
@@ -2919,61 +2485,7 @@
                 <w:sz w:val="20"/>
                 <w:szCs w:val="20"/>
               </w:rPr>
-              <w:t>Implementar el módulo de lógica predictiva para estimar la demanda de productos e identificar artículos de alta/baja rotación.</w:t>
-            </w:r>
-          </w:p>
-          <w:p>
-            <w:pPr>
-              <w:jc w:val="both"/>
-              <w:rPr>
-                <w:color w:val="548DD4"/>
-                <w:sz w:val="20"/>
-                <w:szCs w:val="20"/>
-              </w:rPr>
-            </w:pPr>
-            <w:r>
-              <w:rPr>
-                <w:color w:val="548DD4"/>
-                <w:sz w:val="20"/>
-                <w:szCs w:val="20"/>
-              </w:rPr>
-              <w:t>Desarrollar la lista de compra sugerida por proveedor y el registro de la recepción de mercadería.</w:t>
-            </w:r>
-          </w:p>
-          <w:p>
-            <w:pPr>
-              <w:jc w:val="both"/>
-              <w:rPr>
-                <w:color w:val="548DD4"/>
-                <w:sz w:val="20"/>
-                <w:szCs w:val="20"/>
-              </w:rPr>
-            </w:pPr>
-            <w:r>
-              <w:rPr>
-                <w:color w:val="548DD4"/>
-                <w:sz w:val="20"/>
-                <w:szCs w:val="20"/>
-              </w:rPr>
-              <w:t xml:space="preserve">Validar y probar el sistema mediante pruebas unitarias, de integración y escenarios simulados de uso en </w:t>
-            </w:r>
-            <w:proofErr w:type="spellStart"/>
-            <w:r>
-              <w:rPr>
-                <w:color w:val="548DD4"/>
-                <w:sz w:val="20"/>
-                <w:szCs w:val="20"/>
-              </w:rPr>
-              <w:t>PYMEs</w:t>
-            </w:r>
-            <w:proofErr w:type="spellEnd"/>
-            <w:r>
-              <w:rPr>
-                <w:color w:val="548DD4"/>
-                <w:sz w:val="20"/>
-                <w:szCs w:val="20"/>
-              </w:rPr>
-              <w:t>.</w:t>
+              <w:t>Validar y probar el sistema mediante pruebas unitarias, de integración y escenarios simulados de uso en PYMEs.</w:t>
             </w:r>
           </w:p>
         </w:tc>
@@ -3179,79 +2691,96 @@
                 <w:sz w:val="20"/>
                 <w:szCs w:val="20"/>
               </w:rPr>
-              <w:t xml:space="preserve">se adopta un enfoque ágil basado en Scrum. El trabajo se organiza en </w:t>
-            </w:r>
-            <w:proofErr w:type="spellStart"/>
-            <w:r>
+              <w:t>se adopta un enfoque ágil basado en Scrum. El trabajo se organiza en sprints con incrementos entregables y verificables, un Product Backlog priorizado con la técnica MoSCoW (Must/Should/Could) y estimado en puntos de historia, y ceremonias de planificación, revisión y retrospectiva. El backlog inicial reúne 16 historias de usuario agrupadas en 10 épicas y se amplía con las historias del plan de acción (registro autoservicio, suscripción, límites por plan, inventario predictivo, lista de compra y rotación), cada una con criterios de aceptación en formato «Como [rol] quiero [acción] para [beneficio]».</w:t>
+            </w:r>
+          </w:p>
+          <w:p>
+            <w:pPr>
+              <w:spacing w:after="60" w:line="240" w:lineRule="auto"/>
+              <w:jc w:val="both"/>
               <w:rPr>
                 <w:color w:val="000000"/>
                 <w:sz w:val="20"/>
                 <w:szCs w:val="20"/>
               </w:rPr>
-              <w:t>sprints</w:t>
-            </w:r>
-            <w:proofErr w:type="spellEnd"/>
-            <w:r>
-              <w:rPr>
+            </w:pPr>
+            <w:r>
+              <w:rPr>
+                <w:b/>
+                <w:bCs/>
                 <w:color w:val="000000"/>
                 <w:sz w:val="20"/>
                 <w:szCs w:val="20"/>
               </w:rPr>
-              <w:t xml:space="preserve"> con incrementos entregables y verificables, un </w:t>
-            </w:r>
-            <w:proofErr w:type="spellStart"/>
+              <w:t xml:space="preserve">Técnicas de análisis y priorización: </w:t>
+            </w:r>
             <w:r>
               <w:rPr>
                 <w:color w:val="000000"/>
                 <w:sz w:val="20"/>
                 <w:szCs w:val="20"/>
               </w:rPr>
-              <w:t>Product</w:t>
-            </w:r>
-            <w:proofErr w:type="spellEnd"/>
-            <w:r>
+              <w:t>Impact Mapping (Meta → Actor → Impacto → Entregable) para conectar la meta de negocio con los entregables, y User Story Mapping para definir el MVP: el camino mínimo para que un almacén conozca Walkan, contrate, se dé de alta, configure su caja, venda sin internet y sea monitoreado. Cada decisión técnica relevante se documenta con su justificación en un registro de decisiones de diseño (D-01 a D-15).</w:t>
+            </w:r>
+          </w:p>
+          <w:p>
+            <w:pPr>
+              <w:spacing w:after="60" w:line="240" w:lineRule="auto"/>
+              <w:jc w:val="both"/>
               <w:rPr>
                 <w:color w:val="000000"/>
                 <w:sz w:val="20"/>
                 <w:szCs w:val="20"/>
               </w:rPr>
-              <w:t xml:space="preserve"> Backlog priorizado con la técnica MoSCoW (Must/</w:t>
-            </w:r>
-            <w:proofErr w:type="spellStart"/>
-            <w:r>
-              <w:rPr>
+            </w:pPr>
+            <w:r>
+              <w:rPr>
+                <w:b/>
+                <w:bCs/>
                 <w:color w:val="000000"/>
                 <w:sz w:val="20"/>
                 <w:szCs w:val="20"/>
               </w:rPr>
-              <w:t>Should</w:t>
-            </w:r>
-            <w:proofErr w:type="spellEnd"/>
-            <w:r>
+              <w:t>Etapas del trabajo:</w:t>
+            </w:r>
+          </w:p>
+          <w:p>
+            <w:pPr>
+              <w:spacing w:after="60" w:line="240" w:lineRule="auto"/>
+              <w:jc w:val="both"/>
               <w:rPr>
                 <w:color w:val="000000"/>
                 <w:sz w:val="20"/>
                 <w:szCs w:val="20"/>
               </w:rPr>
-              <w:t>/</w:t>
-            </w:r>
-            <w:proofErr w:type="spellStart"/>
+            </w:pPr>
             <w:r>
               <w:rPr>
                 <w:color w:val="000000"/>
                 <w:sz w:val="20"/>
                 <w:szCs w:val="20"/>
               </w:rPr>
-              <w:t>Could</w:t>
-            </w:r>
-            <w:proofErr w:type="spellEnd"/>
-            <w:r>
+              <w:t>• Sprint 0 – Diseño y arquitectura: alcance offline-first, hardware objetivo (TV Box), esquema de datos, numeración correlativa, cola de emisión y flujo de venta.</w:t>
+            </w:r>
+          </w:p>
+          <w:p>
+            <w:pPr>
+              <w:spacing w:after="60" w:line="240" w:lineRule="auto"/>
+              <w:jc w:val="both"/>
               <w:rPr>
                 <w:color w:val="000000"/>
                 <w:sz w:val="20"/>
                 <w:szCs w:val="20"/>
               </w:rPr>
-              <w:t>) y estimado en puntos de historia, y ceremonias de planificación, revisión y retrospectiva. El backlog inicial reúne 16 historias de usuario agrupadas en 10 épicas y se amplía con las historias del plan de acción (registro autoservicio, suscripción, límites por plan, inventario predictivo, lista de compra y rotación), cada una con criterios de aceptación en formato «Como [rol] quiero [acción] para [beneficio]».</w:t>
+            </w:pPr>
+            <w:r>
+              <w:rPr>
+                <w:color w:val="000000"/>
+                <w:sz w:val="20"/>
+                <w:szCs w:val="20"/>
+              </w:rPr>
+              <w:lastRenderedPageBreak/>
+              <w:t>• Sprints 1 a 3 – Caja on-premise: base SQLite, productos e inventario, caja y cajeros, venta transaccional, interfaz de venta, sincronización y despliegue en el TV Box.</w:t>
             </w:r>
           </w:p>
           <w:p>
@@ -3266,103 +2795,127 @@
             </w:pPr>
             <w:r>
               <w:rPr>
+                <w:color w:val="000000"/>
+                <w:sz w:val="20"/>
+                <w:szCs w:val="20"/>
+              </w:rPr>
+              <w:t>• Sprints 4 y 5 – Plataforma web: sitio comercial, autenticación y roles, multi-tenant, paneles de administración y cliente, dashboard de cajas e integración de pago con Flow.</w:t>
+            </w:r>
+          </w:p>
+          <w:p>
+            <w:pPr>
+              <w:spacing w:after="60" w:line="240" w:lineRule="auto"/>
+              <w:jc w:val="both"/>
+              <w:rPr>
+                <w:color w:val="000000"/>
+                <w:sz w:val="20"/>
+                <w:szCs w:val="20"/>
+              </w:rPr>
+            </w:pPr>
+            <w:r>
+              <w:rPr>
                 <w:b/>
                 <w:bCs/>
                 <w:color w:val="000000"/>
                 <w:sz w:val="20"/>
                 <w:szCs w:val="20"/>
               </w:rPr>
-              <w:t xml:space="preserve">Técnicas de análisis y priorización: </w:t>
-            </w:r>
-            <w:proofErr w:type="spellStart"/>
+              <w:t xml:space="preserve">• Endurecimiento y despliegue (S5–S8): </w:t>
+            </w:r>
             <w:r>
               <w:rPr>
                 <w:color w:val="000000"/>
                 <w:sz w:val="20"/>
                 <w:szCs w:val="20"/>
               </w:rPr>
-              <w:t>Impact</w:t>
-            </w:r>
-            <w:proofErr w:type="spellEnd"/>
-            <w:r>
+              <w:t>corrección de los errores y problemas de seguridad detectados en la auditoría del código, SKU único, despliegue de la web en un VPS y cifrado en reposo de la caja.</w:t>
+            </w:r>
+          </w:p>
+          <w:p>
+            <w:pPr>
+              <w:spacing w:after="60" w:line="240" w:lineRule="auto"/>
+              <w:jc w:val="both"/>
               <w:rPr>
                 <w:color w:val="000000"/>
                 <w:sz w:val="20"/>
                 <w:szCs w:val="20"/>
               </w:rPr>
-              <w:t xml:space="preserve"> </w:t>
-            </w:r>
-            <w:proofErr w:type="spellStart"/>
-            <w:r>
-              <w:rPr>
+            </w:pPr>
+            <w:r>
+              <w:rPr>
+                <w:b/>
+                <w:bCs/>
                 <w:color w:val="000000"/>
                 <w:sz w:val="20"/>
                 <w:szCs w:val="20"/>
               </w:rPr>
-              <w:t>Mapping</w:t>
-            </w:r>
-            <w:proofErr w:type="spellEnd"/>
+              <w:t xml:space="preserve">• Recorrido del usuario (S5–S10, entrega Fase 2): </w:t>
+            </w:r>
             <w:r>
               <w:rPr>
                 <w:color w:val="000000"/>
                 <w:sz w:val="20"/>
                 <w:szCs w:val="20"/>
               </w:rPr>
-              <w:t xml:space="preserve"> (Meta → Actor → Impacto → Entregable) para conectar la meta de negocio con los entregables, y </w:t>
-            </w:r>
-            <w:proofErr w:type="spellStart"/>
-            <w:r>
+              <w:t>registro autoservicio, suscripción recurrente con Flow, límites por plan, inventario en React, sincronización del catálogo hacia la caja y venta en la caja real.</w:t>
+            </w:r>
+          </w:p>
+          <w:p>
+            <w:pPr>
+              <w:spacing w:after="60" w:line="240" w:lineRule="auto"/>
+              <w:jc w:val="both"/>
               <w:rPr>
                 <w:color w:val="000000"/>
                 <w:sz w:val="20"/>
                 <w:szCs w:val="20"/>
               </w:rPr>
-              <w:t>User</w:t>
-            </w:r>
-            <w:proofErr w:type="spellEnd"/>
-            <w:r>
-              <w:rPr>
+            </w:pPr>
+            <w:r>
+              <w:rPr>
+                <w:b/>
+                <w:bCs/>
                 <w:color w:val="000000"/>
                 <w:sz w:val="20"/>
                 <w:szCs w:val="20"/>
               </w:rPr>
-              <w:t xml:space="preserve"> Story </w:t>
-            </w:r>
-            <w:proofErr w:type="spellStart"/>
+              <w:t xml:space="preserve">• Análisis (S10–S13, entrega Fase 3): </w:t>
+            </w:r>
             <w:r>
               <w:rPr>
                 <w:color w:val="000000"/>
                 <w:sz w:val="20"/>
                 <w:szCs w:val="20"/>
               </w:rPr>
-              <w:t>Mapping</w:t>
-            </w:r>
-            <w:proofErr w:type="spellEnd"/>
-            <w:r>
+              <w:t>simulador de ventas, inventario predictivo, lista de compra sugerida, análisis de rotación y panel de administración en React.</w:t>
+            </w:r>
+          </w:p>
+          <w:p>
+            <w:pPr>
+              <w:spacing w:after="60" w:line="240" w:lineRule="auto"/>
+              <w:jc w:val="both"/>
               <w:rPr>
                 <w:color w:val="000000"/>
                 <w:sz w:val="20"/>
                 <w:szCs w:val="20"/>
               </w:rPr>
-              <w:t xml:space="preserve"> para definir el MVP: el camino mínimo para que un almacén conozca </w:t>
-            </w:r>
-            <w:proofErr w:type="spellStart"/>
-            <w:r>
-              <w:rPr>
+            </w:pPr>
+            <w:r>
+              <w:rPr>
+                <w:b/>
+                <w:bCs/>
                 <w:color w:val="000000"/>
                 <w:sz w:val="20"/>
                 <w:szCs w:val="20"/>
               </w:rPr>
-              <w:t>Walkan</w:t>
-            </w:r>
-            <w:proofErr w:type="spellEnd"/>
+              <w:t xml:space="preserve">• Pruebas y validación: </w:t>
+            </w:r>
             <w:r>
               <w:rPr>
                 <w:color w:val="000000"/>
                 <w:sz w:val="20"/>
                 <w:szCs w:val="20"/>
               </w:rPr>
-              <w:t>, contrate, se dé de alta, configure su caja, venda sin internet y sea monitoreado. Cada decisión técnica relevante se documenta con su justificación en un registro de decisiones de diseño (D-01 a D-15).</w:t>
+              <w:t>pruebas integrales end-to-end con Playwright (regla de oro, aislamiento multi-tenant, casos borde), pruebas unitarias de las fórmulas y, de forma opcional, un piloto en un almacén real, con mejoras según resultados.</w:t>
             </w:r>
           </w:p>
           <w:p>
@@ -3383,7 +2936,15 @@
                 <w:sz w:val="20"/>
                 <w:szCs w:val="20"/>
               </w:rPr>
-              <w:t>Etapas del trabajo:</w:t>
+              <w:t xml:space="preserve">• Cierre: </w:t>
+            </w:r>
+            <w:r>
+              <w:rPr>
+                <w:color w:val="000000"/>
+                <w:sz w:val="20"/>
+                <w:szCs w:val="20"/>
+              </w:rPr>
+              <w:t>refactorización y eliminación del código sin uso, documentación final, correcciones por retroalimentación docente y defensa con demo en vivo.</w:t>
             </w:r>
           </w:p>
           <w:p>
@@ -3398,29 +2959,50 @@
             </w:pPr>
             <w:r>
               <w:rPr>
+                <w:b/>
+                <w:bCs/>
                 <w:color w:val="000000"/>
                 <w:sz w:val="20"/>
                 <w:szCs w:val="20"/>
               </w:rPr>
-              <w:t>• Sprint 0 – Diseño y arquitectura: alcance offline-</w:t>
-            </w:r>
-            <w:proofErr w:type="spellStart"/>
+              <w:t xml:space="preserve">Verificación: </w:t>
+            </w:r>
             <w:r>
               <w:rPr>
                 <w:color w:val="000000"/>
                 <w:sz w:val="20"/>
                 <w:szCs w:val="20"/>
               </w:rPr>
-              <w:t>first</w:t>
-            </w:r>
-            <w:proofErr w:type="spellEnd"/>
-            <w:r>
+              <w:t>cada incremento se prueba por HTTP y en el hardware real antes de darse por terminado; el código y la documentación se versionan en GitLab.</w:t>
+            </w:r>
+          </w:p>
+          <w:p>
+            <w:pPr>
+              <w:spacing w:after="60" w:line="240" w:lineRule="auto"/>
+              <w:jc w:val="both"/>
               <w:rPr>
                 <w:color w:val="000000"/>
                 <w:sz w:val="20"/>
                 <w:szCs w:val="20"/>
               </w:rPr>
-              <w:t>, hardware objetivo (TV Box), esquema de datos, numeración correlativa, cola de emisión y flujo de venta.</w:t>
+            </w:pPr>
+            <w:r>
+              <w:rPr>
+                <w:b/>
+                <w:bCs/>
+                <w:color w:val="000000"/>
+                <w:sz w:val="20"/>
+                <w:szCs w:val="20"/>
+              </w:rPr>
+              <w:t xml:space="preserve">Eventos y artefactos Scrum: </w:t>
+            </w:r>
+            <w:r>
+              <w:rPr>
+                <w:color w:val="000000"/>
+                <w:sz w:val="20"/>
+                <w:szCs w:val="20"/>
+              </w:rPr>
+              <w:t>en cada sprint se realiza Sprint Planning (Sprint Backlog), dailies tres veces por semana adaptadas a la dedicación parcial del equipo, Sprint Review con el docente y Sprint Retrospective. Se mantienen el Product Backlog, las épicas e historias de usuario, el Scrumboard en GitLab, el Burndown Chart y el registro de impedimentos. Se aplica el criterio «desarrollar y pulir primero, luego refactorizar»: el código sin uso se elimina al final, salvo que estorbe al flujo principal.</w:t>
             </w:r>
           </w:p>
           <w:p>
@@ -3435,48 +3017,71 @@
             </w:pPr>
             <w:r>
               <w:rPr>
+                <w:b/>
+                <w:bCs/>
                 <w:color w:val="000000"/>
                 <w:sz w:val="20"/>
                 <w:szCs w:val="20"/>
               </w:rPr>
-              <w:lastRenderedPageBreak/>
-              <w:t xml:space="preserve">• </w:t>
-            </w:r>
-            <w:proofErr w:type="spellStart"/>
+              <w:t xml:space="preserve">Roles Scrum: </w:t>
+            </w:r>
             <w:r>
               <w:rPr>
                 <w:color w:val="000000"/>
                 <w:sz w:val="20"/>
                 <w:szCs w:val="20"/>
               </w:rPr>
-              <w:t>Sprints</w:t>
-            </w:r>
-            <w:proofErr w:type="spellEnd"/>
-            <w:r>
+              <w:t>Álvaro Barrera actúa como Product Owner (visión del producto, priorización del backlog y criterios de aceptación) y Franco Núñez como Scrum Master (planificación y seguimiento de los sprints, facilitación de los eventos y registro de impedimentos); ambos conforman el equipo de desarrollo, y el docente y los pares actúan como stakeholders que retroalimentan y validan los entregables.</w:t>
+            </w:r>
+          </w:p>
+          <w:p>
+            <w:pPr>
+              <w:spacing w:after="60" w:line="240" w:lineRule="auto"/>
+              <w:jc w:val="both"/>
               <w:rPr>
                 <w:color w:val="000000"/>
                 <w:sz w:val="20"/>
                 <w:szCs w:val="20"/>
               </w:rPr>
-              <w:t xml:space="preserve"> 1 a 3 – Caja </w:t>
-            </w:r>
-            <w:proofErr w:type="spellStart"/>
-            <w:r>
-              <w:rPr>
+            </w:pPr>
+            <w:r>
+              <w:rPr>
+                <w:b/>
+                <w:bCs/>
                 <w:color w:val="000000"/>
                 <w:sz w:val="20"/>
                 <w:szCs w:val="20"/>
               </w:rPr>
-              <w:t>on</w:t>
-            </w:r>
-            <w:proofErr w:type="spellEnd"/>
-            <w:r>
+              <w:t>Funciones y responsabilidades por integrante:</w:t>
+            </w:r>
+          </w:p>
+          <w:p>
+            <w:pPr>
+              <w:spacing w:after="60" w:line="240" w:lineRule="auto"/>
+              <w:jc w:val="both"/>
               <w:rPr>
                 <w:color w:val="000000"/>
                 <w:sz w:val="20"/>
                 <w:szCs w:val="20"/>
               </w:rPr>
-              <w:t>-premise: base SQLite, productos e inventario, caja y cajeros, venta transaccional, interfaz de venta, sincronización y despliegue en el TV Box.</w:t>
+            </w:pPr>
+            <w:r>
+              <w:rPr>
+                <w:b/>
+                <w:bCs/>
+                <w:color w:val="000000"/>
+                <w:sz w:val="20"/>
+                <w:szCs w:val="20"/>
+              </w:rPr>
+              <w:t xml:space="preserve">• Franco Núñez – Dominio de productos, inventario y predicción: </w:t>
+            </w:r>
+            <w:r>
+              <w:rPr>
+                <w:color w:val="000000"/>
+                <w:sz w:val="20"/>
+                <w:szCs w:val="20"/>
+              </w:rPr>
+              <w:t>catálogo de productos, inventario y kardex (movimientos de stock), outbox de productos, proveedores, pedidos y compras en el panel de cliente, alineación del catálogo (SKU) entre la caja y la plataforma web, las pantallas de inventario en React, el simulador de ventas, el inventario predictivo, la lista de compra sugerida, el análisis de rotación y sus pruebas unitarias.</w:t>
             </w:r>
           </w:p>
           <w:p>
@@ -3491,790 +3096,21 @@
             </w:pPr>
             <w:r>
               <w:rPr>
+                <w:b/>
+                <w:bCs/>
                 <w:color w:val="000000"/>
                 <w:sz w:val="20"/>
                 <w:szCs w:val="20"/>
               </w:rPr>
-              <w:t xml:space="preserve">• </w:t>
-            </w:r>
-            <w:proofErr w:type="spellStart"/>
+              <w:t xml:space="preserve">• Álvaro Barrera – Dominio de usuarios, caja y plataforma: </w:t>
+            </w:r>
             <w:r>
               <w:rPr>
                 <w:color w:val="000000"/>
                 <w:sz w:val="20"/>
                 <w:szCs w:val="20"/>
               </w:rPr>
-              <w:t>Sprints</w:t>
-            </w:r>
-            <w:proofErr w:type="spellEnd"/>
-            <w:r>
-              <w:rPr>
-                <w:color w:val="000000"/>
-                <w:sz w:val="20"/>
-                <w:szCs w:val="20"/>
-              </w:rPr>
-              <w:t xml:space="preserve"> 4 y 5 – Plataforma web: sitio comercial, autenticación y roles, </w:t>
-            </w:r>
-            <w:proofErr w:type="spellStart"/>
-            <w:r>
-              <w:rPr>
-                <w:color w:val="000000"/>
-                <w:sz w:val="20"/>
-                <w:szCs w:val="20"/>
-              </w:rPr>
-              <w:t>multi-tenant</w:t>
-            </w:r>
-            <w:proofErr w:type="spellEnd"/>
-            <w:r>
-              <w:rPr>
-                <w:color w:val="000000"/>
-                <w:sz w:val="20"/>
-                <w:szCs w:val="20"/>
-              </w:rPr>
-              <w:t xml:space="preserve">, paneles de administración y cliente, </w:t>
-            </w:r>
-            <w:proofErr w:type="spellStart"/>
-            <w:r>
-              <w:rPr>
-                <w:color w:val="000000"/>
-                <w:sz w:val="20"/>
-                <w:szCs w:val="20"/>
-              </w:rPr>
-              <w:t>dashboard</w:t>
-            </w:r>
-            <w:proofErr w:type="spellEnd"/>
-            <w:r>
-              <w:rPr>
-                <w:color w:val="000000"/>
-                <w:sz w:val="20"/>
-                <w:szCs w:val="20"/>
-              </w:rPr>
-              <w:t xml:space="preserve"> de cajas e integración de pago con Flow.</w:t>
-            </w:r>
-          </w:p>
-          <w:p>
-            <w:pPr>
-              <w:spacing w:after="60" w:line="240" w:lineRule="auto"/>
-              <w:jc w:val="both"/>
-              <w:rPr>
-                <w:color w:val="000000"/>
-                <w:sz w:val="20"/>
-                <w:szCs w:val="20"/>
-              </w:rPr>
-            </w:pPr>
-            <w:r>
-              <w:rPr>
-                <w:b/>
-                <w:bCs/>
-                <w:color w:val="000000"/>
-                <w:sz w:val="20"/>
-                <w:szCs w:val="20"/>
-              </w:rPr>
-              <w:t xml:space="preserve">• Endurecimiento y despliegue (S5–S8): </w:t>
-            </w:r>
-            <w:r>
-              <w:rPr>
-                <w:color w:val="000000"/>
-                <w:sz w:val="20"/>
-                <w:szCs w:val="20"/>
-              </w:rPr>
-              <w:t>corrección de los errores y problemas de seguridad detectados en la auditoría del código, SKU único, despliegue de la web en un VPS y cifrado en reposo de la caja.</w:t>
-            </w:r>
-          </w:p>
-          <w:p>
-            <w:pPr>
-              <w:spacing w:after="60" w:line="240" w:lineRule="auto"/>
-              <w:jc w:val="both"/>
-              <w:rPr>
-                <w:color w:val="000000"/>
-                <w:sz w:val="20"/>
-                <w:szCs w:val="20"/>
-              </w:rPr>
-            </w:pPr>
-            <w:r>
-              <w:rPr>
-                <w:b/>
-                <w:bCs/>
-                <w:color w:val="000000"/>
-                <w:sz w:val="20"/>
-                <w:szCs w:val="20"/>
-              </w:rPr>
-              <w:t xml:space="preserve">• Recorrido del usuario (S5–S10, entrega Fase 2): </w:t>
-            </w:r>
-            <w:r>
-              <w:rPr>
-                <w:color w:val="000000"/>
-                <w:sz w:val="20"/>
-                <w:szCs w:val="20"/>
-              </w:rPr>
-              <w:t xml:space="preserve">registro autoservicio, suscripción recurrente con Flow, límites por plan, inventario en </w:t>
-            </w:r>
-            <w:proofErr w:type="spellStart"/>
-            <w:r>
-              <w:rPr>
-                <w:color w:val="000000"/>
-                <w:sz w:val="20"/>
-                <w:szCs w:val="20"/>
-              </w:rPr>
-              <w:t>React</w:t>
-            </w:r>
-            <w:proofErr w:type="spellEnd"/>
-            <w:r>
-              <w:rPr>
-                <w:color w:val="000000"/>
-                <w:sz w:val="20"/>
-                <w:szCs w:val="20"/>
-              </w:rPr>
-              <w:t>, sincronización del catálogo hacia la caja y venta en la caja real.</w:t>
-            </w:r>
-          </w:p>
-          <w:p>
-            <w:pPr>
-              <w:spacing w:after="60" w:line="240" w:lineRule="auto"/>
-              <w:jc w:val="both"/>
-              <w:rPr>
-                <w:color w:val="000000"/>
-                <w:sz w:val="20"/>
-                <w:szCs w:val="20"/>
-              </w:rPr>
-            </w:pPr>
-            <w:r>
-              <w:rPr>
-                <w:b/>
-                <w:bCs/>
-                <w:color w:val="000000"/>
-                <w:sz w:val="20"/>
-                <w:szCs w:val="20"/>
-              </w:rPr>
-              <w:t xml:space="preserve">• Análisis (S10–S13, entrega Fase 3): </w:t>
-            </w:r>
-            <w:r>
-              <w:rPr>
-                <w:color w:val="000000"/>
-                <w:sz w:val="20"/>
-                <w:szCs w:val="20"/>
-              </w:rPr>
-              <w:t xml:space="preserve">simulador de ventas, inventario predictivo, lista de compra sugerida, análisis de rotación y panel de administración en </w:t>
-            </w:r>
-            <w:proofErr w:type="spellStart"/>
-            <w:r>
-              <w:rPr>
-                <w:color w:val="000000"/>
-                <w:sz w:val="20"/>
-                <w:szCs w:val="20"/>
-              </w:rPr>
-              <w:t>React</w:t>
-            </w:r>
-            <w:proofErr w:type="spellEnd"/>
-            <w:r>
-              <w:rPr>
-                <w:color w:val="000000"/>
-                <w:sz w:val="20"/>
-                <w:szCs w:val="20"/>
-              </w:rPr>
-              <w:t>.</w:t>
-            </w:r>
-          </w:p>
-          <w:p>
-            <w:pPr>
-              <w:spacing w:after="60" w:line="240" w:lineRule="auto"/>
-              <w:jc w:val="both"/>
-              <w:rPr>
-                <w:color w:val="000000"/>
-                <w:sz w:val="20"/>
-                <w:szCs w:val="20"/>
-              </w:rPr>
-            </w:pPr>
-            <w:r>
-              <w:rPr>
-                <w:b/>
-                <w:bCs/>
-                <w:color w:val="000000"/>
-                <w:sz w:val="20"/>
-                <w:szCs w:val="20"/>
-              </w:rPr>
-              <w:t xml:space="preserve">• Pruebas y validación: </w:t>
-            </w:r>
-            <w:r>
-              <w:rPr>
-                <w:color w:val="000000"/>
-                <w:sz w:val="20"/>
-                <w:szCs w:val="20"/>
-              </w:rPr>
-              <w:t xml:space="preserve">pruebas integrales </w:t>
-            </w:r>
-            <w:proofErr w:type="spellStart"/>
-            <w:r>
-              <w:rPr>
-                <w:color w:val="000000"/>
-                <w:sz w:val="20"/>
-                <w:szCs w:val="20"/>
-              </w:rPr>
-              <w:t>end-to-end</w:t>
-            </w:r>
-            <w:proofErr w:type="spellEnd"/>
-            <w:r>
-              <w:rPr>
-                <w:color w:val="000000"/>
-                <w:sz w:val="20"/>
-                <w:szCs w:val="20"/>
-              </w:rPr>
-              <w:t xml:space="preserve"> con </w:t>
-            </w:r>
-            <w:proofErr w:type="spellStart"/>
-            <w:r>
-              <w:rPr>
-                <w:color w:val="000000"/>
-                <w:sz w:val="20"/>
-                <w:szCs w:val="20"/>
-              </w:rPr>
-              <w:t>Playwright</w:t>
-            </w:r>
-            <w:proofErr w:type="spellEnd"/>
-            <w:r>
-              <w:rPr>
-                <w:color w:val="000000"/>
-                <w:sz w:val="20"/>
-                <w:szCs w:val="20"/>
-              </w:rPr>
-              <w:t xml:space="preserve"> (regla de oro, aislamiento </w:t>
-            </w:r>
-            <w:proofErr w:type="spellStart"/>
-            <w:r>
-              <w:rPr>
-                <w:color w:val="000000"/>
-                <w:sz w:val="20"/>
-                <w:szCs w:val="20"/>
-              </w:rPr>
-              <w:t>multi-tenant</w:t>
-            </w:r>
-            <w:proofErr w:type="spellEnd"/>
-            <w:r>
-              <w:rPr>
-                <w:color w:val="000000"/>
-                <w:sz w:val="20"/>
-                <w:szCs w:val="20"/>
-              </w:rPr>
-              <w:t xml:space="preserve">, </w:t>
-            </w:r>
-            <w:proofErr w:type="gramStart"/>
-            <w:r>
-              <w:rPr>
-                <w:color w:val="000000"/>
-                <w:sz w:val="20"/>
-                <w:szCs w:val="20"/>
-              </w:rPr>
-              <w:t>casos borde</w:t>
-            </w:r>
-            <w:proofErr w:type="gramEnd"/>
-            <w:r>
-              <w:rPr>
-                <w:color w:val="000000"/>
-                <w:sz w:val="20"/>
-                <w:szCs w:val="20"/>
-              </w:rPr>
-              <w:t>), pruebas unitarias de las fórmulas y, de forma opcional, un piloto en un almacén real, con mejoras según resultados.</w:t>
-            </w:r>
-          </w:p>
-          <w:p>
-            <w:pPr>
-              <w:spacing w:after="60" w:line="240" w:lineRule="auto"/>
-              <w:jc w:val="both"/>
-              <w:rPr>
-                <w:color w:val="000000"/>
-                <w:sz w:val="20"/>
-                <w:szCs w:val="20"/>
-              </w:rPr>
-            </w:pPr>
-            <w:r>
-              <w:rPr>
-                <w:b/>
-                <w:bCs/>
-                <w:color w:val="000000"/>
-                <w:sz w:val="20"/>
-                <w:szCs w:val="20"/>
-              </w:rPr>
-              <w:t xml:space="preserve">• Cierre: </w:t>
-            </w:r>
-            <w:r>
-              <w:rPr>
-                <w:color w:val="000000"/>
-                <w:sz w:val="20"/>
-                <w:szCs w:val="20"/>
-              </w:rPr>
-              <w:t>refactorización y eliminación del código sin uso, documentación final, correcciones por retroalimentación docente y defensa con demo en vivo.</w:t>
-            </w:r>
-          </w:p>
-          <w:p>
-            <w:pPr>
-              <w:spacing w:after="60" w:line="240" w:lineRule="auto"/>
-              <w:jc w:val="both"/>
-              <w:rPr>
-                <w:color w:val="000000"/>
-                <w:sz w:val="20"/>
-                <w:szCs w:val="20"/>
-              </w:rPr>
-            </w:pPr>
-            <w:r>
-              <w:rPr>
-                <w:b/>
-                <w:bCs/>
-                <w:color w:val="000000"/>
-                <w:sz w:val="20"/>
-                <w:szCs w:val="20"/>
-              </w:rPr>
-              <w:t xml:space="preserve">Verificación: </w:t>
-            </w:r>
-            <w:r>
-              <w:rPr>
-                <w:color w:val="000000"/>
-                <w:sz w:val="20"/>
-                <w:szCs w:val="20"/>
-              </w:rPr>
-              <w:t xml:space="preserve">cada incremento se prueba por HTTP y en el hardware real antes de darse por terminado; el código y la documentación se versionan en </w:t>
-            </w:r>
-            <w:proofErr w:type="spellStart"/>
-            <w:r>
-              <w:rPr>
-                <w:color w:val="000000"/>
-                <w:sz w:val="20"/>
-                <w:szCs w:val="20"/>
-              </w:rPr>
-              <w:t>GitLab</w:t>
-            </w:r>
-            <w:proofErr w:type="spellEnd"/>
-            <w:r>
-              <w:rPr>
-                <w:color w:val="000000"/>
-                <w:sz w:val="20"/>
-                <w:szCs w:val="20"/>
-              </w:rPr>
-              <w:t>.</w:t>
-            </w:r>
-          </w:p>
-          <w:p>
-            <w:pPr>
-              <w:spacing w:after="60" w:line="240" w:lineRule="auto"/>
-              <w:jc w:val="both"/>
-              <w:rPr>
-                <w:color w:val="000000"/>
-                <w:sz w:val="20"/>
-                <w:szCs w:val="20"/>
-              </w:rPr>
-            </w:pPr>
-            <w:r>
-              <w:rPr>
-                <w:b/>
-                <w:bCs/>
-                <w:color w:val="000000"/>
-                <w:sz w:val="20"/>
-                <w:szCs w:val="20"/>
-              </w:rPr>
-              <w:t xml:space="preserve">Eventos y artefactos Scrum: </w:t>
-            </w:r>
-            <w:r>
-              <w:rPr>
-                <w:color w:val="000000"/>
-                <w:sz w:val="20"/>
-                <w:szCs w:val="20"/>
-              </w:rPr>
-              <w:t xml:space="preserve">en cada sprint se realiza Sprint </w:t>
-            </w:r>
-            <w:proofErr w:type="spellStart"/>
-            <w:r>
-              <w:rPr>
-                <w:color w:val="000000"/>
-                <w:sz w:val="20"/>
-                <w:szCs w:val="20"/>
-              </w:rPr>
-              <w:t>Planning</w:t>
-            </w:r>
-            <w:proofErr w:type="spellEnd"/>
-            <w:r>
-              <w:rPr>
-                <w:color w:val="000000"/>
-                <w:sz w:val="20"/>
-                <w:szCs w:val="20"/>
-              </w:rPr>
-              <w:t xml:space="preserve"> (Sprint Backlog), </w:t>
-            </w:r>
-            <w:proofErr w:type="spellStart"/>
-            <w:r>
-              <w:rPr>
-                <w:color w:val="000000"/>
-                <w:sz w:val="20"/>
-                <w:szCs w:val="20"/>
-              </w:rPr>
-              <w:t>dailies</w:t>
-            </w:r>
-            <w:proofErr w:type="spellEnd"/>
-            <w:r>
-              <w:rPr>
-                <w:color w:val="000000"/>
-                <w:sz w:val="20"/>
-                <w:szCs w:val="20"/>
-              </w:rPr>
-              <w:t xml:space="preserve"> tres veces por semana adaptadas a la dedicación parcial del equipo, Sprint </w:t>
-            </w:r>
-            <w:proofErr w:type="spellStart"/>
-            <w:r>
-              <w:rPr>
-                <w:color w:val="000000"/>
-                <w:sz w:val="20"/>
-                <w:szCs w:val="20"/>
-              </w:rPr>
-              <w:t>Review</w:t>
-            </w:r>
-            <w:proofErr w:type="spellEnd"/>
-            <w:r>
-              <w:rPr>
-                <w:color w:val="000000"/>
-                <w:sz w:val="20"/>
-                <w:szCs w:val="20"/>
-              </w:rPr>
-              <w:t xml:space="preserve"> con el docente y Sprint Retrospective. Se mantienen el </w:t>
-            </w:r>
-            <w:proofErr w:type="spellStart"/>
-            <w:r>
-              <w:rPr>
-                <w:color w:val="000000"/>
-                <w:sz w:val="20"/>
-                <w:szCs w:val="20"/>
-              </w:rPr>
-              <w:t>Product</w:t>
-            </w:r>
-            <w:proofErr w:type="spellEnd"/>
-            <w:r>
-              <w:rPr>
-                <w:color w:val="000000"/>
-                <w:sz w:val="20"/>
-                <w:szCs w:val="20"/>
-              </w:rPr>
-              <w:t xml:space="preserve"> Backlog, las épicas e historias de usuario, el </w:t>
-            </w:r>
-            <w:proofErr w:type="spellStart"/>
-            <w:r>
-              <w:rPr>
-                <w:color w:val="000000"/>
-                <w:sz w:val="20"/>
-                <w:szCs w:val="20"/>
-              </w:rPr>
-              <w:t>Scrumboard</w:t>
-            </w:r>
-            <w:proofErr w:type="spellEnd"/>
-            <w:r>
-              <w:rPr>
-                <w:color w:val="000000"/>
-                <w:sz w:val="20"/>
-                <w:szCs w:val="20"/>
-              </w:rPr>
-              <w:t xml:space="preserve"> en </w:t>
-            </w:r>
-            <w:proofErr w:type="spellStart"/>
-            <w:r>
-              <w:rPr>
-                <w:color w:val="000000"/>
-                <w:sz w:val="20"/>
-                <w:szCs w:val="20"/>
-              </w:rPr>
-              <w:t>GitLab</w:t>
-            </w:r>
-            <w:proofErr w:type="spellEnd"/>
-            <w:r>
-              <w:rPr>
-                <w:color w:val="000000"/>
-                <w:sz w:val="20"/>
-                <w:szCs w:val="20"/>
-              </w:rPr>
-              <w:t xml:space="preserve">, el </w:t>
-            </w:r>
-            <w:proofErr w:type="spellStart"/>
-            <w:r>
-              <w:rPr>
-                <w:color w:val="000000"/>
-                <w:sz w:val="20"/>
-                <w:szCs w:val="20"/>
-              </w:rPr>
-              <w:t>Burndown</w:t>
-            </w:r>
-            <w:proofErr w:type="spellEnd"/>
-            <w:r>
-              <w:rPr>
-                <w:color w:val="000000"/>
-                <w:sz w:val="20"/>
-                <w:szCs w:val="20"/>
-              </w:rPr>
-              <w:t xml:space="preserve"> Chart y el registro de impedimentos. Se aplica el criterio «desarrollar y pulir primero, luego refactorizar»: el código sin uso se elimina al final, salvo que estorbe al flujo principal.</w:t>
-            </w:r>
-          </w:p>
-          <w:p>
-            <w:pPr>
-              <w:spacing w:after="60" w:line="240" w:lineRule="auto"/>
-              <w:jc w:val="both"/>
-              <w:rPr>
-                <w:color w:val="000000"/>
-                <w:sz w:val="20"/>
-                <w:szCs w:val="20"/>
-              </w:rPr>
-            </w:pPr>
-            <w:r>
-              <w:rPr>
-                <w:b/>
-                <w:bCs/>
-                <w:color w:val="000000"/>
-                <w:sz w:val="20"/>
-                <w:szCs w:val="20"/>
-              </w:rPr>
-              <w:t xml:space="preserve">Roles Scrum: </w:t>
-            </w:r>
-            <w:r>
-              <w:rPr>
-                <w:color w:val="000000"/>
-                <w:sz w:val="20"/>
-                <w:szCs w:val="20"/>
-              </w:rPr>
-              <w:t xml:space="preserve">Álvaro Barrera actúa como </w:t>
-            </w:r>
-            <w:proofErr w:type="spellStart"/>
-            <w:r>
-              <w:rPr>
-                <w:color w:val="000000"/>
-                <w:sz w:val="20"/>
-                <w:szCs w:val="20"/>
-              </w:rPr>
-              <w:t>Product</w:t>
-            </w:r>
-            <w:proofErr w:type="spellEnd"/>
-            <w:r>
-              <w:rPr>
-                <w:color w:val="000000"/>
-                <w:sz w:val="20"/>
-                <w:szCs w:val="20"/>
-              </w:rPr>
-              <w:t xml:space="preserve"> Owner (visión del producto, priorización del backlog y criterios de aceptación) y Franco Núñez como Scrum </w:t>
-            </w:r>
-            <w:proofErr w:type="gramStart"/>
-            <w:r>
-              <w:rPr>
-                <w:color w:val="000000"/>
-                <w:sz w:val="20"/>
-                <w:szCs w:val="20"/>
-              </w:rPr>
-              <w:t>Master</w:t>
-            </w:r>
-            <w:proofErr w:type="gramEnd"/>
-            <w:r>
-              <w:rPr>
-                <w:color w:val="000000"/>
-                <w:sz w:val="20"/>
-                <w:szCs w:val="20"/>
-              </w:rPr>
-              <w:t xml:space="preserve"> (planificación y seguimiento de los </w:t>
-            </w:r>
-            <w:proofErr w:type="spellStart"/>
-            <w:r>
-              <w:rPr>
-                <w:color w:val="000000"/>
-                <w:sz w:val="20"/>
-                <w:szCs w:val="20"/>
-              </w:rPr>
-              <w:t>sprints</w:t>
-            </w:r>
-            <w:proofErr w:type="spellEnd"/>
-            <w:r>
-              <w:rPr>
-                <w:color w:val="000000"/>
-                <w:sz w:val="20"/>
-                <w:szCs w:val="20"/>
-              </w:rPr>
-              <w:t xml:space="preserve">, facilitación de los eventos y registro de impedimentos); ambos conforman el equipo de desarrollo, y el docente y los pares actúan como </w:t>
-            </w:r>
-            <w:proofErr w:type="spellStart"/>
-            <w:r>
-              <w:rPr>
-                <w:color w:val="000000"/>
-                <w:sz w:val="20"/>
-                <w:szCs w:val="20"/>
-              </w:rPr>
-              <w:t>stakeholders</w:t>
-            </w:r>
-            <w:proofErr w:type="spellEnd"/>
-            <w:r>
-              <w:rPr>
-                <w:color w:val="000000"/>
-                <w:sz w:val="20"/>
-                <w:szCs w:val="20"/>
-              </w:rPr>
-              <w:t xml:space="preserve"> que retroalimentan y validan los entregables.</w:t>
-            </w:r>
-          </w:p>
-          <w:p>
-            <w:pPr>
-              <w:spacing w:after="60" w:line="240" w:lineRule="auto"/>
-              <w:jc w:val="both"/>
-              <w:rPr>
-                <w:color w:val="000000"/>
-                <w:sz w:val="20"/>
-                <w:szCs w:val="20"/>
-              </w:rPr>
-            </w:pPr>
-            <w:r>
-              <w:rPr>
-                <w:b/>
-                <w:bCs/>
-                <w:color w:val="000000"/>
-                <w:sz w:val="20"/>
-                <w:szCs w:val="20"/>
-              </w:rPr>
-              <w:t>Funciones y responsabilidades por integrante:</w:t>
-            </w:r>
-          </w:p>
-          <w:p>
-            <w:pPr>
-              <w:spacing w:after="60" w:line="240" w:lineRule="auto"/>
-              <w:jc w:val="both"/>
-              <w:rPr>
-                <w:color w:val="000000"/>
-                <w:sz w:val="20"/>
-                <w:szCs w:val="20"/>
-              </w:rPr>
-            </w:pPr>
-            <w:r>
-              <w:rPr>
-                <w:b/>
-                <w:bCs/>
-                <w:color w:val="000000"/>
-                <w:sz w:val="20"/>
-                <w:szCs w:val="20"/>
-              </w:rPr>
-              <w:t xml:space="preserve">• Franco Núñez – Dominio de productos, inventario y predicción: </w:t>
-            </w:r>
-            <w:r>
-              <w:rPr>
-                <w:color w:val="000000"/>
-                <w:sz w:val="20"/>
-                <w:szCs w:val="20"/>
-              </w:rPr>
-              <w:t xml:space="preserve">catálogo de productos, inventario y </w:t>
-            </w:r>
-            <w:proofErr w:type="spellStart"/>
-            <w:r>
-              <w:rPr>
-                <w:color w:val="000000"/>
-                <w:sz w:val="20"/>
-                <w:szCs w:val="20"/>
-              </w:rPr>
-              <w:t>kardex</w:t>
-            </w:r>
-            <w:proofErr w:type="spellEnd"/>
-            <w:r>
-              <w:rPr>
-                <w:color w:val="000000"/>
-                <w:sz w:val="20"/>
-                <w:szCs w:val="20"/>
-              </w:rPr>
-              <w:t xml:space="preserve"> (movimientos de stock), </w:t>
-            </w:r>
-            <w:proofErr w:type="spellStart"/>
-            <w:r>
-              <w:rPr>
-                <w:color w:val="000000"/>
-                <w:sz w:val="20"/>
-                <w:szCs w:val="20"/>
-              </w:rPr>
-              <w:t>outbox</w:t>
-            </w:r>
-            <w:proofErr w:type="spellEnd"/>
-            <w:r>
-              <w:rPr>
-                <w:color w:val="000000"/>
-                <w:sz w:val="20"/>
-                <w:szCs w:val="20"/>
-              </w:rPr>
-              <w:t xml:space="preserve"> de productos, proveedores, pedidos y compras en el panel de cliente, alineación del catálogo (SKU) entre la caja y la plataforma web, las pantallas de inventario en </w:t>
-            </w:r>
-            <w:proofErr w:type="spellStart"/>
-            <w:r>
-              <w:rPr>
-                <w:color w:val="000000"/>
-                <w:sz w:val="20"/>
-                <w:szCs w:val="20"/>
-              </w:rPr>
-              <w:t>React</w:t>
-            </w:r>
-            <w:proofErr w:type="spellEnd"/>
-            <w:r>
-              <w:rPr>
-                <w:color w:val="000000"/>
-                <w:sz w:val="20"/>
-                <w:szCs w:val="20"/>
-              </w:rPr>
-              <w:t>, el simulador de ventas, el inventario predictivo, la lista de compra sugerida, el análisis de rotación y sus pruebas unitarias.</w:t>
-            </w:r>
-          </w:p>
-          <w:p>
-            <w:pPr>
-              <w:spacing w:after="60" w:line="240" w:lineRule="auto"/>
-              <w:jc w:val="both"/>
-              <w:rPr>
-                <w:color w:val="000000"/>
-                <w:sz w:val="20"/>
-                <w:szCs w:val="20"/>
-              </w:rPr>
-            </w:pPr>
-            <w:r>
-              <w:rPr>
-                <w:b/>
-                <w:bCs/>
-                <w:color w:val="000000"/>
-                <w:sz w:val="20"/>
-                <w:szCs w:val="20"/>
-              </w:rPr>
-              <w:t xml:space="preserve">• Álvaro Barrera – Dominio de usuarios, caja y plataforma: </w:t>
-            </w:r>
-            <w:r>
-              <w:rPr>
-                <w:color w:val="000000"/>
-                <w:sz w:val="20"/>
-                <w:szCs w:val="20"/>
-              </w:rPr>
-              <w:t xml:space="preserve">autenticación y sesiones, roles (staff, dueño y cajero), cajeros con PIN, aislamiento </w:t>
-            </w:r>
-            <w:proofErr w:type="spellStart"/>
-            <w:r>
-              <w:rPr>
-                <w:color w:val="000000"/>
-                <w:sz w:val="20"/>
-                <w:szCs w:val="20"/>
-              </w:rPr>
-              <w:t>multi-tenant</w:t>
-            </w:r>
-            <w:proofErr w:type="spellEnd"/>
-            <w:r>
-              <w:rPr>
-                <w:color w:val="000000"/>
-                <w:sz w:val="20"/>
-                <w:szCs w:val="20"/>
-              </w:rPr>
-              <w:t xml:space="preserve">, enrolamiento de cajas y </w:t>
-            </w:r>
-            <w:proofErr w:type="spellStart"/>
-            <w:r>
-              <w:rPr>
-                <w:color w:val="000000"/>
-                <w:sz w:val="20"/>
-                <w:szCs w:val="20"/>
-              </w:rPr>
-              <w:t>kill</w:t>
-            </w:r>
-            <w:proofErr w:type="spellEnd"/>
-            <w:r>
-              <w:rPr>
-                <w:color w:val="000000"/>
-                <w:sz w:val="20"/>
-                <w:szCs w:val="20"/>
-              </w:rPr>
-              <w:t>-switch, sincronización del catálogo hacia la caja, registro autoservicio y suscripción con Flow, límites por plan, panel de administración, despliegue, endurecimiento de la seguridad y pruebas de extremo a extremo.</w:t>
+              <w:t>autenticación y sesiones, roles (staff, dueño y cajero), cajeros con PIN, aislamiento multi-tenant, enrolamiento de cajas y kill-switch, sincronización del catálogo hacia la caja, registro autoservicio y suscripción con Flow, límites por plan, panel de administración, despliegue, endurecimiento de la seguridad y pruebas de extremo a extremo.</w:t>
             </w:r>
           </w:p>
           <w:p>
@@ -4762,25 +3598,7 @@
                 <w:sz w:val="18"/>
                 <w:szCs w:val="18"/>
               </w:rPr>
-              <w:t xml:space="preserve">Problema del pequeño comercio, propuesta de valor y visión del producto (documento </w:t>
-            </w:r>
-            <w:proofErr w:type="spellStart"/>
-            <w:r>
-              <w:rPr>
-                <w:color w:val="000000"/>
-                <w:sz w:val="18"/>
-                <w:szCs w:val="18"/>
-              </w:rPr>
-              <w:t>Walkan</w:t>
-            </w:r>
-            <w:proofErr w:type="spellEnd"/>
-            <w:r>
-              <w:rPr>
-                <w:color w:val="000000"/>
-                <w:sz w:val="18"/>
-                <w:szCs w:val="18"/>
-              </w:rPr>
-              <w:t xml:space="preserve"> Planificación).</w:t>
+              <w:t>Problema del pequeño comercio, propuesta de valor y visión del producto (documento Walkan Planificación).</w:t>
             </w:r>
           </w:p>
         </w:tc>
@@ -4891,88 +3709,30 @@
                 <w:sz w:val="18"/>
                 <w:szCs w:val="18"/>
               </w:rPr>
-              <w:t xml:space="preserve">Mapas y </w:t>
-            </w:r>
-            <w:proofErr w:type="spellStart"/>
-            <w:r>
-              <w:rPr>
-                <w:b/>
-                <w:bCs/>
+              <w:t>Mapas y Product Backlog priorizado</w:t>
+            </w:r>
+          </w:p>
+        </w:tc>
+        <w:tc>
+          <w:tcPr>
+            <w:tcW w:w="3825" w:type="dxa"/>
+          </w:tcPr>
+          <w:p>
+            <w:pPr>
+              <w:spacing w:after="0" w:line="240" w:lineRule="auto"/>
+              <w:rPr>
                 <w:color w:val="000000"/>
                 <w:sz w:val="18"/>
                 <w:szCs w:val="18"/>
               </w:rPr>
-              <w:t>Product</w:t>
-            </w:r>
-            <w:proofErr w:type="spellEnd"/>
-            <w:r>
-              <w:rPr>
-                <w:b/>
-                <w:bCs/>
+            </w:pPr>
+            <w:r>
+              <w:rPr>
                 <w:color w:val="000000"/>
                 <w:sz w:val="18"/>
                 <w:szCs w:val="18"/>
               </w:rPr>
-              <w:t xml:space="preserve"> Backlog priorizado</w:t>
-            </w:r>
-          </w:p>
-        </w:tc>
-        <w:tc>
-          <w:tcPr>
-            <w:tcW w:w="3825" w:type="dxa"/>
-          </w:tcPr>
-          <w:p>
-            <w:pPr>
-              <w:spacing w:after="0" w:line="240" w:lineRule="auto"/>
-              <w:rPr>
-                <w:color w:val="000000"/>
-                <w:sz w:val="18"/>
-                <w:szCs w:val="18"/>
-              </w:rPr>
-            </w:pPr>
-            <w:r>
-              <w:rPr>
-                <w:color w:val="000000"/>
-                <w:sz w:val="18"/>
-                <w:szCs w:val="18"/>
-              </w:rPr>
-              <w:t xml:space="preserve">Mapa de actores (dueño, cajero, staff </w:t>
-            </w:r>
-            <w:proofErr w:type="spellStart"/>
-            <w:r>
-              <w:rPr>
-                <w:color w:val="000000"/>
-                <w:sz w:val="18"/>
-                <w:szCs w:val="18"/>
-              </w:rPr>
-              <w:t>Walkan</w:t>
-            </w:r>
-            <w:proofErr w:type="spellEnd"/>
-            <w:r>
-              <w:rPr>
-                <w:color w:val="000000"/>
-                <w:sz w:val="18"/>
-                <w:szCs w:val="18"/>
-              </w:rPr>
-              <w:t xml:space="preserve">) y </w:t>
-            </w:r>
-            <w:proofErr w:type="spellStart"/>
-            <w:r>
-              <w:rPr>
-                <w:color w:val="000000"/>
-                <w:sz w:val="18"/>
-                <w:szCs w:val="18"/>
-              </w:rPr>
-              <w:t>Product</w:t>
-            </w:r>
-            <w:proofErr w:type="spellEnd"/>
-            <w:r>
-              <w:rPr>
-                <w:color w:val="000000"/>
-                <w:sz w:val="18"/>
-                <w:szCs w:val="18"/>
-              </w:rPr>
-              <w:t xml:space="preserve"> Backlog priorizado con MoSCoW y puntos de historia, actualizado en cada sprint.</w:t>
+              <w:t>Mapa de actores (dueño, cajero, staff Walkan) y Product Backlog priorizado con MoSCoW y puntos de historia, actualizado en cada sprint.</w:t>
             </w:r>
           </w:p>
         </w:tc>
@@ -5006,25 +3766,7 @@
                 <w:sz w:val="18"/>
                 <w:szCs w:val="18"/>
               </w:rPr>
-              <w:t xml:space="preserve">El backlog es la única fuente de requisitos en Scrum y muestra cómo se </w:t>
-            </w:r>
-            <w:proofErr w:type="spellStart"/>
-            <w:r>
-              <w:rPr>
-                <w:color w:val="000000"/>
-                <w:sz w:val="18"/>
-                <w:szCs w:val="18"/>
-              </w:rPr>
-              <w:t>repriorizó</w:t>
-            </w:r>
-            <w:proofErr w:type="spellEnd"/>
-            <w:r>
-              <w:rPr>
-                <w:color w:val="000000"/>
-                <w:sz w:val="18"/>
-                <w:szCs w:val="18"/>
-              </w:rPr>
-              <w:t xml:space="preserve"> el alcance.</w:t>
+              <w:t>El backlog es la única fuente de requisitos en Scrum y muestra cómo se repriorizó el alcance.</w:t>
             </w:r>
           </w:p>
         </w:tc>
@@ -5237,31 +3979,7 @@
                 <w:szCs w:val="18"/>
                 <w:lang w:val="en-US"/>
               </w:rPr>
-              <w:t xml:space="preserve">Impact Mapping </w:t>
-            </w:r>
-            <w:proofErr w:type="gramStart"/>
-            <w:r>
-              <w:rPr>
-                <w:b/>
-                <w:bCs/>
-                <w:color w:val="000000"/>
-                <w:sz w:val="18"/>
-                <w:szCs w:val="18"/>
-                <w:lang w:val="en-US"/>
-              </w:rPr>
-              <w:t>y User</w:t>
-            </w:r>
-            <w:proofErr w:type="gramEnd"/>
-            <w:r>
-              <w:rPr>
-                <w:b/>
-                <w:bCs/>
-                <w:color w:val="000000"/>
-                <w:sz w:val="18"/>
-                <w:szCs w:val="18"/>
-                <w:lang w:val="en-US"/>
-              </w:rPr>
-              <w:t xml:space="preserve"> Story Mapping</w:t>
+              <w:t>Impact Mapping y User Story Mapping</w:t>
             </w:r>
           </w:p>
         </w:tc>
@@ -5395,70 +4113,30 @@
                 <w:sz w:val="18"/>
                 <w:szCs w:val="18"/>
               </w:rPr>
-              <w:t xml:space="preserve">Cronograma por </w:t>
-            </w:r>
-            <w:proofErr w:type="spellStart"/>
-            <w:r>
-              <w:rPr>
-                <w:b/>
-                <w:bCs/>
+              <w:t>Cronograma por sprints y Carta Gantt</w:t>
+            </w:r>
+          </w:p>
+        </w:tc>
+        <w:tc>
+          <w:tcPr>
+            <w:tcW w:w="3825" w:type="dxa"/>
+          </w:tcPr>
+          <w:p>
+            <w:pPr>
+              <w:spacing w:after="0" w:line="240" w:lineRule="auto"/>
+              <w:rPr>
                 <w:color w:val="000000"/>
                 <w:sz w:val="18"/>
                 <w:szCs w:val="18"/>
               </w:rPr>
-              <w:t>sprints</w:t>
-            </w:r>
-            <w:proofErr w:type="spellEnd"/>
-            <w:r>
-              <w:rPr>
-                <w:b/>
-                <w:bCs/>
+            </w:pPr>
+            <w:r>
+              <w:rPr>
                 <w:color w:val="000000"/>
                 <w:sz w:val="18"/>
                 <w:szCs w:val="18"/>
               </w:rPr>
-              <w:t xml:space="preserve"> y Carta Gantt</w:t>
-            </w:r>
-          </w:p>
-        </w:tc>
-        <w:tc>
-          <w:tcPr>
-            <w:tcW w:w="3825" w:type="dxa"/>
-          </w:tcPr>
-          <w:p>
-            <w:pPr>
-              <w:spacing w:after="0" w:line="240" w:lineRule="auto"/>
-              <w:rPr>
-                <w:color w:val="000000"/>
-                <w:sz w:val="18"/>
-                <w:szCs w:val="18"/>
-              </w:rPr>
-            </w:pPr>
-            <w:r>
-              <w:rPr>
-                <w:color w:val="000000"/>
-                <w:sz w:val="18"/>
-                <w:szCs w:val="18"/>
-              </w:rPr>
-              <w:t xml:space="preserve">Planificación por </w:t>
-            </w:r>
-            <w:proofErr w:type="spellStart"/>
-            <w:r>
-              <w:rPr>
-                <w:color w:val="000000"/>
-                <w:sz w:val="18"/>
-                <w:szCs w:val="18"/>
-              </w:rPr>
-              <w:t>sprints</w:t>
-            </w:r>
-            <w:proofErr w:type="spellEnd"/>
-            <w:r>
-              <w:rPr>
-                <w:color w:val="000000"/>
-                <w:sz w:val="18"/>
-                <w:szCs w:val="18"/>
-              </w:rPr>
-              <w:t>, riesgos y Carta Gantt de 18 semanas con el estado de cada actividad.</w:t>
+              <w:t>Planificación por sprints, riesgos y Carta Gantt de 18 semanas con el estado de cada actividad.</w:t>
             </w:r>
           </w:p>
         </w:tc>
@@ -5597,29 +4275,7 @@
                 <w:sz w:val="18"/>
                 <w:szCs w:val="18"/>
               </w:rPr>
-              <w:t xml:space="preserve">Modelos de datos y arquitectura (Informe </w:t>
-            </w:r>
-            <w:proofErr w:type="spellStart"/>
-            <w:r>
-              <w:rPr>
-                <w:b/>
-                <w:bCs/>
-                <w:color w:val="000000"/>
-                <w:sz w:val="18"/>
-                <w:szCs w:val="18"/>
-              </w:rPr>
-              <w:t>Walkan</w:t>
-            </w:r>
-            <w:proofErr w:type="spellEnd"/>
-            <w:r>
-              <w:rPr>
-                <w:b/>
-                <w:bCs/>
-                <w:color w:val="000000"/>
-                <w:sz w:val="18"/>
-                <w:szCs w:val="18"/>
-              </w:rPr>
-              <w:t>)</w:t>
+              <w:t>Modelos de datos y arquitectura (Informe Walkan)</w:t>
             </w:r>
           </w:p>
         </w:tc>
@@ -5704,27 +4360,7 @@
                 <w:sz w:val="18"/>
                 <w:szCs w:val="18"/>
               </w:rPr>
-              <w:t>Artefactos de cada sprint (</w:t>
-            </w:r>
-            <w:proofErr w:type="spellStart"/>
-            <w:r>
-              <w:rPr>
-                <w:b/>
-                <w:color w:val="000000"/>
-                <w:sz w:val="18"/>
-                <w:szCs w:val="18"/>
-              </w:rPr>
-              <w:t>sprints</w:t>
-            </w:r>
-            <w:proofErr w:type="spellEnd"/>
-            <w:r>
-              <w:rPr>
-                <w:b/>
-                <w:color w:val="000000"/>
-                <w:sz w:val="18"/>
-                <w:szCs w:val="18"/>
-              </w:rPr>
-              <w:t xml:space="preserve"> de dos semanas)</w:t>
+              <w:t>Artefactos de cada sprint (sprints de dos semanas)</w:t>
             </w:r>
           </w:p>
         </w:tc>
@@ -5801,60 +4437,30 @@
                 <w:sz w:val="18"/>
                 <w:szCs w:val="18"/>
               </w:rPr>
-              <w:t xml:space="preserve">Sprint Backlog y </w:t>
-            </w:r>
-            <w:proofErr w:type="spellStart"/>
-            <w:r>
-              <w:rPr>
-                <w:b/>
-                <w:bCs/>
+              <w:t>Sprint Backlog y Scrumboard</w:t>
+            </w:r>
+          </w:p>
+        </w:tc>
+        <w:tc>
+          <w:tcPr>
+            <w:tcW w:w="3825" w:type="dxa"/>
+          </w:tcPr>
+          <w:p>
+            <w:pPr>
+              <w:spacing w:after="0" w:line="240" w:lineRule="auto"/>
+              <w:rPr>
                 <w:color w:val="000000"/>
                 <w:sz w:val="18"/>
                 <w:szCs w:val="18"/>
               </w:rPr>
-              <w:t>Scrumboard</w:t>
-            </w:r>
-            <w:proofErr w:type="spellEnd"/>
-          </w:p>
-        </w:tc>
-        <w:tc>
-          <w:tcPr>
-            <w:tcW w:w="3825" w:type="dxa"/>
-          </w:tcPr>
-          <w:p>
-            <w:pPr>
-              <w:spacing w:after="0" w:line="240" w:lineRule="auto"/>
+            </w:pPr>
+            <w:r>
               <w:rPr>
                 <w:color w:val="000000"/>
                 <w:sz w:val="18"/>
                 <w:szCs w:val="18"/>
               </w:rPr>
-            </w:pPr>
-            <w:r>
-              <w:rPr>
-                <w:color w:val="000000"/>
-                <w:sz w:val="18"/>
-                <w:szCs w:val="18"/>
-              </w:rPr>
-              <w:t xml:space="preserve">Objetivo del sprint, historias seleccionadas y tablero en </w:t>
-            </w:r>
-            <w:proofErr w:type="spellStart"/>
-            <w:r>
-              <w:rPr>
-                <w:color w:val="000000"/>
-                <w:sz w:val="18"/>
-                <w:szCs w:val="18"/>
-              </w:rPr>
-              <w:t>GitLab</w:t>
-            </w:r>
-            <w:proofErr w:type="spellEnd"/>
-            <w:r>
-              <w:rPr>
-                <w:color w:val="000000"/>
-                <w:sz w:val="18"/>
-                <w:szCs w:val="18"/>
-              </w:rPr>
-              <w:t xml:space="preserve"> (Por hacer / En curso / Revisión / Hecho) con responsable por tarea; captura al inicio y al cierre de cada sprint.</w:t>
+              <w:t>Objetivo del sprint, historias seleccionadas y tablero en GitLab (Por hacer / En curso / Revisión / Hecho) con responsable por tarea; captura al inicio y al cierre de cada sprint.</w:t>
             </w:r>
           </w:p>
         </w:tc>
@@ -5957,7 +4563,6 @@
                 <w:szCs w:val="18"/>
               </w:rPr>
             </w:pPr>
-            <w:proofErr w:type="spellStart"/>
             <w:r>
               <w:rPr>
                 <w:b/>
@@ -5966,18 +4571,7 @@
                 <w:sz w:val="18"/>
                 <w:szCs w:val="18"/>
               </w:rPr>
-              <w:t>Burndown</w:t>
-            </w:r>
-            <w:proofErr w:type="spellEnd"/>
-            <w:r>
-              <w:rPr>
-                <w:b/>
-                <w:bCs/>
-                <w:color w:val="000000"/>
-                <w:sz w:val="18"/>
-                <w:szCs w:val="18"/>
-              </w:rPr>
-              <w:t xml:space="preserve"> Chart</w:t>
+              <w:t>Burndown Chart</w:t>
             </w:r>
           </w:p>
         </w:tc>
@@ -6111,60 +4705,30 @@
                 <w:sz w:val="18"/>
                 <w:szCs w:val="18"/>
               </w:rPr>
-              <w:t xml:space="preserve">Registro de Daily </w:t>
-            </w:r>
-            <w:proofErr w:type="gramStart"/>
-            <w:r>
-              <w:rPr>
-                <w:b/>
-                <w:bCs/>
+              <w:t>Registro de Daily Meeting</w:t>
+            </w:r>
+          </w:p>
+        </w:tc>
+        <w:tc>
+          <w:tcPr>
+            <w:tcW w:w="3825" w:type="dxa"/>
+          </w:tcPr>
+          <w:p>
+            <w:pPr>
+              <w:spacing w:after="0" w:line="240" w:lineRule="auto"/>
+              <w:rPr>
                 <w:color w:val="000000"/>
                 <w:sz w:val="18"/>
                 <w:szCs w:val="18"/>
               </w:rPr>
-              <w:t>Meeting</w:t>
-            </w:r>
-            <w:proofErr w:type="gramEnd"/>
-          </w:p>
-        </w:tc>
-        <w:tc>
-          <w:tcPr>
-            <w:tcW w:w="3825" w:type="dxa"/>
-          </w:tcPr>
-          <w:p>
-            <w:pPr>
-              <w:spacing w:after="0" w:line="240" w:lineRule="auto"/>
+            </w:pPr>
+            <w:r>
               <w:rPr>
                 <w:color w:val="000000"/>
                 <w:sz w:val="18"/>
                 <w:szCs w:val="18"/>
               </w:rPr>
-            </w:pPr>
-            <w:r>
-              <w:rPr>
-                <w:color w:val="000000"/>
-                <w:sz w:val="18"/>
-                <w:szCs w:val="18"/>
-              </w:rPr>
-              <w:t xml:space="preserve">Registro breve de las </w:t>
-            </w:r>
-            <w:proofErr w:type="spellStart"/>
-            <w:r>
-              <w:rPr>
-                <w:color w:val="000000"/>
-                <w:sz w:val="18"/>
-                <w:szCs w:val="18"/>
-              </w:rPr>
-              <w:t>dailies</w:t>
-            </w:r>
-            <w:proofErr w:type="spellEnd"/>
-            <w:r>
-              <w:rPr>
-                <w:color w:val="000000"/>
-                <w:sz w:val="18"/>
-                <w:szCs w:val="18"/>
-              </w:rPr>
-              <w:t xml:space="preserve"> (qué hice, qué haré, qué me bloquea), tres veces por semana, presenciales o asíncronas.</w:t>
+              <w:t>Registro breve de las dailies (qué hice, qué haré, qué me bloquea), tres veces por semana, presenciales o asíncronas.</w:t>
             </w:r>
           </w:p>
         </w:tc>
@@ -6332,25 +4896,7 @@
                 <w:sz w:val="18"/>
                 <w:szCs w:val="18"/>
               </w:rPr>
-              <w:t xml:space="preserve">Evidencia la gestión de riesgos por parte del Scrum </w:t>
-            </w:r>
-            <w:proofErr w:type="gramStart"/>
-            <w:r>
-              <w:rPr>
-                <w:color w:val="000000"/>
-                <w:sz w:val="18"/>
-                <w:szCs w:val="18"/>
-              </w:rPr>
-              <w:t>Master</w:t>
-            </w:r>
-            <w:proofErr w:type="gramEnd"/>
-            <w:r>
-              <w:rPr>
-                <w:color w:val="000000"/>
-                <w:sz w:val="18"/>
-                <w:szCs w:val="18"/>
-              </w:rPr>
-              <w:t>.</w:t>
+              <w:t>Evidencia la gestión de riesgos por parte del Scrum Master.</w:t>
             </w:r>
           </w:p>
         </w:tc>
@@ -6427,29 +4973,7 @@
                 <w:sz w:val="18"/>
                 <w:szCs w:val="18"/>
               </w:rPr>
-              <w:t xml:space="preserve">Actas de Sprint </w:t>
-            </w:r>
-            <w:proofErr w:type="spellStart"/>
-            <w:r>
-              <w:rPr>
-                <w:b/>
-                <w:bCs/>
-                <w:color w:val="000000"/>
-                <w:sz w:val="18"/>
-                <w:szCs w:val="18"/>
-              </w:rPr>
-              <w:t>Review</w:t>
-            </w:r>
-            <w:proofErr w:type="spellEnd"/>
-            <w:r>
-              <w:rPr>
-                <w:b/>
-                <w:bCs/>
-                <w:color w:val="000000"/>
-                <w:sz w:val="18"/>
-                <w:szCs w:val="18"/>
-              </w:rPr>
-              <w:t xml:space="preserve"> y Retrospective</w:t>
+              <w:t>Actas de Sprint Review y Retrospective</w:t>
             </w:r>
           </w:p>
         </w:tc>
@@ -6612,70 +5136,30 @@
                 <w:sz w:val="18"/>
                 <w:szCs w:val="18"/>
               </w:rPr>
-              <w:t xml:space="preserve">Caja </w:t>
-            </w:r>
-            <w:proofErr w:type="spellStart"/>
-            <w:r>
-              <w:rPr>
-                <w:b/>
-                <w:bCs/>
+              <w:t>Caja on-premise desplegada en el TV Box</w:t>
+            </w:r>
+          </w:p>
+        </w:tc>
+        <w:tc>
+          <w:tcPr>
+            <w:tcW w:w="3825" w:type="dxa"/>
+          </w:tcPr>
+          <w:p>
+            <w:pPr>
+              <w:spacing w:after="0" w:line="240" w:lineRule="auto"/>
+              <w:rPr>
                 <w:color w:val="000000"/>
                 <w:sz w:val="18"/>
                 <w:szCs w:val="18"/>
               </w:rPr>
-              <w:t>on</w:t>
-            </w:r>
-            <w:proofErr w:type="spellEnd"/>
-            <w:r>
-              <w:rPr>
-                <w:b/>
-                <w:bCs/>
+            </w:pPr>
+            <w:r>
+              <w:rPr>
                 <w:color w:val="000000"/>
                 <w:sz w:val="18"/>
                 <w:szCs w:val="18"/>
               </w:rPr>
-              <w:t>-premise desplegada en el TV Box</w:t>
-            </w:r>
-          </w:p>
-        </w:tc>
-        <w:tc>
-          <w:tcPr>
-            <w:tcW w:w="3825" w:type="dxa"/>
-          </w:tcPr>
-          <w:p>
-            <w:pPr>
-              <w:spacing w:after="0" w:line="240" w:lineRule="auto"/>
-              <w:rPr>
-                <w:color w:val="000000"/>
-                <w:sz w:val="18"/>
-                <w:szCs w:val="18"/>
-              </w:rPr>
-            </w:pPr>
-            <w:r>
-              <w:rPr>
-                <w:color w:val="000000"/>
-                <w:sz w:val="18"/>
-                <w:szCs w:val="18"/>
-              </w:rPr>
-              <w:t xml:space="preserve">Caja POS funcionando sin internet en el hardware objetivo, con sus siete módulos verificados (base, inventario, caja y cajeros, venta, interfaz, sincronización y despliegue); código versionado en </w:t>
-            </w:r>
-            <w:proofErr w:type="spellStart"/>
-            <w:r>
-              <w:rPr>
-                <w:color w:val="000000"/>
-                <w:sz w:val="18"/>
-                <w:szCs w:val="18"/>
-              </w:rPr>
-              <w:t>GitLab</w:t>
-            </w:r>
-            <w:proofErr w:type="spellEnd"/>
-            <w:r>
-              <w:rPr>
-                <w:color w:val="000000"/>
-                <w:sz w:val="18"/>
-                <w:szCs w:val="18"/>
-              </w:rPr>
-              <w:t>.</w:t>
+              <w:t>Caja POS funcionando sin internet en el hardware objetivo, con sus siete módulos verificados (base, inventario, caja y cajeros, venta, interfaz, sincronización y despliegue); código versionado en GitLab.</w:t>
             </w:r>
           </w:p>
         </w:tc>
@@ -6788,90 +5272,30 @@
                 <w:szCs w:val="18"/>
                 <w:lang w:val="pt-BR"/>
               </w:rPr>
-              <w:t xml:space="preserve">Plataforma web </w:t>
-            </w:r>
-            <w:proofErr w:type="spellStart"/>
-            <w:r>
-              <w:rPr>
-                <w:b/>
-                <w:bCs/>
+              <w:t>Plataforma web desplegada e integrada</w:t>
+            </w:r>
+          </w:p>
+        </w:tc>
+        <w:tc>
+          <w:tcPr>
+            <w:tcW w:w="3825" w:type="dxa"/>
+          </w:tcPr>
+          <w:p>
+            <w:pPr>
+              <w:spacing w:after="0" w:line="240" w:lineRule="auto"/>
+              <w:rPr>
                 <w:color w:val="000000"/>
                 <w:sz w:val="18"/>
                 <w:szCs w:val="18"/>
-                <w:lang w:val="pt-BR"/>
-              </w:rPr>
-              <w:t>desplegada</w:t>
-            </w:r>
-            <w:proofErr w:type="spellEnd"/>
-            <w:r>
-              <w:rPr>
-                <w:b/>
-                <w:bCs/>
+              </w:rPr>
+            </w:pPr>
+            <w:r>
+              <w:rPr>
                 <w:color w:val="000000"/>
                 <w:sz w:val="18"/>
                 <w:szCs w:val="18"/>
-                <w:lang w:val="pt-BR"/>
-              </w:rPr>
-              <w:t xml:space="preserve"> e integrada</w:t>
-            </w:r>
-          </w:p>
-        </w:tc>
-        <w:tc>
-          <w:tcPr>
-            <w:tcW w:w="3825" w:type="dxa"/>
-          </w:tcPr>
-          <w:p>
-            <w:pPr>
-              <w:spacing w:after="0" w:line="240" w:lineRule="auto"/>
-              <w:rPr>
-                <w:color w:val="000000"/>
-                <w:sz w:val="18"/>
-                <w:szCs w:val="18"/>
-              </w:rPr>
-            </w:pPr>
-            <w:r>
-              <w:rPr>
-                <w:color w:val="000000"/>
-                <w:sz w:val="18"/>
-                <w:szCs w:val="18"/>
-              </w:rPr>
-              <w:t xml:space="preserve">Plataforma </w:t>
-            </w:r>
-            <w:proofErr w:type="spellStart"/>
-            <w:r>
-              <w:rPr>
-                <w:color w:val="000000"/>
-                <w:sz w:val="18"/>
-                <w:szCs w:val="18"/>
-              </w:rPr>
-              <w:t>multi-tenant</w:t>
-            </w:r>
-            <w:proofErr w:type="spellEnd"/>
-            <w:r>
-              <w:rPr>
-                <w:color w:val="000000"/>
-                <w:sz w:val="18"/>
-                <w:szCs w:val="18"/>
-              </w:rPr>
-              <w:t xml:space="preserve"> en un VPS con registro autoservicio, suscripción recurrente con Flow, límites por plan, inventario en </w:t>
-            </w:r>
-            <w:proofErr w:type="spellStart"/>
-            <w:r>
-              <w:rPr>
-                <w:color w:val="000000"/>
-                <w:sz w:val="18"/>
-                <w:szCs w:val="18"/>
-              </w:rPr>
-              <w:t>React</w:t>
-            </w:r>
-            <w:proofErr w:type="spellEnd"/>
-            <w:r>
-              <w:rPr>
-                <w:color w:val="000000"/>
-                <w:sz w:val="18"/>
-                <w:szCs w:val="18"/>
-              </w:rPr>
-              <w:t xml:space="preserve"> y sincronización real con la caja.</w:t>
+              </w:rPr>
+              <w:t>Plataforma multi-tenant en un VPS con registro autoservicio, suscripción recurrente con Flow, límites por plan, inventario en React y sincronización real con la caja.</w:t>
             </w:r>
           </w:p>
         </w:tc>
@@ -7139,25 +5563,7 @@
                 <w:sz w:val="18"/>
                 <w:szCs w:val="18"/>
               </w:rPr>
-              <w:t>Modelo de recuperación de la inversión (</w:t>
-            </w:r>
-            <w:proofErr w:type="spellStart"/>
-            <w:r>
-              <w:rPr>
-                <w:color w:val="000000"/>
-                <w:sz w:val="18"/>
-                <w:szCs w:val="18"/>
-              </w:rPr>
-              <w:t>payback</w:t>
-            </w:r>
-            <w:proofErr w:type="spellEnd"/>
-            <w:r>
-              <w:rPr>
-                <w:color w:val="000000"/>
-                <w:sz w:val="18"/>
-                <w:szCs w:val="18"/>
-              </w:rPr>
-              <w:t>) en Excel con tres escenarios de captación, supuestos editables e informe de interpretación y sensibilidad.</w:t>
+              <w:t>Modelo de recuperación de la inversión (payback) en Excel con tres escenarios de captación, supuestos editables e informe de interpretación y sensibilidad.</w:t>
             </w:r>
           </w:p>
         </w:tc>
@@ -7291,79 +5697,7 @@
                 <w:sz w:val="18"/>
                 <w:szCs w:val="18"/>
               </w:rPr>
-              <w:t xml:space="preserve">Plan y resultados de pruebas </w:t>
-            </w:r>
-            <w:proofErr w:type="spellStart"/>
-            <w:r>
-              <w:rPr>
-                <w:color w:val="000000"/>
-                <w:sz w:val="18"/>
-                <w:szCs w:val="18"/>
-              </w:rPr>
-              <w:t>end-to-end</w:t>
-            </w:r>
-            <w:proofErr w:type="spellEnd"/>
-            <w:r>
-              <w:rPr>
-                <w:color w:val="000000"/>
-                <w:sz w:val="18"/>
-                <w:szCs w:val="18"/>
-              </w:rPr>
-              <w:t xml:space="preserve"> con </w:t>
-            </w:r>
-            <w:proofErr w:type="spellStart"/>
-            <w:r>
-              <w:rPr>
-                <w:color w:val="000000"/>
-                <w:sz w:val="18"/>
-                <w:szCs w:val="18"/>
-              </w:rPr>
-              <w:t>Playwright</w:t>
-            </w:r>
-            <w:proofErr w:type="spellEnd"/>
-            <w:r>
-              <w:rPr>
-                <w:color w:val="000000"/>
-                <w:sz w:val="18"/>
-                <w:szCs w:val="18"/>
-              </w:rPr>
-              <w:t xml:space="preserve"> (regla de oro, aislamiento </w:t>
-            </w:r>
-            <w:proofErr w:type="spellStart"/>
-            <w:r>
-              <w:rPr>
-                <w:color w:val="000000"/>
-                <w:sz w:val="18"/>
-                <w:szCs w:val="18"/>
-              </w:rPr>
-              <w:t>multi-tenant</w:t>
-            </w:r>
-            <w:proofErr w:type="spellEnd"/>
-            <w:r>
-              <w:rPr>
-                <w:color w:val="000000"/>
-                <w:sz w:val="18"/>
-                <w:szCs w:val="18"/>
-              </w:rPr>
-              <w:t xml:space="preserve">, </w:t>
-            </w:r>
-            <w:proofErr w:type="gramStart"/>
-            <w:r>
-              <w:rPr>
-                <w:color w:val="000000"/>
-                <w:sz w:val="18"/>
-                <w:szCs w:val="18"/>
-              </w:rPr>
-              <w:t>casos borde</w:t>
-            </w:r>
-            <w:proofErr w:type="gramEnd"/>
-            <w:r>
-              <w:rPr>
-                <w:color w:val="000000"/>
-                <w:sz w:val="18"/>
-                <w:szCs w:val="18"/>
-              </w:rPr>
-              <w:t>), pruebas unitarias de las fórmulas y, si se realiza, el piloto en un almacén real.</w:t>
+              <w:t>Plan y resultados de pruebas end-to-end con Playwright (regla de oro, aislamiento multi-tenant, casos borde), pruebas unitarias de las fórmulas y, si se realiza, el piloto en un almacén real.</w:t>
             </w:r>
           </w:p>
         </w:tc>
@@ -7767,21 +6101,7 @@
               <w:rPr>
                 <w:color w:val="1F3864"/>
               </w:rPr>
-              <w:t xml:space="preserve">En la siguiente tabla define la planificación de tu Proyecto APT </w:t>
-            </w:r>
-            <w:proofErr w:type="gramStart"/>
-            <w:r>
-              <w:rPr>
-                <w:color w:val="1F3864"/>
-              </w:rPr>
-              <w:t>de acuerdo a</w:t>
-            </w:r>
-            <w:proofErr w:type="gramEnd"/>
-            <w:r>
-              <w:rPr>
-                <w:color w:val="1F3864"/>
-              </w:rPr>
-              <w:t xml:space="preserve"> lo requerido.</w:t>
+              <w:t>En la siguiente tabla define la planificación de tu Proyecto APT de acuerdo a lo requerido.</w:t>
             </w:r>
           </w:p>
         </w:tc>
@@ -7900,21 +6220,7 @@
               <w:rPr>
                 <w:color w:val="1F3864"/>
               </w:rPr>
-              <w:t xml:space="preserve">Nombre </w:t>
-            </w:r>
-            <w:proofErr w:type="gramStart"/>
-            <w:r>
-              <w:rPr>
-                <w:color w:val="1F3864"/>
-              </w:rPr>
-              <w:t>de  Actividades</w:t>
-            </w:r>
-            <w:proofErr w:type="gramEnd"/>
-            <w:r>
-              <w:rPr>
-                <w:color w:val="1F3864"/>
-              </w:rPr>
-              <w:t>/Tareas</w:t>
+              <w:t>Nombre de  Actividades/Tareas</w:t>
             </w:r>
           </w:p>
         </w:tc>
@@ -8113,25 +6419,7 @@
                 <w:sz w:val="16"/>
                 <w:szCs w:val="16"/>
               </w:rPr>
-              <w:t>Definir el alcance offline-</w:t>
-            </w:r>
-            <w:proofErr w:type="spellStart"/>
-            <w:r>
-              <w:rPr>
-                <w:color w:val="000000"/>
-                <w:sz w:val="16"/>
-                <w:szCs w:val="16"/>
-              </w:rPr>
-              <w:t>first</w:t>
-            </w:r>
-            <w:proofErr w:type="spellEnd"/>
-            <w:r>
-              <w:rPr>
-                <w:color w:val="000000"/>
-                <w:sz w:val="16"/>
-                <w:szCs w:val="16"/>
-              </w:rPr>
-              <w:t xml:space="preserve"> (bodega + POS + comprobante) y diseñar hardware objetivo, esquema de datos, numeración correlativa, cola de emisión y flujo de venta.</w:t>
+              <w:t>Definir el alcance offline-first (bodega + POS + comprobante) y diseñar hardware objetivo, esquema de datos, numeración correlativa, cola de emisión y flujo de venta.</w:t>
             </w:r>
           </w:p>
         </w:tc>
@@ -8154,25 +6442,7 @@
                 <w:sz w:val="16"/>
                 <w:szCs w:val="16"/>
               </w:rPr>
-              <w:t>Documentación técnica, TV Box de prueba, Word/</w:t>
-            </w:r>
-            <w:proofErr w:type="spellStart"/>
-            <w:r>
-              <w:rPr>
-                <w:color w:val="000000"/>
-                <w:sz w:val="16"/>
-                <w:szCs w:val="16"/>
-              </w:rPr>
-              <w:t>Markdown</w:t>
-            </w:r>
-            <w:proofErr w:type="spellEnd"/>
-            <w:r>
-              <w:rPr>
-                <w:color w:val="000000"/>
-                <w:sz w:val="16"/>
-                <w:szCs w:val="16"/>
-              </w:rPr>
-              <w:t>.</w:t>
+              <w:t>Documentación técnica, TV Box de prueba, Word/Markdown.</w:t>
             </w:r>
           </w:p>
         </w:tc>
@@ -8248,25 +6518,7 @@
                 <w:sz w:val="16"/>
                 <w:szCs w:val="16"/>
               </w:rPr>
-              <w:t xml:space="preserve">Hecho. Facilitador: dominio del </w:t>
-            </w:r>
-            <w:proofErr w:type="spellStart"/>
-            <w:r>
-              <w:rPr>
-                <w:color w:val="000000"/>
-                <w:sz w:val="16"/>
-                <w:szCs w:val="16"/>
-              </w:rPr>
-              <w:t>stack</w:t>
-            </w:r>
-            <w:proofErr w:type="spellEnd"/>
-            <w:r>
-              <w:rPr>
-                <w:color w:val="000000"/>
-                <w:sz w:val="16"/>
-                <w:szCs w:val="16"/>
-              </w:rPr>
-              <w:t>. Dificultad: acotar el alcance; la integración con el SII se deja como trabajo futuro.</w:t>
+              <w:t>Hecho. Facilitador: dominio del stack. Dificultad: acotar el alcance; la integración con el SII se deja como trabajo futuro.</w:t>
             </w:r>
           </w:p>
         </w:tc>
@@ -8343,25 +6595,7 @@
                 <w:sz w:val="16"/>
                 <w:szCs w:val="16"/>
               </w:rPr>
-              <w:t xml:space="preserve">Implementar SQLite con WAL y </w:t>
-            </w:r>
-            <w:proofErr w:type="spellStart"/>
-            <w:r>
-              <w:rPr>
-                <w:color w:val="000000"/>
-                <w:sz w:val="16"/>
-                <w:szCs w:val="16"/>
-              </w:rPr>
-              <w:t>PRAGMAs</w:t>
-            </w:r>
-            <w:proofErr w:type="spellEnd"/>
-            <w:r>
-              <w:rPr>
-                <w:color w:val="000000"/>
-                <w:sz w:val="16"/>
-                <w:szCs w:val="16"/>
-              </w:rPr>
-              <w:t>, migrador idempotente y manejo de transacciones.</w:t>
+              <w:t>Implementar SQLite con WAL y PRAGMAs, migrador idempotente y manejo de transacciones.</w:t>
             </w:r>
           </w:p>
         </w:tc>
@@ -8539,43 +6773,7 @@
                 <w:sz w:val="16"/>
                 <w:szCs w:val="16"/>
               </w:rPr>
-              <w:t xml:space="preserve">Catálogo de productos, búsqueda acotada, </w:t>
-            </w:r>
-            <w:proofErr w:type="spellStart"/>
-            <w:r>
-              <w:rPr>
-                <w:color w:val="000000"/>
-                <w:sz w:val="16"/>
-                <w:szCs w:val="16"/>
-              </w:rPr>
-              <w:t>kardex</w:t>
-            </w:r>
-            <w:proofErr w:type="spellEnd"/>
-            <w:r>
-              <w:rPr>
-                <w:color w:val="000000"/>
-                <w:sz w:val="16"/>
-                <w:szCs w:val="16"/>
-              </w:rPr>
-              <w:t xml:space="preserve"> de movimientos de stock y </w:t>
-            </w:r>
-            <w:proofErr w:type="spellStart"/>
-            <w:r>
-              <w:rPr>
-                <w:color w:val="000000"/>
-                <w:sz w:val="16"/>
-                <w:szCs w:val="16"/>
-              </w:rPr>
-              <w:t>outbox</w:t>
-            </w:r>
-            <w:proofErr w:type="spellEnd"/>
-            <w:r>
-              <w:rPr>
-                <w:color w:val="000000"/>
-                <w:sz w:val="16"/>
-                <w:szCs w:val="16"/>
-              </w:rPr>
-              <w:t xml:space="preserve"> transaccional.</w:t>
+              <w:t>Catálogo de productos, búsqueda acotada, kardex de movimientos de stock y outbox transaccional.</w:t>
             </w:r>
           </w:p>
         </w:tc>
@@ -8592,41 +6790,13 @@
                 <w:szCs w:val="16"/>
               </w:rPr>
             </w:pPr>
-            <w:proofErr w:type="spellStart"/>
-            <w:r>
-              <w:rPr>
-                <w:color w:val="000000"/>
-                <w:sz w:val="16"/>
-                <w:szCs w:val="16"/>
-              </w:rPr>
-              <w:t>NestJS</w:t>
-            </w:r>
-            <w:proofErr w:type="spellEnd"/>
-            <w:r>
-              <w:rPr>
-                <w:color w:val="000000"/>
-                <w:sz w:val="16"/>
-                <w:szCs w:val="16"/>
-              </w:rPr>
-              <w:t xml:space="preserve">, </w:t>
-            </w:r>
-            <w:proofErr w:type="spellStart"/>
-            <w:r>
-              <w:rPr>
-                <w:color w:val="000000"/>
-                <w:sz w:val="16"/>
-                <w:szCs w:val="16"/>
-              </w:rPr>
-              <w:t>TypeScript</w:t>
-            </w:r>
-            <w:proofErr w:type="spellEnd"/>
-            <w:r>
-              <w:rPr>
-                <w:color w:val="000000"/>
-                <w:sz w:val="16"/>
-                <w:szCs w:val="16"/>
-              </w:rPr>
-              <w:t>, better-sqlite3.</w:t>
+            <w:r>
+              <w:rPr>
+                <w:color w:val="000000"/>
+                <w:sz w:val="16"/>
+                <w:szCs w:val="16"/>
+              </w:rPr>
+              <w:t>NestJS, TypeScript, better-sqlite3.</w:t>
             </w:r>
           </w:p>
         </w:tc>
@@ -8779,25 +6949,7 @@
                 <w:sz w:val="16"/>
                 <w:szCs w:val="16"/>
               </w:rPr>
-              <w:t xml:space="preserve">Login de cajero por PIN con </w:t>
-            </w:r>
-            <w:proofErr w:type="spellStart"/>
-            <w:r>
-              <w:rPr>
-                <w:color w:val="000000"/>
-                <w:sz w:val="16"/>
-                <w:szCs w:val="16"/>
-              </w:rPr>
-              <w:t>scrypt</w:t>
-            </w:r>
-            <w:proofErr w:type="spellEnd"/>
-            <w:r>
-              <w:rPr>
-                <w:color w:val="000000"/>
-                <w:sz w:val="16"/>
-                <w:szCs w:val="16"/>
-              </w:rPr>
-              <w:t>, apertura y cierre de caja e invariante de una sola caja abierta.</w:t>
+              <w:t>Login de cajero por PIN con scrypt, apertura y cierre de caja e invariante de una sola caja abierta.</w:t>
             </w:r>
           </w:p>
         </w:tc>
@@ -8814,41 +6966,13 @@
                 <w:szCs w:val="16"/>
               </w:rPr>
             </w:pPr>
-            <w:proofErr w:type="spellStart"/>
-            <w:r>
-              <w:rPr>
-                <w:color w:val="000000"/>
-                <w:sz w:val="16"/>
-                <w:szCs w:val="16"/>
-              </w:rPr>
-              <w:t>NestJS</w:t>
-            </w:r>
-            <w:proofErr w:type="spellEnd"/>
-            <w:r>
-              <w:rPr>
-                <w:color w:val="000000"/>
-                <w:sz w:val="16"/>
-                <w:szCs w:val="16"/>
-              </w:rPr>
-              <w:t xml:space="preserve">, </w:t>
-            </w:r>
-            <w:proofErr w:type="spellStart"/>
-            <w:r>
-              <w:rPr>
-                <w:color w:val="000000"/>
-                <w:sz w:val="16"/>
-                <w:szCs w:val="16"/>
-              </w:rPr>
-              <w:t>scrypt</w:t>
-            </w:r>
-            <w:proofErr w:type="spellEnd"/>
-            <w:r>
-              <w:rPr>
-                <w:color w:val="000000"/>
-                <w:sz w:val="16"/>
-                <w:szCs w:val="16"/>
-              </w:rPr>
-              <w:t xml:space="preserve"> nativo, SQLite.</w:t>
+            <w:r>
+              <w:rPr>
+                <w:color w:val="000000"/>
+                <w:sz w:val="16"/>
+                <w:szCs w:val="16"/>
+              </w:rPr>
+              <w:t>NestJS, scrypt nativo, SQLite.</w:t>
             </w:r>
           </w:p>
         </w:tc>
@@ -9019,7 +7143,6 @@
                 <w:lang w:val="pt-BR"/>
               </w:rPr>
             </w:pPr>
-            <w:proofErr w:type="spellStart"/>
             <w:r>
               <w:rPr>
                 <w:color w:val="000000"/>
@@ -9027,57 +7150,7 @@
                 <w:szCs w:val="16"/>
                 <w:lang w:val="pt-BR"/>
               </w:rPr>
-              <w:t>NestJS</w:t>
-            </w:r>
-            <w:proofErr w:type="spellEnd"/>
-            <w:r>
-              <w:rPr>
-                <w:color w:val="000000"/>
-                <w:sz w:val="16"/>
-                <w:szCs w:val="16"/>
-                <w:lang w:val="pt-BR"/>
-              </w:rPr>
-              <w:t xml:space="preserve">, </w:t>
-            </w:r>
-            <w:proofErr w:type="spellStart"/>
-            <w:r>
-              <w:rPr>
-                <w:color w:val="000000"/>
-                <w:sz w:val="16"/>
-                <w:szCs w:val="16"/>
-                <w:lang w:val="pt-BR"/>
-              </w:rPr>
-              <w:t>Fastify</w:t>
-            </w:r>
-            <w:proofErr w:type="spellEnd"/>
-            <w:r>
-              <w:rPr>
-                <w:color w:val="000000"/>
-                <w:sz w:val="16"/>
-                <w:szCs w:val="16"/>
-                <w:lang w:val="pt-BR"/>
-              </w:rPr>
-              <w:t xml:space="preserve">, HTML/JS plano, </w:t>
-            </w:r>
-            <w:proofErr w:type="spellStart"/>
-            <w:r>
-              <w:rPr>
-                <w:color w:val="000000"/>
-                <w:sz w:val="16"/>
-                <w:szCs w:val="16"/>
-                <w:lang w:val="pt-BR"/>
-              </w:rPr>
-              <w:t>lector</w:t>
-            </w:r>
-            <w:proofErr w:type="spellEnd"/>
-            <w:r>
-              <w:rPr>
-                <w:color w:val="000000"/>
-                <w:sz w:val="16"/>
-                <w:szCs w:val="16"/>
-                <w:lang w:val="pt-BR"/>
-              </w:rPr>
-              <w:t xml:space="preserve"> de códigos.</w:t>
+              <w:t>NestJS, Fastify, HTML/JS plano, lector de códigos.</w:t>
             </w:r>
           </w:p>
         </w:tc>
@@ -9230,43 +7303,7 @@
                 <w:sz w:val="16"/>
                 <w:szCs w:val="16"/>
               </w:rPr>
-              <w:t xml:space="preserve">Worker de </w:t>
-            </w:r>
-            <w:proofErr w:type="spellStart"/>
-            <w:r>
-              <w:rPr>
-                <w:color w:val="000000"/>
-                <w:sz w:val="16"/>
-                <w:szCs w:val="16"/>
-              </w:rPr>
-              <w:t>outbox</w:t>
-            </w:r>
-            <w:proofErr w:type="spellEnd"/>
-            <w:r>
-              <w:rPr>
-                <w:color w:val="000000"/>
-                <w:sz w:val="16"/>
-                <w:szCs w:val="16"/>
-              </w:rPr>
-              <w:t xml:space="preserve"> que envía los cambios a la nube en orden estricto (FIFO) y receptor /api/</w:t>
-            </w:r>
-            <w:proofErr w:type="spellStart"/>
-            <w:r>
-              <w:rPr>
-                <w:color w:val="000000"/>
-                <w:sz w:val="16"/>
-                <w:szCs w:val="16"/>
-              </w:rPr>
-              <w:t>sync</w:t>
-            </w:r>
-            <w:proofErr w:type="spellEnd"/>
-            <w:r>
-              <w:rPr>
-                <w:color w:val="000000"/>
-                <w:sz w:val="16"/>
-                <w:szCs w:val="16"/>
-              </w:rPr>
-              <w:t xml:space="preserve"> en la plataforma web.</w:t>
+              <w:t>Worker de outbox que envía los cambios a la nube en orden estricto (FIFO) y receptor /api/sync en la plataforma web.</w:t>
             </w:r>
           </w:p>
         </w:tc>
@@ -9283,23 +7320,13 @@
                 <w:szCs w:val="16"/>
               </w:rPr>
             </w:pPr>
-            <w:proofErr w:type="spellStart"/>
-            <w:r>
-              <w:rPr>
-                <w:color w:val="000000"/>
-                <w:sz w:val="16"/>
-                <w:szCs w:val="16"/>
-              </w:rPr>
-              <w:t>NestJS</w:t>
-            </w:r>
-            <w:proofErr w:type="spellEnd"/>
-            <w:r>
-              <w:rPr>
-                <w:color w:val="000000"/>
-                <w:sz w:val="16"/>
-                <w:szCs w:val="16"/>
-              </w:rPr>
-              <w:t>, HTTP, SQLite.</w:t>
+            <w:r>
+              <w:rPr>
+                <w:color w:val="000000"/>
+                <w:sz w:val="16"/>
+                <w:szCs w:val="16"/>
+              </w:rPr>
+              <w:t>NestJS, HTTP, SQLite.</w:t>
             </w:r>
           </w:p>
         </w:tc>
@@ -9430,29 +7457,7 @@
                 <w:sz w:val="16"/>
                 <w:szCs w:val="16"/>
               </w:rPr>
-              <w:t xml:space="preserve">Enrolamiento de cajas y </w:t>
-            </w:r>
-            <w:proofErr w:type="spellStart"/>
-            <w:r>
-              <w:rPr>
-                <w:b/>
-                <w:bCs/>
-                <w:color w:val="000000"/>
-                <w:sz w:val="16"/>
-                <w:szCs w:val="16"/>
-              </w:rPr>
-              <w:t>kill</w:t>
-            </w:r>
-            <w:proofErr w:type="spellEnd"/>
-            <w:r>
-              <w:rPr>
-                <w:b/>
-                <w:bCs/>
-                <w:color w:val="000000"/>
-                <w:sz w:val="16"/>
-                <w:szCs w:val="16"/>
-              </w:rPr>
-              <w:t>-switch</w:t>
+              <w:t>Enrolamiento de cajas y kill-switch</w:t>
             </w:r>
           </w:p>
         </w:tc>
@@ -9492,23 +7497,13 @@
                 <w:szCs w:val="16"/>
               </w:rPr>
             </w:pPr>
-            <w:proofErr w:type="spellStart"/>
-            <w:r>
-              <w:rPr>
-                <w:color w:val="000000"/>
-                <w:sz w:val="16"/>
-                <w:szCs w:val="16"/>
-              </w:rPr>
-              <w:t>NestJS</w:t>
-            </w:r>
-            <w:proofErr w:type="spellEnd"/>
-            <w:r>
-              <w:rPr>
-                <w:color w:val="000000"/>
-                <w:sz w:val="16"/>
-                <w:szCs w:val="16"/>
-              </w:rPr>
-              <w:t>, plataforma web.</w:t>
+            <w:r>
+              <w:rPr>
+                <w:color w:val="000000"/>
+                <w:sz w:val="16"/>
+                <w:szCs w:val="16"/>
+              </w:rPr>
+              <w:t>NestJS, plataforma web.</w:t>
             </w:r>
           </w:p>
         </w:tc>
@@ -9661,25 +7656,7 @@
                 <w:sz w:val="16"/>
                 <w:szCs w:val="16"/>
               </w:rPr>
-              <w:t xml:space="preserve">Instalador, servicio </w:t>
-            </w:r>
-            <w:proofErr w:type="spellStart"/>
-            <w:r>
-              <w:rPr>
-                <w:color w:val="000000"/>
-                <w:sz w:val="16"/>
-                <w:szCs w:val="16"/>
-              </w:rPr>
-              <w:t>systemd</w:t>
-            </w:r>
-            <w:proofErr w:type="spellEnd"/>
-            <w:r>
-              <w:rPr>
-                <w:color w:val="000000"/>
-                <w:sz w:val="16"/>
-                <w:szCs w:val="16"/>
-              </w:rPr>
-              <w:t xml:space="preserve"> con reinicio y navegador en modo kiosco en el equipo local.</w:t>
+              <w:t>Instalador, servicio systemd con reinicio y navegador en modo kiosco en el equipo local.</w:t>
             </w:r>
           </w:p>
         </w:tc>
@@ -9704,47 +7681,7 @@
                 <w:szCs w:val="16"/>
                 <w:lang w:val="en-US"/>
               </w:rPr>
-              <w:t xml:space="preserve">TV Box </w:t>
-            </w:r>
-            <w:proofErr w:type="spellStart"/>
-            <w:r>
-              <w:rPr>
-                <w:color w:val="000000"/>
-                <w:sz w:val="16"/>
-                <w:szCs w:val="16"/>
-                <w:lang w:val="en-US"/>
-              </w:rPr>
-              <w:t>Amlogic</w:t>
-            </w:r>
-            <w:proofErr w:type="spellEnd"/>
-            <w:r>
-              <w:rPr>
-                <w:color w:val="000000"/>
-                <w:sz w:val="16"/>
-                <w:szCs w:val="16"/>
-                <w:lang w:val="en-US"/>
-              </w:rPr>
-              <w:t xml:space="preserve"> S905W2, Debian 13, </w:t>
-            </w:r>
-            <w:proofErr w:type="spellStart"/>
-            <w:r>
-              <w:rPr>
-                <w:color w:val="000000"/>
-                <w:sz w:val="16"/>
-                <w:szCs w:val="16"/>
-                <w:lang w:val="en-US"/>
-              </w:rPr>
-              <w:t>systemd</w:t>
-            </w:r>
-            <w:proofErr w:type="spellEnd"/>
-            <w:r>
-              <w:rPr>
-                <w:color w:val="000000"/>
-                <w:sz w:val="16"/>
-                <w:szCs w:val="16"/>
-                <w:lang w:val="en-US"/>
-              </w:rPr>
-              <w:t>, Chromium.</w:t>
+              <w:t>TV Box Amlogic S905W2, Debian 13, systemd, Chromium.</w:t>
             </w:r>
           </w:p>
         </w:tc>
@@ -9874,29 +7811,7 @@
                 <w:sz w:val="16"/>
                 <w:szCs w:val="16"/>
               </w:rPr>
-              <w:t xml:space="preserve">Autenticación, roles y </w:t>
-            </w:r>
-            <w:proofErr w:type="spellStart"/>
-            <w:r>
-              <w:rPr>
-                <w:b/>
-                <w:bCs/>
-                <w:color w:val="000000"/>
-                <w:sz w:val="16"/>
-                <w:szCs w:val="16"/>
-              </w:rPr>
-              <w:t>multi-tenant</w:t>
-            </w:r>
-            <w:proofErr w:type="spellEnd"/>
-            <w:r>
-              <w:rPr>
-                <w:b/>
-                <w:bCs/>
-                <w:color w:val="000000"/>
-                <w:sz w:val="16"/>
-                <w:szCs w:val="16"/>
-              </w:rPr>
-              <w:t xml:space="preserve"> (web)</w:t>
+              <w:t>Autenticación, roles y multi-tenant (web)</w:t>
             </w:r>
           </w:p>
         </w:tc>
@@ -9919,43 +7834,7 @@
                 <w:sz w:val="16"/>
                 <w:szCs w:val="16"/>
               </w:rPr>
-              <w:t xml:space="preserve">Autenticación con </w:t>
-            </w:r>
-            <w:proofErr w:type="spellStart"/>
-            <w:r>
-              <w:rPr>
-                <w:color w:val="000000"/>
-                <w:sz w:val="16"/>
-                <w:szCs w:val="16"/>
-              </w:rPr>
-              <w:t>scrypt</w:t>
-            </w:r>
-            <w:proofErr w:type="spellEnd"/>
-            <w:r>
-              <w:rPr>
-                <w:color w:val="000000"/>
-                <w:sz w:val="16"/>
-                <w:szCs w:val="16"/>
-              </w:rPr>
-              <w:t xml:space="preserve"> y cookie firmada, roles staff/dueño/cajero y aislamiento real de datos por </w:t>
-            </w:r>
-            <w:proofErr w:type="spellStart"/>
-            <w:r>
-              <w:rPr>
-                <w:color w:val="000000"/>
-                <w:sz w:val="16"/>
-                <w:szCs w:val="16"/>
-              </w:rPr>
-              <w:t>cliente_id</w:t>
-            </w:r>
-            <w:proofErr w:type="spellEnd"/>
-            <w:r>
-              <w:rPr>
-                <w:color w:val="000000"/>
-                <w:sz w:val="16"/>
-                <w:szCs w:val="16"/>
-              </w:rPr>
-              <w:t>.</w:t>
+              <w:t>Autenticación con scrypt y cookie firmada, roles staff/dueño/cajero y aislamiento real de datos por cliente_id.</w:t>
             </w:r>
           </w:p>
         </w:tc>
@@ -9972,41 +7851,13 @@
                 <w:szCs w:val="16"/>
               </w:rPr>
             </w:pPr>
-            <w:proofErr w:type="spellStart"/>
-            <w:r>
-              <w:rPr>
-                <w:color w:val="000000"/>
-                <w:sz w:val="16"/>
-                <w:szCs w:val="16"/>
-              </w:rPr>
-              <w:t>NestJS</w:t>
-            </w:r>
-            <w:proofErr w:type="spellEnd"/>
-            <w:r>
-              <w:rPr>
-                <w:color w:val="000000"/>
-                <w:sz w:val="16"/>
-                <w:szCs w:val="16"/>
-              </w:rPr>
-              <w:t xml:space="preserve">, </w:t>
-            </w:r>
-            <w:proofErr w:type="spellStart"/>
-            <w:r>
-              <w:rPr>
-                <w:color w:val="000000"/>
-                <w:sz w:val="16"/>
-                <w:szCs w:val="16"/>
-              </w:rPr>
-              <w:t>Fastify</w:t>
-            </w:r>
-            <w:proofErr w:type="spellEnd"/>
-            <w:r>
-              <w:rPr>
-                <w:color w:val="000000"/>
-                <w:sz w:val="16"/>
-                <w:szCs w:val="16"/>
-              </w:rPr>
-              <w:t>, EJS, base de datos de la nube.</w:t>
+            <w:r>
+              <w:rPr>
+                <w:color w:val="000000"/>
+                <w:sz w:val="16"/>
+                <w:szCs w:val="16"/>
+              </w:rPr>
+              <w:t>NestJS, Fastify, EJS, base de datos de la nube.</w:t>
             </w:r>
           </w:p>
         </w:tc>
@@ -10176,23 +8027,13 @@
                 <w:szCs w:val="16"/>
               </w:rPr>
             </w:pPr>
-            <w:proofErr w:type="spellStart"/>
-            <w:r>
-              <w:rPr>
-                <w:color w:val="000000"/>
-                <w:sz w:val="16"/>
-                <w:szCs w:val="16"/>
-              </w:rPr>
-              <w:t>NestJS</w:t>
-            </w:r>
-            <w:proofErr w:type="spellEnd"/>
-            <w:r>
-              <w:rPr>
-                <w:color w:val="000000"/>
-                <w:sz w:val="16"/>
-                <w:szCs w:val="16"/>
-              </w:rPr>
-              <w:t>, EJS, HTML/CSS.</w:t>
+            <w:r>
+              <w:rPr>
+                <w:color w:val="000000"/>
+                <w:sz w:val="16"/>
+                <w:szCs w:val="16"/>
+              </w:rPr>
+              <w:t>NestJS, EJS, HTML/CSS.</w:t>
             </w:r>
           </w:p>
         </w:tc>
@@ -10322,20 +8163,8 @@
                 <w:sz w:val="16"/>
                 <w:szCs w:val="16"/>
               </w:rPr>
-              <w:t xml:space="preserve">Panel de administración y </w:t>
-            </w:r>
-            <w:proofErr w:type="spellStart"/>
-            <w:r>
-              <w:rPr>
-                <w:b/>
-                <w:bCs/>
-                <w:color w:val="000000"/>
-                <w:sz w:val="16"/>
-                <w:szCs w:val="16"/>
-              </w:rPr>
-              <w:t>onboarding</w:t>
-            </w:r>
-            <w:proofErr w:type="spellEnd"/>
+              <w:t>Panel de administración y onboarding</w:t>
+            </w:r>
           </w:p>
         </w:tc>
         <w:tc>
@@ -10357,61 +8186,7 @@
                 <w:sz w:val="16"/>
                 <w:szCs w:val="16"/>
               </w:rPr>
-              <w:t xml:space="preserve">Bandeja de solicitudes (leads), máquina de estados de </w:t>
-            </w:r>
-            <w:proofErr w:type="spellStart"/>
-            <w:r>
-              <w:rPr>
-                <w:color w:val="000000"/>
-                <w:sz w:val="16"/>
-                <w:szCs w:val="16"/>
-              </w:rPr>
-              <w:t>onboarding</w:t>
-            </w:r>
-            <w:proofErr w:type="spellEnd"/>
-            <w:r>
-              <w:rPr>
-                <w:color w:val="000000"/>
-                <w:sz w:val="16"/>
-                <w:szCs w:val="16"/>
-              </w:rPr>
-              <w:t xml:space="preserve">, provisión de </w:t>
-            </w:r>
-            <w:proofErr w:type="spellStart"/>
-            <w:r>
-              <w:rPr>
-                <w:color w:val="000000"/>
-                <w:sz w:val="16"/>
-                <w:szCs w:val="16"/>
-              </w:rPr>
-              <w:t>tenants</w:t>
-            </w:r>
-            <w:proofErr w:type="spellEnd"/>
-            <w:r>
-              <w:rPr>
-                <w:color w:val="000000"/>
-                <w:sz w:val="16"/>
-                <w:szCs w:val="16"/>
-              </w:rPr>
-              <w:t xml:space="preserve">, flota de cajas y </w:t>
-            </w:r>
-            <w:proofErr w:type="spellStart"/>
-            <w:r>
-              <w:rPr>
-                <w:color w:val="000000"/>
-                <w:sz w:val="16"/>
-                <w:szCs w:val="16"/>
-              </w:rPr>
-              <w:t>KPIs</w:t>
-            </w:r>
-            <w:proofErr w:type="spellEnd"/>
-            <w:r>
-              <w:rPr>
-                <w:color w:val="000000"/>
-                <w:sz w:val="16"/>
-                <w:szCs w:val="16"/>
-              </w:rPr>
-              <w:t>.</w:t>
+              <w:t>Bandeja de solicitudes (leads), máquina de estados de onboarding, provisión de tenants, flota de cajas y KPIs.</w:t>
             </w:r>
           </w:p>
         </w:tc>
@@ -10428,23 +8203,13 @@
                 <w:szCs w:val="16"/>
               </w:rPr>
             </w:pPr>
-            <w:proofErr w:type="spellStart"/>
-            <w:r>
-              <w:rPr>
-                <w:color w:val="000000"/>
-                <w:sz w:val="16"/>
-                <w:szCs w:val="16"/>
-              </w:rPr>
-              <w:t>NestJS</w:t>
-            </w:r>
-            <w:proofErr w:type="spellEnd"/>
-            <w:r>
-              <w:rPr>
-                <w:color w:val="000000"/>
-                <w:sz w:val="16"/>
-                <w:szCs w:val="16"/>
-              </w:rPr>
-              <w:t>, EJS, HTML/CSS.</w:t>
+            <w:r>
+              <w:rPr>
+                <w:color w:val="000000"/>
+                <w:sz w:val="16"/>
+                <w:szCs w:val="16"/>
+              </w:rPr>
+              <w:t>NestJS, EJS, HTML/CSS.</w:t>
             </w:r>
           </w:p>
         </w:tc>
@@ -10597,25 +8362,7 @@
                 <w:sz w:val="16"/>
                 <w:szCs w:val="16"/>
               </w:rPr>
-              <w:t>Modelo de recuperación de la inversión (</w:t>
-            </w:r>
-            <w:proofErr w:type="spellStart"/>
-            <w:r>
-              <w:rPr>
-                <w:color w:val="000000"/>
-                <w:sz w:val="16"/>
-                <w:szCs w:val="16"/>
-              </w:rPr>
-              <w:t>payback</w:t>
-            </w:r>
-            <w:proofErr w:type="spellEnd"/>
-            <w:r>
-              <w:rPr>
-                <w:color w:val="000000"/>
-                <w:sz w:val="16"/>
-                <w:szCs w:val="16"/>
-              </w:rPr>
-              <w:t>) e informe y planificación del proyecto alineados.</w:t>
+              <w:t>Modelo de recuperación de la inversión (payback) e informe y planificación del proyecto alineados.</w:t>
             </w:r>
           </w:p>
         </w:tc>
@@ -10768,20 +8515,8 @@
                 <w:sz w:val="16"/>
                 <w:szCs w:val="16"/>
               </w:rPr>
-              <w:t xml:space="preserve">Control de versiones en </w:t>
-            </w:r>
-            <w:proofErr w:type="spellStart"/>
-            <w:r>
-              <w:rPr>
-                <w:b/>
-                <w:bCs/>
-                <w:color w:val="000000"/>
-                <w:sz w:val="16"/>
-                <w:szCs w:val="16"/>
-              </w:rPr>
-              <w:t>GitLab</w:t>
-            </w:r>
-            <w:proofErr w:type="spellEnd"/>
+              <w:t>Control de versiones en GitLab</w:t>
+            </w:r>
           </w:p>
         </w:tc>
         <w:tc>
@@ -10797,41 +8532,13 @@
                 <w:szCs w:val="16"/>
               </w:rPr>
             </w:pPr>
-            <w:proofErr w:type="spellStart"/>
-            <w:r>
-              <w:rPr>
-                <w:color w:val="000000"/>
-                <w:sz w:val="16"/>
-                <w:szCs w:val="16"/>
-              </w:rPr>
-              <w:t>Commit</w:t>
-            </w:r>
-            <w:proofErr w:type="spellEnd"/>
-            <w:r>
-              <w:rPr>
-                <w:color w:val="000000"/>
-                <w:sz w:val="16"/>
-                <w:szCs w:val="16"/>
-              </w:rPr>
-              <w:t xml:space="preserve"> y </w:t>
-            </w:r>
-            <w:proofErr w:type="spellStart"/>
-            <w:r>
-              <w:rPr>
-                <w:color w:val="000000"/>
-                <w:sz w:val="16"/>
-                <w:szCs w:val="16"/>
-              </w:rPr>
-              <w:t>push</w:t>
-            </w:r>
-            <w:proofErr w:type="spellEnd"/>
-            <w:r>
-              <w:rPr>
-                <w:color w:val="000000"/>
-                <w:sz w:val="16"/>
-                <w:szCs w:val="16"/>
-              </w:rPr>
-              <w:t xml:space="preserve"> del código de la caja, la web y los documentos.</w:t>
+            <w:r>
+              <w:rPr>
+                <w:color w:val="000000"/>
+                <w:sz w:val="16"/>
+                <w:szCs w:val="16"/>
+              </w:rPr>
+              <w:t>Commit y push del código de la caja, la web y los documentos.</w:t>
             </w:r>
           </w:p>
         </w:tc>
@@ -10854,25 +8561,7 @@
                 <w:sz w:val="16"/>
                 <w:szCs w:val="16"/>
               </w:rPr>
-              <w:t xml:space="preserve">Git, </w:t>
-            </w:r>
-            <w:proofErr w:type="spellStart"/>
-            <w:r>
-              <w:rPr>
-                <w:color w:val="000000"/>
-                <w:sz w:val="16"/>
-                <w:szCs w:val="16"/>
-              </w:rPr>
-              <w:t>GitLab</w:t>
-            </w:r>
-            <w:proofErr w:type="spellEnd"/>
-            <w:r>
-              <w:rPr>
-                <w:color w:val="000000"/>
-                <w:sz w:val="16"/>
-                <w:szCs w:val="16"/>
-              </w:rPr>
-              <w:t>.</w:t>
+              <w:t>Git, GitLab.</w:t>
             </w:r>
           </w:p>
         </w:tc>
@@ -11025,79 +8714,7 @@
                 <w:sz w:val="16"/>
                 <w:szCs w:val="16"/>
               </w:rPr>
-              <w:t xml:space="preserve">Registro autoservicio (correo, contraseña y negocio), suscripción recurrente con Flow y </w:t>
-            </w:r>
-            <w:proofErr w:type="spellStart"/>
-            <w:r>
-              <w:rPr>
-                <w:color w:val="000000"/>
-                <w:sz w:val="16"/>
-                <w:szCs w:val="16"/>
-              </w:rPr>
-              <w:t>webhook</w:t>
-            </w:r>
-            <w:proofErr w:type="spellEnd"/>
-            <w:r>
-              <w:rPr>
-                <w:color w:val="000000"/>
-                <w:sz w:val="16"/>
-                <w:szCs w:val="16"/>
-              </w:rPr>
-              <w:t xml:space="preserve"> que activa la cuenta en su plan (</w:t>
-            </w:r>
-            <w:proofErr w:type="spellStart"/>
-            <w:r>
-              <w:rPr>
-                <w:color w:val="000000"/>
-                <w:sz w:val="16"/>
-                <w:szCs w:val="16"/>
-              </w:rPr>
-              <w:t>Kiosko</w:t>
-            </w:r>
-            <w:proofErr w:type="spellEnd"/>
-            <w:r>
-              <w:rPr>
-                <w:color w:val="000000"/>
-                <w:sz w:val="16"/>
-                <w:szCs w:val="16"/>
-              </w:rPr>
-              <w:t xml:space="preserve"> o </w:t>
-            </w:r>
-            <w:proofErr w:type="spellStart"/>
-            <w:r>
-              <w:rPr>
-                <w:color w:val="000000"/>
-                <w:sz w:val="16"/>
-                <w:szCs w:val="16"/>
-              </w:rPr>
-              <w:t>Minimarket</w:t>
-            </w:r>
-            <w:proofErr w:type="spellEnd"/>
-            <w:r>
-              <w:rPr>
-                <w:color w:val="000000"/>
-                <w:sz w:val="16"/>
-                <w:szCs w:val="16"/>
-              </w:rPr>
-              <w:t xml:space="preserve">); límites por plan. El pago puntual ya se verificó en </w:t>
-            </w:r>
-            <w:proofErr w:type="spellStart"/>
-            <w:r>
-              <w:rPr>
-                <w:color w:val="000000"/>
-                <w:sz w:val="16"/>
-                <w:szCs w:val="16"/>
-              </w:rPr>
-              <w:t>sandbox</w:t>
-            </w:r>
-            <w:proofErr w:type="spellEnd"/>
-            <w:r>
-              <w:rPr>
-                <w:color w:val="000000"/>
-                <w:sz w:val="16"/>
-                <w:szCs w:val="16"/>
-              </w:rPr>
-              <w:t>.</w:t>
+              <w:t>Registro autoservicio (correo, contraseña y negocio), suscripción recurrente con Flow y webhook que activa la cuenta en su plan (Kiosko o Minimarket); límites por plan. El pago puntual ya se verificó en sandbox.</w:t>
             </w:r>
           </w:p>
         </w:tc>
@@ -11120,25 +8737,7 @@
                 <w:sz w:val="16"/>
                 <w:szCs w:val="16"/>
               </w:rPr>
-              <w:t>Flow (</w:t>
-            </w:r>
-            <w:proofErr w:type="spellStart"/>
-            <w:r>
-              <w:rPr>
-                <w:color w:val="000000"/>
-                <w:sz w:val="16"/>
-                <w:szCs w:val="16"/>
-              </w:rPr>
-              <w:t>sandbox</w:t>
-            </w:r>
-            <w:proofErr w:type="spellEnd"/>
-            <w:r>
-              <w:rPr>
-                <w:color w:val="000000"/>
-                <w:sz w:val="16"/>
-                <w:szCs w:val="16"/>
-              </w:rPr>
-              <w:t>), VPS con URL pública.</w:t>
+              <w:t>Flow (sandbox), VPS con URL pública.</w:t>
             </w:r>
           </w:p>
         </w:tc>
@@ -11309,23 +8908,13 @@
                 <w:szCs w:val="16"/>
               </w:rPr>
             </w:pPr>
-            <w:proofErr w:type="spellStart"/>
-            <w:r>
-              <w:rPr>
-                <w:color w:val="000000"/>
-                <w:sz w:val="16"/>
-                <w:szCs w:val="16"/>
-              </w:rPr>
-              <w:t>NestJS</w:t>
-            </w:r>
-            <w:proofErr w:type="spellEnd"/>
-            <w:r>
-              <w:rPr>
-                <w:color w:val="000000"/>
-                <w:sz w:val="16"/>
-                <w:szCs w:val="16"/>
-              </w:rPr>
-              <w:t>, SQLite, base de datos de la nube.</w:t>
+            <w:r>
+              <w:rPr>
+                <w:color w:val="000000"/>
+                <w:sz w:val="16"/>
+                <w:szCs w:val="16"/>
+              </w:rPr>
+              <w:t>NestJS, SQLite, base de datos de la nube.</w:t>
             </w:r>
           </w:p>
         </w:tc>
@@ -11478,43 +9067,7 @@
                 <w:sz w:val="16"/>
                 <w:szCs w:val="16"/>
               </w:rPr>
-              <w:t xml:space="preserve">Corrección de los errores y problemas de seguridad de la auditoría del código: </w:t>
-            </w:r>
-            <w:proofErr w:type="spellStart"/>
-            <w:r>
-              <w:rPr>
-                <w:color w:val="000000"/>
-                <w:sz w:val="16"/>
-                <w:szCs w:val="16"/>
-              </w:rPr>
-              <w:t>endpoints</w:t>
-            </w:r>
-            <w:proofErr w:type="spellEnd"/>
-            <w:r>
-              <w:rPr>
-                <w:color w:val="000000"/>
-                <w:sz w:val="16"/>
-                <w:szCs w:val="16"/>
-              </w:rPr>
-              <w:t xml:space="preserve"> protegidos, estado del cliente, SESSION_SECRET, expiración de sesión, límite de intentos, claves </w:t>
-            </w:r>
-            <w:proofErr w:type="spellStart"/>
-            <w:r>
-              <w:rPr>
-                <w:color w:val="000000"/>
-                <w:sz w:val="16"/>
-                <w:szCs w:val="16"/>
-              </w:rPr>
-              <w:t>seed</w:t>
-            </w:r>
-            <w:proofErr w:type="spellEnd"/>
-            <w:r>
-              <w:rPr>
-                <w:color w:val="000000"/>
-                <w:sz w:val="16"/>
-                <w:szCs w:val="16"/>
-              </w:rPr>
-              <w:t>, HTTPS y clave del TV Box.</w:t>
+              <w:t>Corrección de los errores y problemas de seguridad de la auditoría del código: endpoints protegidos, estado del cliente, SESSION_SECRET, expiración de sesión, límite de intentos, claves seed, HTTPS y clave del TV Box.</w:t>
             </w:r>
           </w:p>
         </w:tc>
@@ -11667,20 +9220,8 @@
                 <w:sz w:val="16"/>
                 <w:szCs w:val="16"/>
               </w:rPr>
-              <w:t xml:space="preserve">Inventario en </w:t>
-            </w:r>
-            <w:proofErr w:type="spellStart"/>
-            <w:r>
-              <w:rPr>
-                <w:b/>
-                <w:bCs/>
-                <w:color w:val="000000"/>
-                <w:sz w:val="16"/>
-                <w:szCs w:val="16"/>
-              </w:rPr>
-              <w:t>React</w:t>
-            </w:r>
-            <w:proofErr w:type="spellEnd"/>
+              <w:t>Inventario en React</w:t>
+            </w:r>
           </w:p>
         </w:tc>
         <w:tc>
@@ -11702,25 +9243,7 @@
                 <w:sz w:val="16"/>
                 <w:szCs w:val="16"/>
               </w:rPr>
-              <w:t xml:space="preserve">Pantallas de gestión de productos (CRUD), ingreso de mercadería y alertas de stock y vencimiento en </w:t>
-            </w:r>
-            <w:proofErr w:type="spellStart"/>
-            <w:r>
-              <w:rPr>
-                <w:color w:val="000000"/>
-                <w:sz w:val="16"/>
-                <w:szCs w:val="16"/>
-              </w:rPr>
-              <w:t>React</w:t>
-            </w:r>
-            <w:proofErr w:type="spellEnd"/>
-            <w:r>
-              <w:rPr>
-                <w:color w:val="000000"/>
-                <w:sz w:val="16"/>
-                <w:szCs w:val="16"/>
-              </w:rPr>
-              <w:t>, reemplazando el panel antiguo.</w:t>
+              <w:t>Pantallas de gestión de productos (CRUD), ingreso de mercadería y alertas de stock y vencimiento en React, reemplazando el panel antiguo.</w:t>
             </w:r>
           </w:p>
         </w:tc>
@@ -11743,61 +9266,7 @@
                 <w:sz w:val="16"/>
                 <w:szCs w:val="16"/>
               </w:rPr>
-              <w:t xml:space="preserve">Vite, </w:t>
-            </w:r>
-            <w:proofErr w:type="spellStart"/>
-            <w:r>
-              <w:rPr>
-                <w:color w:val="000000"/>
-                <w:sz w:val="16"/>
-                <w:szCs w:val="16"/>
-              </w:rPr>
-              <w:t>React</w:t>
-            </w:r>
-            <w:proofErr w:type="spellEnd"/>
-            <w:r>
-              <w:rPr>
-                <w:color w:val="000000"/>
-                <w:sz w:val="16"/>
-                <w:szCs w:val="16"/>
-              </w:rPr>
-              <w:t xml:space="preserve">, </w:t>
-            </w:r>
-            <w:proofErr w:type="spellStart"/>
-            <w:r>
-              <w:rPr>
-                <w:color w:val="000000"/>
-                <w:sz w:val="16"/>
-                <w:szCs w:val="16"/>
-              </w:rPr>
-              <w:t>TypeScript</w:t>
-            </w:r>
-            <w:proofErr w:type="spellEnd"/>
-            <w:r>
-              <w:rPr>
-                <w:color w:val="000000"/>
-                <w:sz w:val="16"/>
-                <w:szCs w:val="16"/>
-              </w:rPr>
-              <w:t xml:space="preserve">, </w:t>
-            </w:r>
-            <w:proofErr w:type="spellStart"/>
-            <w:r>
-              <w:rPr>
-                <w:color w:val="000000"/>
-                <w:sz w:val="16"/>
-                <w:szCs w:val="16"/>
-              </w:rPr>
-              <w:t>Mantine</w:t>
-            </w:r>
-            <w:proofErr w:type="spellEnd"/>
-            <w:r>
-              <w:rPr>
-                <w:color w:val="000000"/>
-                <w:sz w:val="16"/>
-                <w:szCs w:val="16"/>
-              </w:rPr>
-              <w:t>.</w:t>
+              <w:t>Vite, React, TypeScript, Mantine.</w:t>
             </w:r>
           </w:p>
         </w:tc>
@@ -11873,25 +9342,7 @@
                 <w:sz w:val="16"/>
                 <w:szCs w:val="16"/>
               </w:rPr>
-              <w:t xml:space="preserve">Pendiente. Facilitador: la API del </w:t>
-            </w:r>
-            <w:proofErr w:type="spellStart"/>
-            <w:r>
-              <w:rPr>
-                <w:color w:val="000000"/>
-                <w:sz w:val="16"/>
-                <w:szCs w:val="16"/>
-              </w:rPr>
-              <w:t>backend</w:t>
-            </w:r>
-            <w:proofErr w:type="spellEnd"/>
-            <w:r>
-              <w:rPr>
-                <w:color w:val="000000"/>
-                <w:sz w:val="16"/>
-                <w:szCs w:val="16"/>
-              </w:rPr>
-              <w:t xml:space="preserve"> ya existe.</w:t>
+              <w:t>Pendiente. Facilitador: la API del backend ya existe.</w:t>
             </w:r>
           </w:p>
         </w:tc>
@@ -11985,23 +9436,13 @@
                 <w:szCs w:val="16"/>
               </w:rPr>
             </w:pPr>
-            <w:proofErr w:type="spellStart"/>
-            <w:r>
-              <w:rPr>
-                <w:color w:val="000000"/>
-                <w:sz w:val="16"/>
-                <w:szCs w:val="16"/>
-              </w:rPr>
-              <w:t>NestJS</w:t>
-            </w:r>
-            <w:proofErr w:type="spellEnd"/>
-            <w:r>
-              <w:rPr>
-                <w:color w:val="000000"/>
-                <w:sz w:val="16"/>
-                <w:szCs w:val="16"/>
-              </w:rPr>
-              <w:t>, SQLite, TV Box.</w:t>
+            <w:r>
+              <w:rPr>
+                <w:color w:val="000000"/>
+                <w:sz w:val="16"/>
+                <w:szCs w:val="16"/>
+              </w:rPr>
+              <w:t>NestJS, SQLite, TV Box.</w:t>
             </w:r>
           </w:p>
         </w:tc>
@@ -12154,25 +9595,7 @@
                 <w:sz w:val="16"/>
                 <w:szCs w:val="16"/>
               </w:rPr>
-              <w:t xml:space="preserve">Desplegar </w:t>
-            </w:r>
-            <w:proofErr w:type="spellStart"/>
-            <w:r>
-              <w:rPr>
-                <w:color w:val="000000"/>
-                <w:sz w:val="16"/>
-                <w:szCs w:val="16"/>
-              </w:rPr>
-              <w:t>walkan</w:t>
-            </w:r>
-            <w:proofErr w:type="spellEnd"/>
-            <w:r>
-              <w:rPr>
-                <w:color w:val="000000"/>
-                <w:sz w:val="16"/>
-                <w:szCs w:val="16"/>
-              </w:rPr>
-              <w:t>-web en un VPS y probar sincronización y enrolamiento reales entre local y nube.</w:t>
+              <w:t>Desplegar walkan-web en un VPS y probar sincronización y enrolamiento reales entre local y nube.</w:t>
             </w:r>
           </w:p>
         </w:tc>
@@ -12348,25 +9771,7 @@
                 <w:sz w:val="16"/>
                 <w:szCs w:val="16"/>
               </w:rPr>
-              <w:t>Cifrar la base de datos local (</w:t>
-            </w:r>
-            <w:proofErr w:type="spellStart"/>
-            <w:r>
-              <w:rPr>
-                <w:color w:val="000000"/>
-                <w:sz w:val="16"/>
-                <w:szCs w:val="16"/>
-              </w:rPr>
-              <w:t>SQLCipher</w:t>
-            </w:r>
-            <w:proofErr w:type="spellEnd"/>
-            <w:r>
-              <w:rPr>
-                <w:color w:val="000000"/>
-                <w:sz w:val="16"/>
-                <w:szCs w:val="16"/>
-              </w:rPr>
-              <w:t>) para proteger los datos si se extrae la microSD.</w:t>
+              <w:t>Cifrar la base de datos local (SQLCipher) para proteger los datos si se extrae la microSD.</w:t>
             </w:r>
           </w:p>
         </w:tc>
@@ -12383,23 +9788,13 @@
                 <w:szCs w:val="16"/>
               </w:rPr>
             </w:pPr>
-            <w:proofErr w:type="spellStart"/>
-            <w:r>
-              <w:rPr>
-                <w:color w:val="000000"/>
-                <w:sz w:val="16"/>
-                <w:szCs w:val="16"/>
-              </w:rPr>
-              <w:t>SQLCipher</w:t>
-            </w:r>
-            <w:proofErr w:type="spellEnd"/>
-            <w:r>
-              <w:rPr>
-                <w:color w:val="000000"/>
-                <w:sz w:val="16"/>
-                <w:szCs w:val="16"/>
-              </w:rPr>
-              <w:t>, TV Box.</w:t>
+            <w:r>
+              <w:rPr>
+                <w:color w:val="000000"/>
+                <w:sz w:val="16"/>
+                <w:szCs w:val="16"/>
+              </w:rPr>
+              <w:t>SQLCipher, TV Box.</w:t>
             </w:r>
           </w:p>
         </w:tc>
@@ -12567,33 +9962,17 @@
                 <w:color w:val="000000"/>
                 <w:sz w:val="16"/>
                 <w:szCs w:val="16"/>
-              </w:rPr>
-            </w:pPr>
-            <w:r>
-              <w:rPr>
-                <w:color w:val="000000"/>
-                <w:sz w:val="16"/>
-                <w:szCs w:val="16"/>
-              </w:rPr>
-              <w:t>Node.js, API /api/</w:t>
-            </w:r>
-            <w:proofErr w:type="spellStart"/>
-            <w:r>
-              <w:rPr>
-                <w:color w:val="000000"/>
-                <w:sz w:val="16"/>
-                <w:szCs w:val="16"/>
-              </w:rPr>
-              <w:t>sync</w:t>
-            </w:r>
-            <w:proofErr w:type="spellEnd"/>
-            <w:r>
-              <w:rPr>
-                <w:color w:val="000000"/>
-                <w:sz w:val="16"/>
-                <w:szCs w:val="16"/>
-              </w:rPr>
-              <w:t>.</w:t>
+                <w:lang w:val="en-US"/>
+              </w:rPr>
+            </w:pPr>
+            <w:r>
+              <w:rPr>
+                <w:color w:val="000000"/>
+                <w:sz w:val="16"/>
+                <w:szCs w:val="16"/>
+                <w:lang w:val="en-US"/>
+              </w:rPr>
+              <w:t>Node.js, API /api/sync.</w:t>
             </w:r>
           </w:p>
         </w:tc>
@@ -12770,25 +10149,7 @@
                 <w:sz w:val="16"/>
                 <w:szCs w:val="16"/>
               </w:rPr>
-              <w:t xml:space="preserve">SQLite, </w:t>
-            </w:r>
-            <w:proofErr w:type="spellStart"/>
-            <w:r>
-              <w:rPr>
-                <w:color w:val="000000"/>
-                <w:sz w:val="16"/>
-                <w:szCs w:val="16"/>
-              </w:rPr>
-              <w:t>React</w:t>
-            </w:r>
-            <w:proofErr w:type="spellEnd"/>
-            <w:r>
-              <w:rPr>
-                <w:color w:val="000000"/>
-                <w:sz w:val="16"/>
-                <w:szCs w:val="16"/>
-              </w:rPr>
-              <w:t>, datos simulados.</w:t>
+              <w:t>SQLite, React, datos simulados.</w:t>
             </w:r>
           </w:p>
         </w:tc>
@@ -12964,25 +10325,7 @@
                 <w:sz w:val="16"/>
                 <w:szCs w:val="16"/>
               </w:rPr>
-              <w:t xml:space="preserve">SQLite, </w:t>
-            </w:r>
-            <w:proofErr w:type="spellStart"/>
-            <w:r>
-              <w:rPr>
-                <w:color w:val="000000"/>
-                <w:sz w:val="16"/>
-                <w:szCs w:val="16"/>
-              </w:rPr>
-              <w:t>Recharts</w:t>
-            </w:r>
-            <w:proofErr w:type="spellEnd"/>
-            <w:r>
-              <w:rPr>
-                <w:color w:val="000000"/>
-                <w:sz w:val="16"/>
-                <w:szCs w:val="16"/>
-              </w:rPr>
-              <w:t>.</w:t>
+              <w:t>SQLite, Recharts.</w:t>
             </w:r>
           </w:p>
         </w:tc>
@@ -13112,20 +10455,8 @@
                 <w:sz w:val="16"/>
                 <w:szCs w:val="16"/>
               </w:rPr>
-              <w:t xml:space="preserve">Administración y «Mi plan» en </w:t>
-            </w:r>
-            <w:proofErr w:type="spellStart"/>
-            <w:r>
-              <w:rPr>
-                <w:b/>
-                <w:bCs/>
-                <w:color w:val="000000"/>
-                <w:sz w:val="16"/>
-                <w:szCs w:val="16"/>
-              </w:rPr>
-              <w:t>React</w:t>
-            </w:r>
-            <w:proofErr w:type="spellEnd"/>
+              <w:t>Administración y «Mi plan» en React</w:t>
+            </w:r>
           </w:p>
         </w:tc>
         <w:tc>
@@ -13164,23 +10495,13 @@
                 <w:szCs w:val="16"/>
               </w:rPr>
             </w:pPr>
-            <w:proofErr w:type="spellStart"/>
-            <w:r>
-              <w:rPr>
-                <w:color w:val="000000"/>
-                <w:sz w:val="16"/>
-                <w:szCs w:val="16"/>
-              </w:rPr>
-              <w:t>React</w:t>
-            </w:r>
-            <w:proofErr w:type="spellEnd"/>
-            <w:r>
-              <w:rPr>
-                <w:color w:val="000000"/>
-                <w:sz w:val="16"/>
-                <w:szCs w:val="16"/>
-              </w:rPr>
-              <w:t>, API de Flow.</w:t>
+            <w:r>
+              <w:rPr>
+                <w:color w:val="000000"/>
+                <w:sz w:val="16"/>
+                <w:szCs w:val="16"/>
+              </w:rPr>
+              <w:t>React, API de Flow.</w:t>
             </w:r>
           </w:p>
         </w:tc>
@@ -13310,20 +10631,8 @@
                 <w:sz w:val="16"/>
                 <w:szCs w:val="16"/>
               </w:rPr>
-              <w:t xml:space="preserve">Pruebas integrales / QA </w:t>
-            </w:r>
-            <w:proofErr w:type="spellStart"/>
-            <w:r>
-              <w:rPr>
-                <w:b/>
-                <w:bCs/>
-                <w:color w:val="000000"/>
-                <w:sz w:val="16"/>
-                <w:szCs w:val="16"/>
-              </w:rPr>
-              <w:t>end-to-end</w:t>
-            </w:r>
-            <w:proofErr w:type="spellEnd"/>
+              <w:t>Pruebas integrales / QA end-to-end</w:t>
+            </w:r>
           </w:p>
         </w:tc>
         <w:tc>
@@ -13345,79 +10654,7 @@
                 <w:sz w:val="16"/>
                 <w:szCs w:val="16"/>
               </w:rPr>
-              <w:t xml:space="preserve">Pruebas </w:t>
-            </w:r>
-            <w:proofErr w:type="spellStart"/>
-            <w:r>
-              <w:rPr>
-                <w:color w:val="000000"/>
-                <w:sz w:val="16"/>
-                <w:szCs w:val="16"/>
-              </w:rPr>
-              <w:t>end-to-end</w:t>
-            </w:r>
-            <w:proofErr w:type="spellEnd"/>
-            <w:r>
-              <w:rPr>
-                <w:color w:val="000000"/>
-                <w:sz w:val="16"/>
-                <w:szCs w:val="16"/>
-              </w:rPr>
-              <w:t xml:space="preserve"> con </w:t>
-            </w:r>
-            <w:proofErr w:type="spellStart"/>
-            <w:r>
-              <w:rPr>
-                <w:color w:val="000000"/>
-                <w:sz w:val="16"/>
-                <w:szCs w:val="16"/>
-              </w:rPr>
-              <w:t>Playwright</w:t>
-            </w:r>
-            <w:proofErr w:type="spellEnd"/>
-            <w:r>
-              <w:rPr>
-                <w:color w:val="000000"/>
-                <w:sz w:val="16"/>
-                <w:szCs w:val="16"/>
-              </w:rPr>
-              <w:t xml:space="preserve"> del recorrido de la demo (Álvaro) y pruebas unitarias de predicción y rotación (Franco); regla de oro, aislamiento </w:t>
-            </w:r>
-            <w:proofErr w:type="spellStart"/>
-            <w:r>
-              <w:rPr>
-                <w:color w:val="000000"/>
-                <w:sz w:val="16"/>
-                <w:szCs w:val="16"/>
-              </w:rPr>
-              <w:t>multi-tenant</w:t>
-            </w:r>
-            <w:proofErr w:type="spellEnd"/>
-            <w:r>
-              <w:rPr>
-                <w:color w:val="000000"/>
-                <w:sz w:val="16"/>
-                <w:szCs w:val="16"/>
-              </w:rPr>
-              <w:t xml:space="preserve"> y </w:t>
-            </w:r>
-            <w:proofErr w:type="gramStart"/>
-            <w:r>
-              <w:rPr>
-                <w:color w:val="000000"/>
-                <w:sz w:val="16"/>
-                <w:szCs w:val="16"/>
-              </w:rPr>
-              <w:t>casos borde</w:t>
-            </w:r>
-            <w:proofErr w:type="gramEnd"/>
-            <w:r>
-              <w:rPr>
-                <w:color w:val="000000"/>
-                <w:sz w:val="16"/>
-                <w:szCs w:val="16"/>
-              </w:rPr>
-              <w:t>.</w:t>
+              <w:t>Pruebas end-to-end con Playwright del recorrido de la demo (Álvaro) y pruebas unitarias de predicción y rotación (Franco); regla de oro, aislamiento multi-tenant y casos borde.</w:t>
             </w:r>
           </w:p>
         </w:tc>
@@ -13434,23 +10671,13 @@
                 <w:szCs w:val="16"/>
               </w:rPr>
             </w:pPr>
-            <w:proofErr w:type="spellStart"/>
-            <w:r>
-              <w:rPr>
-                <w:color w:val="000000"/>
-                <w:sz w:val="16"/>
-                <w:szCs w:val="16"/>
-              </w:rPr>
-              <w:t>Playwright</w:t>
-            </w:r>
-            <w:proofErr w:type="spellEnd"/>
-            <w:r>
-              <w:rPr>
-                <w:color w:val="000000"/>
-                <w:sz w:val="16"/>
-                <w:szCs w:val="16"/>
-              </w:rPr>
-              <w:t>, entorno de pruebas, TV Box, VPS.</w:t>
+            <w:r>
+              <w:rPr>
+                <w:color w:val="000000"/>
+                <w:sz w:val="16"/>
+                <w:szCs w:val="16"/>
+              </w:rPr>
+              <w:t>Playwright, entorno de pruebas, TV Box, VPS.</w:t>
             </w:r>
           </w:p>
         </w:tc>
@@ -17330,25 +14557,7 @@
                 <w:sz w:val="14"/>
                 <w:szCs w:val="14"/>
               </w:rPr>
-              <w:t xml:space="preserve">Enrolamiento y </w:t>
-            </w:r>
-            <w:proofErr w:type="spellStart"/>
-            <w:r>
-              <w:rPr>
-                <w:color w:val="000000"/>
-                <w:sz w:val="14"/>
-                <w:szCs w:val="14"/>
-              </w:rPr>
-              <w:t>kill</w:t>
-            </w:r>
-            <w:proofErr w:type="spellEnd"/>
-            <w:r>
-              <w:rPr>
-                <w:color w:val="000000"/>
-                <w:sz w:val="14"/>
-                <w:szCs w:val="14"/>
-              </w:rPr>
-              <w:t>-switch</w:t>
+              <w:t>Enrolamiento y kill-switch</w:t>
             </w:r>
           </w:p>
         </w:tc>
@@ -17990,18 +15199,8 @@
                 <w:sz w:val="14"/>
                 <w:szCs w:val="14"/>
               </w:rPr>
-              <w:t xml:space="preserve">Autenticación y </w:t>
-            </w:r>
-            <w:proofErr w:type="spellStart"/>
-            <w:r>
-              <w:rPr>
-                <w:color w:val="000000"/>
-                <w:sz w:val="14"/>
-                <w:szCs w:val="14"/>
-              </w:rPr>
-              <w:t>multi-tenant</w:t>
-            </w:r>
-            <w:proofErr w:type="spellEnd"/>
+              <w:t>Autenticación y multi-tenant</w:t>
+            </w:r>
           </w:p>
         </w:tc>
         <w:tc>
@@ -18644,18 +15843,8 @@
                 <w:sz w:val="14"/>
                 <w:szCs w:val="14"/>
               </w:rPr>
-              <w:t xml:space="preserve">Administración y </w:t>
-            </w:r>
-            <w:proofErr w:type="spellStart"/>
-            <w:r>
-              <w:rPr>
-                <w:color w:val="000000"/>
-                <w:sz w:val="14"/>
-                <w:szCs w:val="14"/>
-              </w:rPr>
-              <w:t>onboarding</w:t>
-            </w:r>
-            <w:proofErr w:type="spellEnd"/>
+              <w:t>Administración y onboarding</w:t>
+            </w:r>
           </w:p>
         </w:tc>
         <w:tc>
@@ -19297,25 +16486,7 @@
                 <w:sz w:val="14"/>
                 <w:szCs w:val="14"/>
               </w:rPr>
-              <w:t>Control de versiones (</w:t>
-            </w:r>
-            <w:proofErr w:type="spellStart"/>
-            <w:r>
-              <w:rPr>
-                <w:color w:val="000000"/>
-                <w:sz w:val="14"/>
-                <w:szCs w:val="14"/>
-              </w:rPr>
-              <w:t>GitLab</w:t>
-            </w:r>
-            <w:proofErr w:type="spellEnd"/>
-            <w:r>
-              <w:rPr>
-                <w:color w:val="000000"/>
-                <w:sz w:val="14"/>
-                <w:szCs w:val="14"/>
-              </w:rPr>
-              <w:t>)</w:t>
+              <w:t>Control de versiones (GitLab)</w:t>
             </w:r>
           </w:p>
         </w:tc>
@@ -20606,18 +17777,8 @@
                 <w:sz w:val="14"/>
                 <w:szCs w:val="14"/>
               </w:rPr>
-              <w:t xml:space="preserve">Inventario en </w:t>
-            </w:r>
-            <w:proofErr w:type="spellStart"/>
-            <w:r>
-              <w:rPr>
-                <w:color w:val="000000"/>
-                <w:sz w:val="14"/>
-                <w:szCs w:val="14"/>
-              </w:rPr>
-              <w:t>React</w:t>
-            </w:r>
-            <w:proofErr w:type="spellEnd"/>
+              <w:t>Inventario en React</w:t>
+            </w:r>
           </w:p>
         </w:tc>
         <w:tc>
@@ -21585,25 +18746,7 @@
                 <w:sz w:val="14"/>
                 <w:szCs w:val="14"/>
               </w:rPr>
-              <w:t>Cifrado en reposo (</w:t>
-            </w:r>
-            <w:proofErr w:type="spellStart"/>
-            <w:r>
-              <w:rPr>
-                <w:color w:val="000000"/>
-                <w:sz w:val="14"/>
-                <w:szCs w:val="14"/>
-              </w:rPr>
-              <w:t>SQLCipher</w:t>
-            </w:r>
-            <w:proofErr w:type="spellEnd"/>
-            <w:r>
-              <w:rPr>
-                <w:color w:val="000000"/>
-                <w:sz w:val="14"/>
-                <w:szCs w:val="14"/>
-              </w:rPr>
-              <w:t>)</w:t>
+              <w:t>Cifrado en reposo (SQLCipher)</w:t>
             </w:r>
           </w:p>
         </w:tc>
@@ -22896,25 +20039,7 @@
                 <w:sz w:val="14"/>
                 <w:szCs w:val="14"/>
               </w:rPr>
-              <w:t>Administración y «Mi plan» (</w:t>
-            </w:r>
-            <w:proofErr w:type="spellStart"/>
-            <w:r>
-              <w:rPr>
-                <w:color w:val="000000"/>
-                <w:sz w:val="14"/>
-                <w:szCs w:val="14"/>
-              </w:rPr>
-              <w:t>React</w:t>
-            </w:r>
-            <w:proofErr w:type="spellEnd"/>
-            <w:r>
-              <w:rPr>
-                <w:color w:val="000000"/>
-                <w:sz w:val="14"/>
-                <w:szCs w:val="14"/>
-              </w:rPr>
-              <w:t>)</w:t>
+              <w:t>Administración y «Mi plan» (React)</w:t>
             </w:r>
           </w:p>
         </w:tc>
@@ -25562,7 +22687,7 @@
     </w:p>
     <w:p/>
     <w:sectPr>
-      <w:headerReference w:type="default" r:id="rId10"/>
+      <w:headerReference w:type="default" r:id="rId8"/>
       <w:pgSz w:w="11906" w:h="16838"/>
       <w:pgMar w:top="1417" w:right="1701" w:bottom="1417" w:left="1701" w:header="708" w:footer="708" w:gutter="0"/>
       <w:pgNumType w:start="1"/>
@@ -26697,7 +23822,7 @@
     <w:name w:val="Normal"/>
     <w:qFormat/>
   </w:style>
-  <w:style w:type="paragraph" w:styleId="Ttulo1">
+  <w:style w:type="paragraph" w:styleId="Heading1">
     <w:name w:val="heading 1"/>
     <w:basedOn w:val="Normal"/>
     <w:next w:val="Normal"/>
@@ -26716,7 +23841,7 @@
       <w:szCs w:val="48"/>
     </w:rPr>
   </w:style>
-  <w:style w:type="paragraph" w:styleId="Ttulo2">
+  <w:style w:type="paragraph" w:styleId="Heading2">
     <w:name w:val="heading 2"/>
     <w:basedOn w:val="Normal"/>
     <w:next w:val="Normal"/>
@@ -26737,7 +23862,7 @@
       <w:szCs w:val="36"/>
     </w:rPr>
   </w:style>
-  <w:style w:type="paragraph" w:styleId="Ttulo3">
+  <w:style w:type="paragraph" w:styleId="Heading3">
     <w:name w:val="heading 3"/>
     <w:basedOn w:val="Normal"/>
     <w:next w:val="Normal"/>
@@ -26757,7 +23882,7 @@
       <w:szCs w:val="24"/>
     </w:rPr>
   </w:style>
-  <w:style w:type="paragraph" w:styleId="Ttulo4">
+  <w:style w:type="paragraph" w:styleId="Heading4">
     <w:name w:val="heading 4"/>
     <w:basedOn w:val="Normal"/>
     <w:next w:val="Normal"/>
@@ -26778,7 +23903,7 @@
       <w:szCs w:val="24"/>
     </w:rPr>
   </w:style>
-  <w:style w:type="paragraph" w:styleId="Ttulo5">
+  <w:style w:type="paragraph" w:styleId="Heading5">
     <w:name w:val="heading 5"/>
     <w:basedOn w:val="Normal"/>
     <w:next w:val="Normal"/>
@@ -26797,7 +23922,7 @@
       <w:bCs/>
     </w:rPr>
   </w:style>
-  <w:style w:type="paragraph" w:styleId="Ttulo6">
+  <w:style w:type="paragraph" w:styleId="Heading6">
     <w:name w:val="heading 6"/>
     <w:basedOn w:val="Normal"/>
     <w:next w:val="Normal"/>
@@ -26818,13 +23943,13 @@
       <w:szCs w:val="20"/>
     </w:rPr>
   </w:style>
-  <w:style w:type="character" w:default="1" w:styleId="Fuentedeprrafopredeter">
+  <w:style w:type="character" w:default="1" w:styleId="DefaultParagraphFont">
     <w:name w:val="Default Paragraph Font"/>
     <w:uiPriority w:val="1"/>
     <w:semiHidden/>
     <w:unhideWhenUsed/>
   </w:style>
-  <w:style w:type="table" w:default="1" w:styleId="Tablanormal">
+  <w:style w:type="table" w:default="1" w:styleId="TableNormal">
     <w:name w:val="Normal Table"/>
     <w:uiPriority w:val="99"/>
     <w:semiHidden/>
@@ -26839,13 +23964,13 @@
       </w:tblCellMar>
     </w:tblPr>
   </w:style>
-  <w:style w:type="numbering" w:default="1" w:styleId="Sinlista">
+  <w:style w:type="numbering" w:default="1" w:styleId="NoList">
     <w:name w:val="No List"/>
     <w:uiPriority w:val="99"/>
     <w:semiHidden/>
     <w:unhideWhenUsed/>
   </w:style>
-  <w:style w:type="table" w:customStyle="1" w:styleId="TableNormal">
+  <w:style w:type="table" w:customStyle="1" w:styleId="TableNormal0">
     <w:name w:val="TableNormal"/>
     <w:tblPr>
       <w:tblCellMar>
@@ -26856,7 +23981,7 @@
       </w:tblCellMar>
     </w:tblPr>
   </w:style>
-  <w:style w:type="paragraph" w:styleId="Ttulo">
+  <w:style w:type="paragraph" w:styleId="Title">
     <w:name w:val="Title"/>
     <w:basedOn w:val="Normal"/>
     <w:next w:val="Normal"/>
@@ -26876,7 +24001,7 @@
   </w:style>
   <w:style w:type="character" w:customStyle="1" w:styleId="Ttulo3Car">
     <w:name w:val="Título 3 Car"/>
-    <w:basedOn w:val="Fuentedeprrafopredeter"/>
+    <w:basedOn w:val="DefaultParagraphFont"/>
     <w:uiPriority w:val="9"/>
     <w:rsid w:val="00D110EC"/>
     <w:rPr>
@@ -26884,9 +24009,9 @@
       <w:color w:val="1F3763" w:themeColor="accent1" w:themeShade="7F"/>
     </w:rPr>
   </w:style>
-  <w:style w:type="table" w:styleId="Tablaconcuadrcula">
+  <w:style w:type="table" w:styleId="TableGrid">
     <w:name w:val="Table Grid"/>
-    <w:basedOn w:val="Tablanormal"/>
+    <w:basedOn w:val="TableNormal"/>
     <w:uiPriority w:val="39"/>
     <w:rsid w:val="00D110EC"/>
     <w:tblPr>
@@ -26900,10 +24025,10 @@
       </w:tblBorders>
     </w:tblPr>
   </w:style>
-  <w:style w:type="paragraph" w:styleId="Piedepgina">
+  <w:style w:type="paragraph" w:styleId="Footer">
     <w:name w:val="footer"/>
     <w:basedOn w:val="Normal"/>
-    <w:link w:val="PiedepginaCar"/>
+    <w:link w:val="FooterChar"/>
     <w:uiPriority w:val="99"/>
     <w:unhideWhenUsed/>
     <w:rsid w:val="00D110EC"/>
@@ -26915,10 +24040,10 @@
       <w:spacing w:after="0" w:line="240" w:lineRule="auto"/>
     </w:pPr>
   </w:style>
-  <w:style w:type="character" w:customStyle="1" w:styleId="PiedepginaCar">
-    <w:name w:val="Pie de página Car"/>
-    <w:basedOn w:val="Fuentedeprrafopredeter"/>
-    <w:link w:val="Piedepgina"/>
+  <w:style w:type="character" w:customStyle="1" w:styleId="FooterChar">
+    <w:name w:val="Footer Char"/>
+    <w:basedOn w:val="DefaultParagraphFont"/>
+    <w:link w:val="Footer"/>
     <w:uiPriority w:val="99"/>
     <w:rsid w:val="00D110EC"/>
     <w:rPr>
@@ -26926,10 +24051,10 @@
       <w:szCs w:val="22"/>
     </w:rPr>
   </w:style>
-  <w:style w:type="paragraph" w:styleId="Prrafodelista">
+  <w:style w:type="paragraph" w:styleId="ListParagraph">
     <w:name w:val="List Paragraph"/>
     <w:basedOn w:val="Normal"/>
-    <w:link w:val="PrrafodelistaCar"/>
+    <w:link w:val="ListParagraphChar"/>
     <w:uiPriority w:val="34"/>
     <w:qFormat/>
     <w:rsid w:val="00D110EC"/>
@@ -26938,9 +24063,9 @@
       <w:contextualSpacing/>
     </w:pPr>
   </w:style>
-  <w:style w:type="character" w:customStyle="1" w:styleId="PrrafodelistaCar">
-    <w:name w:val="Párrafo de lista Car"/>
-    <w:link w:val="Prrafodelista"/>
+  <w:style w:type="character" w:customStyle="1" w:styleId="ListParagraphChar">
+    <w:name w:val="List Paragraph Char"/>
+    <w:link w:val="ListParagraph"/>
     <w:uiPriority w:val="34"/>
     <w:rsid w:val="00D110EC"/>
     <w:rPr>
@@ -26948,10 +24073,10 @@
       <w:szCs w:val="22"/>
     </w:rPr>
   </w:style>
-  <w:style w:type="paragraph" w:styleId="Textonotapie">
+  <w:style w:type="paragraph" w:styleId="FootnoteText">
     <w:name w:val="footnote text"/>
     <w:basedOn w:val="Normal"/>
-    <w:link w:val="TextonotapieCar"/>
+    <w:link w:val="FootnoteTextChar"/>
     <w:uiPriority w:val="99"/>
     <w:semiHidden/>
     <w:unhideWhenUsed/>
@@ -26965,10 +24090,10 @@
       <w:lang w:val="es-ES"/>
     </w:rPr>
   </w:style>
-  <w:style w:type="character" w:customStyle="1" w:styleId="TextonotapieCar">
-    <w:name w:val="Texto nota pie Car"/>
-    <w:basedOn w:val="Fuentedeprrafopredeter"/>
-    <w:link w:val="Textonotapie"/>
+  <w:style w:type="character" w:customStyle="1" w:styleId="FootnoteTextChar">
+    <w:name w:val="Footnote Text Char"/>
+    <w:basedOn w:val="DefaultParagraphFont"/>
+    <w:link w:val="FootnoteText"/>
     <w:uiPriority w:val="99"/>
     <w:semiHidden/>
     <w:rsid w:val="00D110EC"/>
@@ -26978,19 +24103,19 @@
       <w:lang w:val="es-ES"/>
     </w:rPr>
   </w:style>
-  <w:style w:type="character" w:styleId="Refdenotaalpie">
+  <w:style w:type="character" w:styleId="FootnoteReference">
     <w:name w:val="footnote reference"/>
-    <w:basedOn w:val="Fuentedeprrafopredeter"/>
+    <w:basedOn w:val="DefaultParagraphFont"/>
     <w:unhideWhenUsed/>
     <w:rsid w:val="00D110EC"/>
     <w:rPr>
       <w:vertAlign w:val="superscript"/>
     </w:rPr>
   </w:style>
-  <w:style w:type="paragraph" w:styleId="Encabezado">
+  <w:style w:type="paragraph" w:styleId="Header">
     <w:name w:val="header"/>
     <w:basedOn w:val="Normal"/>
-    <w:link w:val="EncabezadoCar"/>
+    <w:link w:val="HeaderChar"/>
     <w:uiPriority w:val="99"/>
     <w:unhideWhenUsed/>
     <w:rsid w:val="00565AE6"/>
@@ -27002,10 +24127,10 @@
       <w:spacing w:after="0" w:line="240" w:lineRule="auto"/>
     </w:pPr>
   </w:style>
-  <w:style w:type="character" w:customStyle="1" w:styleId="EncabezadoCar">
-    <w:name w:val="Encabezado Car"/>
-    <w:basedOn w:val="Fuentedeprrafopredeter"/>
-    <w:link w:val="Encabezado"/>
+  <w:style w:type="character" w:customStyle="1" w:styleId="HeaderChar">
+    <w:name w:val="Header Char"/>
+    <w:basedOn w:val="DefaultParagraphFont"/>
+    <w:link w:val="Header"/>
     <w:uiPriority w:val="99"/>
     <w:rsid w:val="00565AE6"/>
     <w:rPr>
@@ -27015,8 +24140,8 @@
   </w:style>
   <w:style w:type="table" w:customStyle="1" w:styleId="Tablaconcuadrcula1">
     <w:name w:val="Tabla con cuadrícula1"/>
-    <w:basedOn w:val="Tablanormal"/>
-    <w:next w:val="Tablaconcuadrcula"/>
+    <w:basedOn w:val="TableNormal"/>
+    <w:next w:val="TableGrid"/>
     <w:uiPriority w:val="39"/>
     <w:rsid w:val="005673ED"/>
     <w:tblPr>
@@ -27030,10 +24155,10 @@
       </w:tblBorders>
     </w:tblPr>
   </w:style>
-  <w:style w:type="paragraph" w:styleId="Textodeglobo">
+  <w:style w:type="paragraph" w:styleId="BalloonText">
     <w:name w:val="Balloon Text"/>
     <w:basedOn w:val="Normal"/>
-    <w:link w:val="TextodegloboCar"/>
+    <w:link w:val="BalloonTextChar"/>
     <w:uiPriority w:val="99"/>
     <w:semiHidden/>
     <w:unhideWhenUsed/>
@@ -27047,10 +24172,10 @@
       <w:szCs w:val="18"/>
     </w:rPr>
   </w:style>
-  <w:style w:type="character" w:customStyle="1" w:styleId="TextodegloboCar">
-    <w:name w:val="Texto de globo Car"/>
-    <w:basedOn w:val="Fuentedeprrafopredeter"/>
-    <w:link w:val="Textodeglobo"/>
+  <w:style w:type="character" w:customStyle="1" w:styleId="BalloonTextChar">
+    <w:name w:val="Balloon Text Char"/>
+    <w:basedOn w:val="DefaultParagraphFont"/>
+    <w:link w:val="BalloonText"/>
     <w:uiPriority w:val="99"/>
     <w:semiHidden/>
     <w:rsid w:val="00E65208"/>
@@ -27060,9 +24185,9 @@
       <w:szCs w:val="18"/>
     </w:rPr>
   </w:style>
-  <w:style w:type="character" w:styleId="Refdecomentario">
+  <w:style w:type="character" w:styleId="CommentReference">
     <w:name w:val="annotation reference"/>
-    <w:basedOn w:val="Fuentedeprrafopredeter"/>
+    <w:basedOn w:val="DefaultParagraphFont"/>
     <w:uiPriority w:val="99"/>
     <w:semiHidden/>
     <w:unhideWhenUsed/>
@@ -27072,10 +24197,10 @@
       <w:szCs w:val="16"/>
     </w:rPr>
   </w:style>
-  <w:style w:type="paragraph" w:styleId="Textocomentario">
+  <w:style w:type="paragraph" w:styleId="CommentText">
     <w:name w:val="annotation text"/>
     <w:basedOn w:val="Normal"/>
-    <w:link w:val="TextocomentarioCar"/>
+    <w:link w:val="CommentTextChar"/>
     <w:uiPriority w:val="99"/>
     <w:unhideWhenUsed/>
     <w:rsid w:val="008018E6"/>
@@ -27087,10 +24212,10 @@
       <w:szCs w:val="20"/>
     </w:rPr>
   </w:style>
-  <w:style w:type="character" w:customStyle="1" w:styleId="TextocomentarioCar">
-    <w:name w:val="Texto comentario Car"/>
-    <w:basedOn w:val="Fuentedeprrafopredeter"/>
-    <w:link w:val="Textocomentario"/>
+  <w:style w:type="character" w:customStyle="1" w:styleId="CommentTextChar">
+    <w:name w:val="Comment Text Char"/>
+    <w:basedOn w:val="DefaultParagraphFont"/>
+    <w:link w:val="CommentText"/>
     <w:uiPriority w:val="99"/>
     <w:rsid w:val="008018E6"/>
     <w:rPr>
@@ -27098,11 +24223,11 @@
       <w:szCs w:val="20"/>
     </w:rPr>
   </w:style>
-  <w:style w:type="paragraph" w:styleId="Asuntodelcomentario">
+  <w:style w:type="paragraph" w:styleId="CommentSubject">
     <w:name w:val="annotation subject"/>
-    <w:basedOn w:val="Textocomentario"/>
-    <w:next w:val="Textocomentario"/>
-    <w:link w:val="AsuntodelcomentarioCar"/>
+    <w:basedOn w:val="CommentText"/>
+    <w:next w:val="CommentText"/>
+    <w:link w:val="CommentSubjectChar"/>
     <w:uiPriority w:val="99"/>
     <w:semiHidden/>
     <w:unhideWhenUsed/>
@@ -27112,10 +24237,10 @@
       <w:bCs/>
     </w:rPr>
   </w:style>
-  <w:style w:type="character" w:customStyle="1" w:styleId="AsuntodelcomentarioCar">
-    <w:name w:val="Asunto del comentario Car"/>
-    <w:basedOn w:val="TextocomentarioCar"/>
-    <w:link w:val="Asuntodelcomentario"/>
+  <w:style w:type="character" w:customStyle="1" w:styleId="CommentSubjectChar">
+    <w:name w:val="Comment Subject Char"/>
+    <w:basedOn w:val="CommentTextChar"/>
+    <w:link w:val="CommentSubject"/>
     <w:uiPriority w:val="99"/>
     <w:semiHidden/>
     <w:rsid w:val="008018E6"/>
@@ -27126,7 +24251,7 @@
       <w:szCs w:val="20"/>
     </w:rPr>
   </w:style>
-  <w:style w:type="paragraph" w:styleId="Subttulo">
+  <w:style w:type="paragraph" w:styleId="Subtitle">
     <w:name w:val="Subtitle"/>
     <w:basedOn w:val="Normal"/>
     <w:next w:val="Normal"/>
@@ -27147,7 +24272,7 @@
     </w:rPr>
   </w:style>
   <w:style w:type="table" w:customStyle="1" w:styleId="a">
-    <w:basedOn w:val="TableNormal"/>
+    <w:basedOn w:val="TableNormal0"/>
     <w:tblPr>
       <w:tblStyleRowBandSize w:val="1"/>
       <w:tblStyleColBandSize w:val="1"/>
@@ -27160,7 +24285,7 @@
     </w:tblPr>
   </w:style>
   <w:style w:type="table" w:customStyle="1" w:styleId="a0">
-    <w:basedOn w:val="TableNormal"/>
+    <w:basedOn w:val="TableNormal0"/>
     <w:tblPr>
       <w:tblStyleRowBandSize w:val="1"/>
       <w:tblStyleColBandSize w:val="1"/>
@@ -27173,7 +24298,7 @@
     </w:tblPr>
   </w:style>
   <w:style w:type="table" w:customStyle="1" w:styleId="a1">
-    <w:basedOn w:val="TableNormal"/>
+    <w:basedOn w:val="TableNormal0"/>
     <w:tblPr>
       <w:tblStyleRowBandSize w:val="1"/>
       <w:tblStyleColBandSize w:val="1"/>
@@ -27186,7 +24311,7 @@
     </w:tblPr>
   </w:style>
   <w:style w:type="table" w:customStyle="1" w:styleId="a2">
-    <w:basedOn w:val="TableNormal"/>
+    <w:basedOn w:val="TableNormal0"/>
     <w:tblPr>
       <w:tblStyleRowBandSize w:val="1"/>
       <w:tblStyleColBandSize w:val="1"/>
@@ -27199,7 +24324,7 @@
     </w:tblPr>
   </w:style>
   <w:style w:type="table" w:customStyle="1" w:styleId="a3">
-    <w:basedOn w:val="TableNormal"/>
+    <w:basedOn w:val="TableNormal0"/>
     <w:tblPr>
       <w:tblStyleRowBandSize w:val="1"/>
       <w:tblStyleColBandSize w:val="1"/>
@@ -27212,7 +24337,7 @@
     </w:tblPr>
   </w:style>
   <w:style w:type="table" w:customStyle="1" w:styleId="a4">
-    <w:basedOn w:val="TableNormal"/>
+    <w:basedOn w:val="TableNormal0"/>
     <w:tblPr>
       <w:tblStyleRowBandSize w:val="1"/>
       <w:tblStyleColBandSize w:val="1"/>
@@ -27225,7 +24350,7 @@
     </w:tblPr>
   </w:style>
   <w:style w:type="table" w:customStyle="1" w:styleId="a5">
-    <w:basedOn w:val="TableNormal"/>
+    <w:basedOn w:val="TableNormal0"/>
     <w:tblPr>
       <w:tblStyleRowBandSize w:val="1"/>
       <w:tblStyleColBandSize w:val="1"/>
@@ -27238,7 +24363,7 @@
     </w:tblPr>
   </w:style>
   <w:style w:type="table" w:customStyle="1" w:styleId="a6">
-    <w:basedOn w:val="TableNormal"/>
+    <w:basedOn w:val="TableNormal0"/>
     <w:tblPr>
       <w:tblStyleRowBandSize w:val="1"/>
       <w:tblStyleColBandSize w:val="1"/>
@@ -27251,7 +24376,7 @@
     </w:tblPr>
   </w:style>
   <w:style w:type="table" w:customStyle="1" w:styleId="a7">
-    <w:basedOn w:val="TableNormal"/>
+    <w:basedOn w:val="TableNormal0"/>
     <w:tblPr>
       <w:tblStyleRowBandSize w:val="1"/>
       <w:tblStyleColBandSize w:val="1"/>
@@ -27264,7 +24389,7 @@
     </w:tblPr>
   </w:style>
   <w:style w:type="table" w:customStyle="1" w:styleId="a8">
-    <w:basedOn w:val="TableNormal"/>
+    <w:basedOn w:val="TableNormal0"/>
     <w:tblPr>
       <w:tblStyleRowBandSize w:val="1"/>
       <w:tblStyleColBandSize w:val="1"/>
@@ -27277,7 +24402,7 @@
     </w:tblPr>
   </w:style>
   <w:style w:type="table" w:customStyle="1" w:styleId="a9">
-    <w:basedOn w:val="TableNormal"/>
+    <w:basedOn w:val="TableNormal0"/>
     <w:tblPr>
       <w:tblStyleRowBandSize w:val="1"/>
       <w:tblStyleColBandSize w:val="1"/>
@@ -27290,7 +24415,7 @@
     </w:tblPr>
   </w:style>
   <w:style w:type="table" w:customStyle="1" w:styleId="aa">
-    <w:basedOn w:val="TableNormal"/>
+    <w:basedOn w:val="TableNormal0"/>
     <w:tblPr>
       <w:tblStyleRowBandSize w:val="1"/>
       <w:tblStyleColBandSize w:val="1"/>
@@ -27303,7 +24428,7 @@
     </w:tblPr>
   </w:style>
   <w:style w:type="table" w:customStyle="1" w:styleId="ab">
-    <w:basedOn w:val="TableNormal"/>
+    <w:basedOn w:val="TableNormal0"/>
     <w:tblPr>
       <w:tblStyleRowBandSize w:val="1"/>
       <w:tblStyleColBandSize w:val="1"/>
@@ -27316,7 +24441,7 @@
     </w:tblPr>
   </w:style>
   <w:style w:type="table" w:customStyle="1" w:styleId="ac">
-    <w:basedOn w:val="TableNormal"/>
+    <w:basedOn w:val="TableNormal0"/>
     <w:tblPr>
       <w:tblStyleRowBandSize w:val="1"/>
       <w:tblStyleColBandSize w:val="1"/>
@@ -27329,7 +24454,7 @@
     </w:tblPr>
   </w:style>
   <w:style w:type="table" w:customStyle="1" w:styleId="ad">
-    <w:basedOn w:val="TableNormal"/>
+    <w:basedOn w:val="TableNormal0"/>
     <w:tblPr>
       <w:tblStyleRowBandSize w:val="1"/>
       <w:tblStyleColBandSize w:val="1"/>
@@ -27342,7 +24467,7 @@
     </w:tblPr>
   </w:style>
   <w:style w:type="table" w:customStyle="1" w:styleId="ae">
-    <w:basedOn w:val="TableNormal"/>
+    <w:basedOn w:val="TableNormal0"/>
     <w:tblPr>
       <w:tblStyleRowBandSize w:val="1"/>
       <w:tblStyleColBandSize w:val="1"/>
@@ -27355,7 +24480,7 @@
     </w:tblPr>
   </w:style>
   <w:style w:type="table" w:customStyle="1" w:styleId="af">
-    <w:basedOn w:val="TableNormal"/>
+    <w:basedOn w:val="TableNormal0"/>
     <w:tblPr>
       <w:tblStyleRowBandSize w:val="1"/>
       <w:tblStyleColBandSize w:val="1"/>
@@ -27368,7 +24493,7 @@
     </w:tblPr>
   </w:style>
   <w:style w:type="table" w:customStyle="1" w:styleId="af0">
-    <w:basedOn w:val="TableNormal"/>
+    <w:basedOn w:val="TableNormal0"/>
     <w:tblPr>
       <w:tblStyleRowBandSize w:val="1"/>
       <w:tblStyleColBandSize w:val="1"/>
